--- a/FD05-EPIS-Informe ProyectoFinal.docx
+++ b/FD05-EPIS-Informe ProyectoFinal.docx
@@ -7,9 +7,2500 @@
         <w:jc w:val="center"/>
       </w:pPr>
       <w:r>
+        <w:rPr>
+          <w:rFonts w:ascii="Arial" w:hAnsi="Arial"/>
+          <w:b/>
+          <w:sz w:val="28"/>
+        </w:rPr>
+        <w:t>UNIVERSIDAD PRIVADA DE TACNA</w:t>
+      </w:r>
+    </w:p>
+    <w:p>
+      <w:pPr>
+        <w:jc w:val="center"/>
+      </w:pPr>
+      <w:r>
+        <w:rPr>
+          <w:rFonts w:ascii="Arial" w:hAnsi="Arial"/>
+          <w:b/>
+          <w:sz w:val="28"/>
+        </w:rPr>
+        <w:t>FACULTAD DE INGENIERIA</w:t>
+      </w:r>
+    </w:p>
+    <w:p>
+      <w:pPr>
+        <w:jc w:val="center"/>
+      </w:pPr>
+      <w:r>
+        <w:rPr>
+          <w:rFonts w:ascii="Arial" w:hAnsi="Arial"/>
+          <w:b w:val="0"/>
+          <w:sz w:val="28"/>
+        </w:rPr>
+        <w:t>Escuela Profesional de Ingenieria de Sistemas</w:t>
+      </w:r>
+    </w:p>
+    <w:p>
+      <w:pPr>
+        <w:jc w:val="center"/>
+      </w:pPr>
+      <w:r>
+        <w:rPr>
+          <w:rFonts w:ascii="Arial" w:hAnsi="Arial"/>
+          <w:b/>
+          <w:sz w:val="28"/>
+        </w:rPr>
+        <w:t>Drop Nexus - Replicador de Datos entre Bases de Datos</w:t>
+      </w:r>
+    </w:p>
+    <w:p>
+      <w:pPr>
+        <w:jc w:val="center"/>
+      </w:pPr>
+      <w:r>
+        <w:rPr>
+          <w:rFonts w:ascii="Arial" w:hAnsi="Arial"/>
+          <w:b/>
+          <w:sz w:val="28"/>
+        </w:rPr>
+        <w:t>FD05 - Informe de Proyecto Final</w:t>
+      </w:r>
+    </w:p>
+    <w:p>
+      <w:pPr>
+        <w:jc w:val="center"/>
+      </w:pPr>
+      <w:r>
+        <w:rPr>
+          <w:rFonts w:ascii="Arial" w:hAnsi="Arial"/>
+          <w:b w:val="0"/>
+          <w:sz w:val="22"/>
+        </w:rPr>
+        <w:t>Curso: SI783 - Proyecto de Sistemas</w:t>
+      </w:r>
+    </w:p>
+    <w:p>
+      <w:pPr>
+        <w:jc w:val="center"/>
+      </w:pPr>
+      <w:r>
+        <w:rPr>
+          <w:rFonts w:ascii="Arial" w:hAnsi="Arial"/>
+          <w:b w:val="0"/>
+          <w:sz w:val="22"/>
+        </w:rPr>
+        <w:t>Docente: Docente del curso</w:t>
+      </w:r>
+    </w:p>
+    <w:p>
+      <w:pPr>
+        <w:jc w:val="center"/>
+      </w:pPr>
+      <w:r>
+        <w:rPr>
+          <w:rFonts w:ascii="Arial" w:hAnsi="Arial"/>
+          <w:b w:val="0"/>
+          <w:sz w:val="22"/>
+        </w:rPr>
+        <w:t>Integrantes: Equipo del proyecto</w:t>
+      </w:r>
+    </w:p>
+    <w:p>
+      <w:pPr>
+        <w:jc w:val="center"/>
+      </w:pPr>
+      <w:r>
+        <w:rPr>
+          <w:rFonts w:ascii="Arial" w:hAnsi="Arial"/>
+          <w:b w:val="0"/>
+          <w:sz w:val="22"/>
+        </w:rPr>
+        <w:t>Version: 2.0</w:t>
+      </w:r>
+    </w:p>
+    <w:p>
+      <w:pPr>
+        <w:jc w:val="center"/>
+      </w:pPr>
+      <w:r>
+        <w:rPr>
+          <w:rFonts w:ascii="Arial" w:hAnsi="Arial"/>
+          <w:b w:val="0"/>
+          <w:sz w:val="22"/>
+        </w:rPr>
+        <w:t>Fecha: 04/07/2026</w:t>
+      </w:r>
+    </w:p>
+    <w:p>
+      <w:pPr>
+        <w:jc w:val="center"/>
+      </w:pPr>
+      <w:r>
+        <w:rPr>
+          <w:rFonts w:ascii="Arial" w:hAnsi="Arial"/>
+          <w:b w:val="0"/>
+          <w:sz w:val="22"/>
+        </w:rPr>
+        <w:t>Ubicacion del aplicativo: web/ del repositorio local</w:t>
+      </w:r>
+    </w:p>
+    <w:p>
+      <w:pPr>
+        <w:jc w:val="center"/>
+      </w:pPr>
+      <w:r>
+        <w:rPr>
+          <w:rFonts w:ascii="Arial" w:hAnsi="Arial"/>
+          <w:b w:val="0"/>
+          <w:sz w:val="22"/>
+        </w:rPr>
+        <w:t>Tacna - Peru 2026</w:t>
+      </w:r>
+    </w:p>
+    <w:p>
+      <w:r>
+        <w:rPr>
+          <w:rFonts w:ascii="Arial" w:hAnsi="Arial"/>
+          <w:sz w:val="20"/>
+        </w:rPr>
+        <w:br w:type="page"/>
+      </w:r>
+    </w:p>
+    <w:p>
+      <w:pPr>
+        <w:pStyle w:val="Heading1"/>
+      </w:pPr>
+      <w:r>
+        <w:rPr>
+          <w:rFonts w:ascii="Arial" w:hAnsi="Arial"/>
+          <w:sz w:val="20"/>
+        </w:rPr>
+        <w:t>Control de versiones</w:t>
+      </w:r>
+    </w:p>
+    <w:tbl>
+      <w:tblPr>
+        <w:tblStyle w:val="TableGrid"/>
+        <w:tblW w:type="auto" w:w="0"/>
+        <w:jc w:val="center"/>
+        <w:tblLook w:firstColumn="1" w:firstRow="1" w:lastColumn="0" w:lastRow="0" w:noHBand="0" w:noVBand="1" w:val="04A0"/>
+      </w:tblPr>
+      <w:tblGrid>
+        <w:gridCol w:w="1680"/>
+        <w:gridCol w:w="1680"/>
+        <w:gridCol w:w="1680"/>
+        <w:gridCol w:w="1680"/>
+        <w:gridCol w:w="1680"/>
+        <w:gridCol w:w="1680"/>
+      </w:tblGrid>
+      <w:tr>
+        <w:tc>
+          <w:tcPr>
+            <w:tcW w:type="dxa" w:w="1680"/>
+            <w:vAlign w:val="center"/>
+            <w:shd w:fill="1F4E79"/>
+          </w:tcPr>
+          <w:p>
+            <w:r/>
+            <w:r>
+              <w:rPr>
+                <w:b/>
+                <w:color w:val="FFFFFF"/>
+                <w:sz w:val="17"/>
+              </w:rPr>
+              <w:t>Version</w:t>
+            </w:r>
+          </w:p>
+        </w:tc>
+        <w:tc>
+          <w:tcPr>
+            <w:tcW w:type="dxa" w:w="1680"/>
+            <w:vAlign w:val="center"/>
+            <w:shd w:fill="1F4E79"/>
+          </w:tcPr>
+          <w:p>
+            <w:r/>
+            <w:r>
+              <w:rPr>
+                <w:b/>
+                <w:color w:val="FFFFFF"/>
+                <w:sz w:val="17"/>
+              </w:rPr>
+              <w:t>Hecha por</w:t>
+            </w:r>
+          </w:p>
+        </w:tc>
+        <w:tc>
+          <w:tcPr>
+            <w:tcW w:type="dxa" w:w="1680"/>
+            <w:vAlign w:val="center"/>
+            <w:shd w:fill="1F4E79"/>
+          </w:tcPr>
+          <w:p>
+            <w:r/>
+            <w:r>
+              <w:rPr>
+                <w:b/>
+                <w:color w:val="FFFFFF"/>
+                <w:sz w:val="17"/>
+              </w:rPr>
+              <w:t>Revisada por</w:t>
+            </w:r>
+          </w:p>
+        </w:tc>
+        <w:tc>
+          <w:tcPr>
+            <w:tcW w:type="dxa" w:w="1680"/>
+            <w:vAlign w:val="center"/>
+            <w:shd w:fill="1F4E79"/>
+          </w:tcPr>
+          <w:p>
+            <w:r/>
+            <w:r>
+              <w:rPr>
+                <w:b/>
+                <w:color w:val="FFFFFF"/>
+                <w:sz w:val="17"/>
+              </w:rPr>
+              <w:t>Aprobada por</w:t>
+            </w:r>
+          </w:p>
+        </w:tc>
+        <w:tc>
+          <w:tcPr>
+            <w:tcW w:type="dxa" w:w="1680"/>
+            <w:vAlign w:val="center"/>
+            <w:shd w:fill="1F4E79"/>
+          </w:tcPr>
+          <w:p>
+            <w:r/>
+            <w:r>
+              <w:rPr>
+                <w:b/>
+                <w:color w:val="FFFFFF"/>
+                <w:sz w:val="17"/>
+              </w:rPr>
+              <w:t>Fecha</w:t>
+            </w:r>
+          </w:p>
+        </w:tc>
+        <w:tc>
+          <w:tcPr>
+            <w:tcW w:type="dxa" w:w="1680"/>
+            <w:vAlign w:val="center"/>
+            <w:shd w:fill="1F4E79"/>
+          </w:tcPr>
+          <w:p>
+            <w:r/>
+            <w:r>
+              <w:rPr>
+                <w:b/>
+                <w:color w:val="FFFFFF"/>
+                <w:sz w:val="17"/>
+              </w:rPr>
+              <w:t>Motivo</w:t>
+            </w:r>
+          </w:p>
+        </w:tc>
+      </w:tr>
+      <w:tr>
+        <w:tc>
+          <w:tcPr>
+            <w:tcW w:type="dxa" w:w="1680"/>
+            <w:vAlign w:val="center"/>
+          </w:tcPr>
+          <w:p>
+            <w:r/>
+            <w:r>
+              <w:rPr>
+                <w:b w:val="0"/>
+                <w:sz w:val="17"/>
+              </w:rPr>
+              <w:t>1.0</w:t>
+            </w:r>
+          </w:p>
+        </w:tc>
+        <w:tc>
+          <w:tcPr>
+            <w:tcW w:type="dxa" w:w="1680"/>
+            <w:vAlign w:val="center"/>
+          </w:tcPr>
+          <w:p>
+            <w:r/>
+            <w:r>
+              <w:rPr>
+                <w:b w:val="0"/>
+                <w:sz w:val="17"/>
+              </w:rPr>
+              <w:t>Equipo del proyecto</w:t>
+            </w:r>
+          </w:p>
+        </w:tc>
+        <w:tc>
+          <w:tcPr>
+            <w:tcW w:type="dxa" w:w="1680"/>
+            <w:vAlign w:val="center"/>
+          </w:tcPr>
+          <w:p>
+            <w:r/>
+            <w:r>
+              <w:rPr>
+                <w:b w:val="0"/>
+                <w:sz w:val="17"/>
+              </w:rPr>
+              <w:t>Pendiente</w:t>
+            </w:r>
+          </w:p>
+        </w:tc>
+        <w:tc>
+          <w:tcPr>
+            <w:tcW w:type="dxa" w:w="1680"/>
+            <w:vAlign w:val="center"/>
+          </w:tcPr>
+          <w:p>
+            <w:r/>
+            <w:r>
+              <w:rPr>
+                <w:b w:val="0"/>
+                <w:sz w:val="17"/>
+              </w:rPr>
+              <w:t>Pendiente</w:t>
+            </w:r>
+          </w:p>
+        </w:tc>
+        <w:tc>
+          <w:tcPr>
+            <w:tcW w:type="dxa" w:w="1680"/>
+            <w:vAlign w:val="center"/>
+          </w:tcPr>
+          <w:p>
+            <w:r/>
+            <w:r>
+              <w:rPr>
+                <w:b w:val="0"/>
+                <w:sz w:val="17"/>
+              </w:rPr>
+              <w:t>04/07/2026</w:t>
+            </w:r>
+          </w:p>
+        </w:tc>
+        <w:tc>
+          <w:tcPr>
+            <w:tcW w:type="dxa" w:w="1680"/>
+            <w:vAlign w:val="center"/>
+          </w:tcPr>
+          <w:p>
+            <w:r/>
+            <w:r>
+              <w:rPr>
+                <w:b w:val="0"/>
+                <w:sz w:val="17"/>
+              </w:rPr>
+              <w:t>Adaptacion inicial al sistema implementado</w:t>
+            </w:r>
+          </w:p>
+        </w:tc>
+      </w:tr>
+      <w:tr>
+        <w:tc>
+          <w:tcPr>
+            <w:tcW w:type="dxa" w:w="1680"/>
+            <w:vAlign w:val="center"/>
+          </w:tcPr>
+          <w:p>
+            <w:r/>
+            <w:r>
+              <w:rPr>
+                <w:b w:val="0"/>
+                <w:sz w:val="17"/>
+              </w:rPr>
+              <w:t>2.0</w:t>
+            </w:r>
+          </w:p>
+        </w:tc>
+        <w:tc>
+          <w:tcPr>
+            <w:tcW w:type="dxa" w:w="1680"/>
+            <w:vAlign w:val="center"/>
+          </w:tcPr>
+          <w:p>
+            <w:r/>
+            <w:r>
+              <w:rPr>
+                <w:b w:val="0"/>
+                <w:sz w:val="17"/>
+              </w:rPr>
+              <w:t>Equipo del proyecto</w:t>
+            </w:r>
+          </w:p>
+        </w:tc>
+        <w:tc>
+          <w:tcPr>
+            <w:tcW w:type="dxa" w:w="1680"/>
+            <w:vAlign w:val="center"/>
+          </w:tcPr>
+          <w:p>
+            <w:r/>
+            <w:r>
+              <w:rPr>
+                <w:b w:val="0"/>
+                <w:sz w:val="17"/>
+              </w:rPr>
+              <w:t>Pendiente</w:t>
+            </w:r>
+          </w:p>
+        </w:tc>
+        <w:tc>
+          <w:tcPr>
+            <w:tcW w:type="dxa" w:w="1680"/>
+            <w:vAlign w:val="center"/>
+          </w:tcPr>
+          <w:p>
+            <w:r/>
+            <w:r>
+              <w:rPr>
+                <w:b w:val="0"/>
+                <w:sz w:val="17"/>
+              </w:rPr>
+              <w:t>Pendiente</w:t>
+            </w:r>
+          </w:p>
+        </w:tc>
+        <w:tc>
+          <w:tcPr>
+            <w:tcW w:type="dxa" w:w="1680"/>
+            <w:vAlign w:val="center"/>
+          </w:tcPr>
+          <w:p>
+            <w:r/>
+            <w:r>
+              <w:rPr>
+                <w:b w:val="0"/>
+                <w:sz w:val="17"/>
+              </w:rPr>
+              <w:t>04/07/2026</w:t>
+            </w:r>
+          </w:p>
+        </w:tc>
+        <w:tc>
+          <w:tcPr>
+            <w:tcW w:type="dxa" w:w="1680"/>
+            <w:vAlign w:val="center"/>
+          </w:tcPr>
+          <w:p>
+            <w:r/>
+            <w:r>
+              <w:rPr>
+                <w:b w:val="0"/>
+                <w:sz w:val="17"/>
+              </w:rPr>
+              <w:t>Ampliacion con funcionalidades, tablas y diagramas de la carpeta web</w:t>
+            </w:r>
+          </w:p>
+        </w:tc>
+      </w:tr>
+    </w:tbl>
+    <w:p/>
+    <w:p>
+      <w:pPr>
+        <w:pStyle w:val="Heading1"/>
+      </w:pPr>
+      <w:r>
+        <w:rPr>
+          <w:rFonts w:ascii="Arial" w:hAnsi="Arial"/>
+          <w:sz w:val="20"/>
+        </w:rPr>
+        <w:t>1. Resumen ejecutivo</w:t>
+      </w:r>
+    </w:p>
+    <w:p>
+      <w:r>
+        <w:rPr>
+          <w:rFonts w:ascii="Arial" w:hAnsi="Arial"/>
+          <w:sz w:val="20"/>
+        </w:rPr>
+        <w:t>Se entrega una aplicacion web funcional para replicar datos entre bases de datos y archivos. El resultado integra frontend, backend, adaptadores, catalogos normalizados, historial de replicacion, exportacion de resultados, asistente integrado, extension VS Code y documentacion academica FD01 a FD06.</w:t>
+      </w:r>
+    </w:p>
+    <w:p>
+      <w:pPr>
+        <w:pStyle w:val="Heading1"/>
+      </w:pPr>
+      <w:r>
+        <w:rPr>
+          <w:rFonts w:ascii="Arial" w:hAnsi="Arial"/>
+          <w:sz w:val="20"/>
+        </w:rPr>
+        <w:t>2. Producto entregado</w:t>
+      </w:r>
+    </w:p>
+    <w:tbl>
+      <w:tblPr>
+        <w:tblStyle w:val="TableGrid"/>
+        <w:tblW w:type="auto" w:w="0"/>
+        <w:jc w:val="center"/>
+        <w:tblLook w:firstColumn="1" w:firstRow="1" w:lastColumn="0" w:lastRow="0" w:noHBand="0" w:noVBand="1" w:val="04A0"/>
+      </w:tblPr>
+      <w:tblGrid>
+        <w:gridCol w:w="2520"/>
+        <w:gridCol w:w="2520"/>
+        <w:gridCol w:w="2520"/>
+        <w:gridCol w:w="2520"/>
+      </w:tblGrid>
+      <w:tr>
+        <w:tc>
+          <w:tcPr>
+            <w:tcW w:type="dxa" w:w="2520"/>
+            <w:vAlign w:val="center"/>
+            <w:shd w:fill="1F4E79"/>
+          </w:tcPr>
+          <w:p>
+            <w:r/>
+            <w:r>
+              <w:rPr>
+                <w:b/>
+                <w:color w:val="FFFFFF"/>
+                <w:sz w:val="17"/>
+              </w:rPr>
+              <w:t>Entregable</w:t>
+            </w:r>
+          </w:p>
+        </w:tc>
+        <w:tc>
+          <w:tcPr>
+            <w:tcW w:type="dxa" w:w="2520"/>
+            <w:vAlign w:val="center"/>
+            <w:shd w:fill="1F4E79"/>
+          </w:tcPr>
+          <w:p>
+            <w:r/>
+            <w:r>
+              <w:rPr>
+                <w:b/>
+                <w:color w:val="FFFFFF"/>
+                <w:sz w:val="17"/>
+              </w:rPr>
+              <w:t>Estado</w:t>
+            </w:r>
+          </w:p>
+        </w:tc>
+        <w:tc>
+          <w:tcPr>
+            <w:tcW w:type="dxa" w:w="2520"/>
+            <w:vAlign w:val="center"/>
+            <w:shd w:fill="1F4E79"/>
+          </w:tcPr>
+          <w:p>
+            <w:r/>
+            <w:r>
+              <w:rPr>
+                <w:b/>
+                <w:color w:val="FFFFFF"/>
+                <w:sz w:val="17"/>
+              </w:rPr>
+              <w:t>Ubicacion</w:t>
+            </w:r>
+          </w:p>
+        </w:tc>
+        <w:tc>
+          <w:tcPr>
+            <w:tcW w:type="dxa" w:w="2520"/>
+            <w:vAlign w:val="center"/>
+            <w:shd w:fill="1F4E79"/>
+          </w:tcPr>
+          <w:p>
+            <w:r/>
+            <w:r>
+              <w:rPr>
+                <w:b/>
+                <w:color w:val="FFFFFF"/>
+                <w:sz w:val="17"/>
+              </w:rPr>
+              <w:t>Observacion</w:t>
+            </w:r>
+          </w:p>
+        </w:tc>
+      </w:tr>
+      <w:tr>
+        <w:tc>
+          <w:tcPr>
+            <w:tcW w:type="dxa" w:w="2520"/>
+            <w:vAlign w:val="center"/>
+          </w:tcPr>
+          <w:p>
+            <w:r/>
+            <w:r>
+              <w:rPr>
+                <w:b w:val="0"/>
+                <w:sz w:val="17"/>
+              </w:rPr>
+              <w:t>Aplicacion web</w:t>
+            </w:r>
+          </w:p>
+        </w:tc>
+        <w:tc>
+          <w:tcPr>
+            <w:tcW w:type="dxa" w:w="2520"/>
+            <w:vAlign w:val="center"/>
+          </w:tcPr>
+          <w:p>
+            <w:r/>
+            <w:r>
+              <w:rPr>
+                <w:b w:val="0"/>
+                <w:sz w:val="17"/>
+              </w:rPr>
+              <w:t>Incluida</w:t>
+            </w:r>
+          </w:p>
+        </w:tc>
+        <w:tc>
+          <w:tcPr>
+            <w:tcW w:type="dxa" w:w="2520"/>
+            <w:vAlign w:val="center"/>
+          </w:tcPr>
+          <w:p>
+            <w:r/>
+            <w:r>
+              <w:rPr>
+                <w:b w:val="0"/>
+                <w:sz w:val="17"/>
+              </w:rPr>
+              <w:t>web/</w:t>
+            </w:r>
+          </w:p>
+        </w:tc>
+        <w:tc>
+          <w:tcPr>
+            <w:tcW w:type="dxa" w:w="2520"/>
+            <w:vAlign w:val="center"/>
+          </w:tcPr>
+          <w:p>
+            <w:r/>
+            <w:r>
+              <w:rPr>
+                <w:b w:val="0"/>
+                <w:sz w:val="17"/>
+              </w:rPr>
+              <w:t>Monorepo frontend/backend.</w:t>
+            </w:r>
+          </w:p>
+        </w:tc>
+      </w:tr>
+      <w:tr>
+        <w:tc>
+          <w:tcPr>
+            <w:tcW w:type="dxa" w:w="2520"/>
+            <w:vAlign w:val="center"/>
+          </w:tcPr>
+          <w:p>
+            <w:r/>
+            <w:r>
+              <w:rPr>
+                <w:b w:val="0"/>
+                <w:sz w:val="17"/>
+              </w:rPr>
+              <w:t>Frontend</w:t>
+            </w:r>
+          </w:p>
+        </w:tc>
+        <w:tc>
+          <w:tcPr>
+            <w:tcW w:type="dxa" w:w="2520"/>
+            <w:vAlign w:val="center"/>
+          </w:tcPr>
+          <w:p>
+            <w:r/>
+            <w:r>
+              <w:rPr>
+                <w:b w:val="0"/>
+                <w:sz w:val="17"/>
+              </w:rPr>
+              <w:t>Incluido</w:t>
+            </w:r>
+          </w:p>
+        </w:tc>
+        <w:tc>
+          <w:tcPr>
+            <w:tcW w:type="dxa" w:w="2520"/>
+            <w:vAlign w:val="center"/>
+          </w:tcPr>
+          <w:p>
+            <w:r/>
+            <w:r>
+              <w:rPr>
+                <w:b w:val="0"/>
+                <w:sz w:val="17"/>
+              </w:rPr>
+              <w:t>web/frontend/</w:t>
+            </w:r>
+          </w:p>
+        </w:tc>
+        <w:tc>
+          <w:tcPr>
+            <w:tcW w:type="dxa" w:w="2520"/>
+            <w:vAlign w:val="center"/>
+          </w:tcPr>
+          <w:p>
+            <w:r/>
+            <w:r>
+              <w:rPr>
+                <w:b w:val="0"/>
+                <w:sz w:val="17"/>
+              </w:rPr>
+              <w:t>React, Vite, Tailwind.</w:t>
+            </w:r>
+          </w:p>
+        </w:tc>
+      </w:tr>
+      <w:tr>
+        <w:tc>
+          <w:tcPr>
+            <w:tcW w:type="dxa" w:w="2520"/>
+            <w:vAlign w:val="center"/>
+          </w:tcPr>
+          <w:p>
+            <w:r/>
+            <w:r>
+              <w:rPr>
+                <w:b w:val="0"/>
+                <w:sz w:val="17"/>
+              </w:rPr>
+              <w:t>Backend API</w:t>
+            </w:r>
+          </w:p>
+        </w:tc>
+        <w:tc>
+          <w:tcPr>
+            <w:tcW w:type="dxa" w:w="2520"/>
+            <w:vAlign w:val="center"/>
+          </w:tcPr>
+          <w:p>
+            <w:r/>
+            <w:r>
+              <w:rPr>
+                <w:b w:val="0"/>
+                <w:sz w:val="17"/>
+              </w:rPr>
+              <w:t>Incluido</w:t>
+            </w:r>
+          </w:p>
+        </w:tc>
+        <w:tc>
+          <w:tcPr>
+            <w:tcW w:type="dxa" w:w="2520"/>
+            <w:vAlign w:val="center"/>
+          </w:tcPr>
+          <w:p>
+            <w:r/>
+            <w:r>
+              <w:rPr>
+                <w:b w:val="0"/>
+                <w:sz w:val="17"/>
+              </w:rPr>
+              <w:t>web/backend/</w:t>
+            </w:r>
+          </w:p>
+        </w:tc>
+        <w:tc>
+          <w:tcPr>
+            <w:tcW w:type="dxa" w:w="2520"/>
+            <w:vAlign w:val="center"/>
+          </w:tcPr>
+          <w:p>
+            <w:r/>
+            <w:r>
+              <w:rPr>
+                <w:b w:val="0"/>
+                <w:sz w:val="17"/>
+              </w:rPr>
+              <w:t>Fastify, TypeScript, PostgreSQL.</w:t>
+            </w:r>
+          </w:p>
+        </w:tc>
+      </w:tr>
+      <w:tr>
+        <w:tc>
+          <w:tcPr>
+            <w:tcW w:type="dxa" w:w="2520"/>
+            <w:vAlign w:val="center"/>
+          </w:tcPr>
+          <w:p>
+            <w:r/>
+            <w:r>
+              <w:rPr>
+                <w:b w:val="0"/>
+                <w:sz w:val="17"/>
+              </w:rPr>
+              <w:t>Adaptadores</w:t>
+            </w:r>
+          </w:p>
+        </w:tc>
+        <w:tc>
+          <w:tcPr>
+            <w:tcW w:type="dxa" w:w="2520"/>
+            <w:vAlign w:val="center"/>
+          </w:tcPr>
+          <w:p>
+            <w:r/>
+            <w:r>
+              <w:rPr>
+                <w:b w:val="0"/>
+                <w:sz w:val="17"/>
+              </w:rPr>
+              <w:t>Incluidos</w:t>
+            </w:r>
+          </w:p>
+        </w:tc>
+        <w:tc>
+          <w:tcPr>
+            <w:tcW w:type="dxa" w:w="2520"/>
+            <w:vAlign w:val="center"/>
+          </w:tcPr>
+          <w:p>
+            <w:r/>
+            <w:r>
+              <w:rPr>
+                <w:b w:val="0"/>
+                <w:sz w:val="17"/>
+              </w:rPr>
+              <w:t>web/backend/src/adapters/</w:t>
+            </w:r>
+          </w:p>
+        </w:tc>
+        <w:tc>
+          <w:tcPr>
+            <w:tcW w:type="dxa" w:w="2520"/>
+            <w:vAlign w:val="center"/>
+          </w:tcPr>
+          <w:p>
+            <w:r/>
+            <w:r>
+              <w:rPr>
+                <w:b w:val="0"/>
+                <w:sz w:val="17"/>
+              </w:rPr>
+              <w:t>PostgreSQL, MySQL, SQL Server, SQLite, MongoDB y catalogos.</w:t>
+            </w:r>
+          </w:p>
+        </w:tc>
+      </w:tr>
+      <w:tr>
+        <w:tc>
+          <w:tcPr>
+            <w:tcW w:type="dxa" w:w="2520"/>
+            <w:vAlign w:val="center"/>
+          </w:tcPr>
+          <w:p>
+            <w:r/>
+            <w:r>
+              <w:rPr>
+                <w:b w:val="0"/>
+                <w:sz w:val="17"/>
+              </w:rPr>
+              <w:t>Skill y plugin</w:t>
+            </w:r>
+          </w:p>
+        </w:tc>
+        <w:tc>
+          <w:tcPr>
+            <w:tcW w:type="dxa" w:w="2520"/>
+            <w:vAlign w:val="center"/>
+          </w:tcPr>
+          <w:p>
+            <w:r/>
+            <w:r>
+              <w:rPr>
+                <w:b w:val="0"/>
+                <w:sz w:val="17"/>
+              </w:rPr>
+              <w:t>Incluidos</w:t>
+            </w:r>
+          </w:p>
+        </w:tc>
+        <w:tc>
+          <w:tcPr>
+            <w:tcW w:type="dxa" w:w="2520"/>
+            <w:vAlign w:val="center"/>
+          </w:tcPr>
+          <w:p>
+            <w:r/>
+            <w:r>
+              <w:rPr>
+                <w:b w:val="0"/>
+                <w:sz w:val="17"/>
+              </w:rPr>
+              <w:t>web/frontend/src/skills y plugins</w:t>
+            </w:r>
+          </w:p>
+        </w:tc>
+        <w:tc>
+          <w:tcPr>
+            <w:tcW w:type="dxa" w:w="2520"/>
+            <w:vAlign w:val="center"/>
+          </w:tcPr>
+          <w:p>
+            <w:r/>
+            <w:r>
+              <w:rPr>
+                <w:b w:val="0"/>
+                <w:sz w:val="17"/>
+              </w:rPr>
+              <w:t>Asistencia contextual.</w:t>
+            </w:r>
+          </w:p>
+        </w:tc>
+      </w:tr>
+      <w:tr>
+        <w:tc>
+          <w:tcPr>
+            <w:tcW w:type="dxa" w:w="2520"/>
+            <w:vAlign w:val="center"/>
+          </w:tcPr>
+          <w:p>
+            <w:r/>
+            <w:r>
+              <w:rPr>
+                <w:b w:val="0"/>
+                <w:sz w:val="17"/>
+              </w:rPr>
+              <w:t>Extension VS Code</w:t>
+            </w:r>
+          </w:p>
+        </w:tc>
+        <w:tc>
+          <w:tcPr>
+            <w:tcW w:type="dxa" w:w="2520"/>
+            <w:vAlign w:val="center"/>
+          </w:tcPr>
+          <w:p>
+            <w:r/>
+            <w:r>
+              <w:rPr>
+                <w:b w:val="0"/>
+                <w:sz w:val="17"/>
+              </w:rPr>
+              <w:t>Incluida</w:t>
+            </w:r>
+          </w:p>
+        </w:tc>
+        <w:tc>
+          <w:tcPr>
+            <w:tcW w:type="dxa" w:w="2520"/>
+            <w:vAlign w:val="center"/>
+          </w:tcPr>
+          <w:p>
+            <w:r/>
+            <w:r>
+              <w:rPr>
+                <w:b w:val="0"/>
+                <w:sz w:val="17"/>
+              </w:rPr>
+              <w:t>web/vscode-extension/</w:t>
+            </w:r>
+          </w:p>
+        </w:tc>
+        <w:tc>
+          <w:tcPr>
+            <w:tcW w:type="dxa" w:w="2520"/>
+            <w:vAlign w:val="center"/>
+          </w:tcPr>
+          <w:p>
+            <w:r/>
+            <w:r>
+              <w:rPr>
+                <w:b w:val="0"/>
+                <w:sz w:val="17"/>
+              </w:rPr>
+              <w:t>Comandos locales del proyecto.</w:t>
+            </w:r>
+          </w:p>
+        </w:tc>
+      </w:tr>
+      <w:tr>
+        <w:tc>
+          <w:tcPr>
+            <w:tcW w:type="dxa" w:w="2520"/>
+            <w:vAlign w:val="center"/>
+          </w:tcPr>
+          <w:p>
+            <w:r/>
+            <w:r>
+              <w:rPr>
+                <w:b w:val="0"/>
+                <w:sz w:val="17"/>
+              </w:rPr>
+              <w:t>Documentacion</w:t>
+            </w:r>
+          </w:p>
+        </w:tc>
+        <w:tc>
+          <w:tcPr>
+            <w:tcW w:type="dxa" w:w="2520"/>
+            <w:vAlign w:val="center"/>
+          </w:tcPr>
+          <w:p>
+            <w:r/>
+            <w:r>
+              <w:rPr>
+                <w:b w:val="0"/>
+                <w:sz w:val="17"/>
+              </w:rPr>
+              <w:t>Actualizada</w:t>
+            </w:r>
+          </w:p>
+        </w:tc>
+        <w:tc>
+          <w:tcPr>
+            <w:tcW w:type="dxa" w:w="2520"/>
+            <w:vAlign w:val="center"/>
+          </w:tcPr>
+          <w:p>
+            <w:r/>
+            <w:r>
+              <w:rPr>
+                <w:b w:val="0"/>
+                <w:sz w:val="17"/>
+              </w:rPr>
+              <w:t>FD01 a FD06</w:t>
+            </w:r>
+          </w:p>
+        </w:tc>
+        <w:tc>
+          <w:tcPr>
+            <w:tcW w:type="dxa" w:w="2520"/>
+            <w:vAlign w:val="center"/>
+          </w:tcPr>
+          <w:p>
+            <w:r/>
+            <w:r>
+              <w:rPr>
+                <w:b w:val="0"/>
+                <w:sz w:val="17"/>
+              </w:rPr>
+              <w:t>Con tablas y diagramas.</w:t>
+            </w:r>
+          </w:p>
+        </w:tc>
+      </w:tr>
+    </w:tbl>
+    <w:p/>
+    <w:p>
+      <w:pPr>
+        <w:pStyle w:val="Heading1"/>
+      </w:pPr>
+      <w:r>
+        <w:rPr>
+          <w:rFonts w:ascii="Arial" w:hAnsi="Arial"/>
+          <w:sz w:val="20"/>
+        </w:rPr>
+        <w:t>3. Funcionalidades implementadas</w:t>
+      </w:r>
+    </w:p>
+    <w:tbl>
+      <w:tblPr>
+        <w:tblStyle w:val="TableGrid"/>
+        <w:tblW w:type="auto" w:w="0"/>
+        <w:jc w:val="center"/>
+        <w:tblLook w:firstColumn="1" w:firstRow="1" w:lastColumn="0" w:lastRow="0" w:noHBand="0" w:noVBand="1" w:val="04A0"/>
+      </w:tblPr>
+      <w:tblGrid>
+        <w:gridCol w:w="5040"/>
+        <w:gridCol w:w="5040"/>
+      </w:tblGrid>
+      <w:tr>
+        <w:tc>
+          <w:tcPr>
+            <w:tcW w:type="dxa" w:w="5040"/>
+            <w:vAlign w:val="center"/>
+            <w:shd w:fill="1F4E79"/>
+          </w:tcPr>
+          <w:p>
+            <w:r/>
+            <w:r>
+              <w:rPr>
+                <w:b/>
+                <w:color w:val="FFFFFF"/>
+                <w:sz w:val="17"/>
+              </w:rPr>
+              <w:t>Modulo</w:t>
+            </w:r>
+          </w:p>
+        </w:tc>
+        <w:tc>
+          <w:tcPr>
+            <w:tcW w:type="dxa" w:w="5040"/>
+            <w:vAlign w:val="center"/>
+            <w:shd w:fill="1F4E79"/>
+          </w:tcPr>
+          <w:p>
+            <w:r/>
+            <w:r>
+              <w:rPr>
+                <w:b/>
+                <w:color w:val="FFFFFF"/>
+                <w:sz w:val="17"/>
+              </w:rPr>
+              <w:t>Funcionalidades</w:t>
+            </w:r>
+          </w:p>
+        </w:tc>
+      </w:tr>
+      <w:tr>
+        <w:tc>
+          <w:tcPr>
+            <w:tcW w:type="dxa" w:w="5040"/>
+            <w:vAlign w:val="center"/>
+          </w:tcPr>
+          <w:p>
+            <w:r/>
+            <w:r>
+              <w:rPr>
+                <w:b w:val="0"/>
+                <w:sz w:val="17"/>
+              </w:rPr>
+              <w:t>Autenticacion</w:t>
+            </w:r>
+          </w:p>
+        </w:tc>
+        <w:tc>
+          <w:tcPr>
+            <w:tcW w:type="dxa" w:w="5040"/>
+            <w:vAlign w:val="center"/>
+          </w:tcPr>
+          <w:p>
+            <w:r/>
+            <w:r>
+              <w:rPr>
+                <w:b w:val="0"/>
+                <w:sz w:val="17"/>
+              </w:rPr>
+              <w:t>Registro, login, JWT, rutas privadas y roles.</w:t>
+            </w:r>
+          </w:p>
+        </w:tc>
+      </w:tr>
+      <w:tr>
+        <w:tc>
+          <w:tcPr>
+            <w:tcW w:type="dxa" w:w="5040"/>
+            <w:vAlign w:val="center"/>
+          </w:tcPr>
+          <w:p>
+            <w:r/>
+            <w:r>
+              <w:rPr>
+                <w:b w:val="0"/>
+                <w:sz w:val="17"/>
+              </w:rPr>
+              <w:t>Configuraciones</w:t>
+            </w:r>
+          </w:p>
+        </w:tc>
+        <w:tc>
+          <w:tcPr>
+            <w:tcW w:type="dxa" w:w="5040"/>
+            <w:vAlign w:val="center"/>
+          </w:tcPr>
+          <w:p>
+            <w:r/>
+            <w:r>
+              <w:rPr>
+                <w:b w:val="0"/>
+                <w:sz w:val="17"/>
+              </w:rPr>
+              <w:t>Importar, listar, editar, probar, exportar y eliminar bases.</w:t>
+            </w:r>
+          </w:p>
+        </w:tc>
+      </w:tr>
+      <w:tr>
+        <w:tc>
+          <w:tcPr>
+            <w:tcW w:type="dxa" w:w="5040"/>
+            <w:vAlign w:val="center"/>
+          </w:tcPr>
+          <w:p>
+            <w:r/>
+            <w:r>
+              <w:rPr>
+                <w:b w:val="0"/>
+                <w:sz w:val="17"/>
+              </w:rPr>
+              <w:t>Importacion</w:t>
+            </w:r>
+          </w:p>
+        </w:tc>
+        <w:tc>
+          <w:tcPr>
+            <w:tcW w:type="dxa" w:w="5040"/>
+            <w:vAlign w:val="center"/>
+          </w:tcPr>
+          <w:p>
+            <w:r/>
+            <w:r>
+              <w:rPr>
+                <w:b w:val="0"/>
+                <w:sz w:val="17"/>
+              </w:rPr>
+              <w:t>SQL, SQLite, MongoDB JSON/NDJSON, Excel/CSV y SQL Server .bak con restauracion.</w:t>
+            </w:r>
+          </w:p>
+        </w:tc>
+      </w:tr>
+      <w:tr>
+        <w:tc>
+          <w:tcPr>
+            <w:tcW w:type="dxa" w:w="5040"/>
+            <w:vAlign w:val="center"/>
+          </w:tcPr>
+          <w:p>
+            <w:r/>
+            <w:r>
+              <w:rPr>
+                <w:b w:val="0"/>
+                <w:sz w:val="17"/>
+              </w:rPr>
+              <w:t>Replicacion</w:t>
+            </w:r>
+          </w:p>
+        </w:tc>
+        <w:tc>
+          <w:tcPr>
+            <w:tcW w:type="dxa" w:w="5040"/>
+            <w:vAlign w:val="center"/>
+          </w:tcPr>
+          <w:p>
+            <w:r/>
+            <w:r>
+              <w:rPr>
+                <w:b w:val="0"/>
+                <w:sz w:val="17"/>
+              </w:rPr>
+              <w:t>Seleccion multiple de tablas, mapeo, conversiones, preview, creacion de destino, lotes y modos de escritura.</w:t>
+            </w:r>
+          </w:p>
+        </w:tc>
+      </w:tr>
+      <w:tr>
+        <w:tc>
+          <w:tcPr>
+            <w:tcW w:type="dxa" w:w="5040"/>
+            <w:vAlign w:val="center"/>
+          </w:tcPr>
+          <w:p>
+            <w:r/>
+            <w:r>
+              <w:rPr>
+                <w:b w:val="0"/>
+                <w:sz w:val="17"/>
+              </w:rPr>
+              <w:t>Operaciones de job</w:t>
+            </w:r>
+          </w:p>
+        </w:tc>
+        <w:tc>
+          <w:tcPr>
+            <w:tcW w:type="dxa" w:w="5040"/>
+            <w:vAlign w:val="center"/>
+          </w:tcPr>
+          <w:p>
+            <w:r/>
+            <w:r>
+              <w:rPr>
+                <w:b w:val="0"/>
+                <w:sz w:val="17"/>
+              </w:rPr>
+              <w:t>Detener, reanudar, reintentar, programar y continuar incrementalmente por offset.</w:t>
+            </w:r>
+          </w:p>
+        </w:tc>
+      </w:tr>
+      <w:tr>
+        <w:tc>
+          <w:tcPr>
+            <w:tcW w:type="dxa" w:w="5040"/>
+            <w:vAlign w:val="center"/>
+          </w:tcPr>
+          <w:p>
+            <w:r/>
+            <w:r>
+              <w:rPr>
+                <w:b w:val="0"/>
+                <w:sz w:val="17"/>
+              </w:rPr>
+              <w:t>Observabilidad</w:t>
+            </w:r>
+          </w:p>
+        </w:tc>
+        <w:tc>
+          <w:tcPr>
+            <w:tcW w:type="dxa" w:w="5040"/>
+            <w:vAlign w:val="center"/>
+          </w:tcPr>
+          <w:p>
+            <w:r/>
+            <w:r>
+              <w:rPr>
+                <w:b w:val="0"/>
+                <w:sz w:val="17"/>
+              </w:rPr>
+              <w:t>Progreso, velocidad, lotes, reintentos, errores, diagnostico y recomendacion.</w:t>
+            </w:r>
+          </w:p>
+        </w:tc>
+      </w:tr>
+      <w:tr>
+        <w:tc>
+          <w:tcPr>
+            <w:tcW w:type="dxa" w:w="5040"/>
+            <w:vAlign w:val="center"/>
+          </w:tcPr>
+          <w:p>
+            <w:r/>
+            <w:r>
+              <w:rPr>
+                <w:b w:val="0"/>
+                <w:sz w:val="17"/>
+              </w:rPr>
+              <w:t>Exportacion</w:t>
+            </w:r>
+          </w:p>
+        </w:tc>
+        <w:tc>
+          <w:tcPr>
+            <w:tcW w:type="dxa" w:w="5040"/>
+            <w:vAlign w:val="center"/>
+          </w:tcPr>
+          <w:p>
+            <w:r/>
+            <w:r>
+              <w:rPr>
+                <w:b w:val="0"/>
+                <w:sz w:val="17"/>
+              </w:rPr>
+              <w:t>Catalogos modificados a JSON, XLSX y SQLite; reporte de job en JSON.</w:t>
+            </w:r>
+          </w:p>
+        </w:tc>
+      </w:tr>
+    </w:tbl>
+    <w:p/>
+    <w:p>
+      <w:r>
+        <w:rPr>
+          <w:rFonts w:ascii="Arial" w:hAnsi="Arial"/>
+          <w:b/>
+          <w:sz w:val="20"/>
+        </w:rPr>
+        <w:t>Resumen del flujo entregado</w:t>
+      </w:r>
+    </w:p>
+    <w:p>
+      <w:pPr>
+        <w:pStyle w:val="NoSpacing"/>
+      </w:pPr>
+      <w:r>
+        <w:rPr>
+          <w:rFonts w:ascii="Consolas" w:hAnsi="Consolas" w:eastAsia="Consolas"/>
+          <w:sz w:val="16"/>
+        </w:rPr>
+        <w:t>```mermaid</w:t>
+        <w:br/>
+        <w:t>flowchart LR</w:t>
+        <w:br/>
+        <w:t xml:space="preserve">  A[Importar o seleccionar base origen] --&gt; B[Importar o seleccionar destino]</w:t>
+        <w:br/>
+        <w:t xml:space="preserve">  B --&gt; C[Listar tablas y columnas]</w:t>
+        <w:br/>
+        <w:t xml:space="preserve">  C --&gt; D[Seleccionar tablas]</w:t>
+        <w:br/>
+        <w:t xml:space="preserve">  D --&gt; E[Mapear columnas y conversiones]</w:t>
+        <w:br/>
+        <w:t xml:space="preserve">  E --&gt; F[Vista previa y validacion]</w:t>
+        <w:br/>
+        <w:t xml:space="preserve">  F --&gt; G[Ejecutar o programar]</w:t>
+        <w:br/>
+        <w:t xml:space="preserve">  G --&gt; H[Monitorear progreso]</w:t>
+        <w:br/>
+        <w:t xml:space="preserve">  H --&gt; I[Descargar reporte o base modificada]</w:t>
+        <w:br/>
+        <w:t>```</w:t>
+      </w:r>
+    </w:p>
+    <w:p/>
+    <w:p>
+      <w:pPr>
+        <w:pStyle w:val="Heading1"/>
+      </w:pPr>
+      <w:r>
+        <w:rPr>
+          <w:rFonts w:ascii="Arial" w:hAnsi="Arial"/>
+          <w:sz w:val="20"/>
+        </w:rPr>
+        <w:t>4. Pruebas y verificaciones sugeridas</w:t>
+      </w:r>
+    </w:p>
+    <w:tbl>
+      <w:tblPr>
+        <w:tblStyle w:val="TableGrid"/>
+        <w:tblW w:type="auto" w:w="0"/>
+        <w:jc w:val="center"/>
+        <w:tblLook w:firstColumn="1" w:firstRow="1" w:lastColumn="0" w:lastRow="0" w:noHBand="0" w:noVBand="1" w:val="04A0"/>
+      </w:tblPr>
+      <w:tblGrid>
+        <w:gridCol w:w="3360"/>
+        <w:gridCol w:w="3360"/>
+        <w:gridCol w:w="3360"/>
+      </w:tblGrid>
+      <w:tr>
+        <w:tc>
+          <w:tcPr>
+            <w:tcW w:type="dxa" w:w="3360"/>
+            <w:vAlign w:val="center"/>
+            <w:shd w:fill="1F4E79"/>
+          </w:tcPr>
+          <w:p>
+            <w:r/>
+            <w:r>
+              <w:rPr>
+                <w:b/>
+                <w:color w:val="FFFFFF"/>
+                <w:sz w:val="17"/>
+              </w:rPr>
+              <w:t>Prueba</w:t>
+            </w:r>
+          </w:p>
+        </w:tc>
+        <w:tc>
+          <w:tcPr>
+            <w:tcW w:type="dxa" w:w="3360"/>
+            <w:vAlign w:val="center"/>
+            <w:shd w:fill="1F4E79"/>
+          </w:tcPr>
+          <w:p>
+            <w:r/>
+            <w:r>
+              <w:rPr>
+                <w:b/>
+                <w:color w:val="FFFFFF"/>
+                <w:sz w:val="17"/>
+              </w:rPr>
+              <w:t>Comando o accion</w:t>
+            </w:r>
+          </w:p>
+        </w:tc>
+        <w:tc>
+          <w:tcPr>
+            <w:tcW w:type="dxa" w:w="3360"/>
+            <w:vAlign w:val="center"/>
+            <w:shd w:fill="1F4E79"/>
+          </w:tcPr>
+          <w:p>
+            <w:r/>
+            <w:r>
+              <w:rPr>
+                <w:b/>
+                <w:color w:val="FFFFFF"/>
+                <w:sz w:val="17"/>
+              </w:rPr>
+              <w:t>Resultado esperado</w:t>
+            </w:r>
+          </w:p>
+        </w:tc>
+      </w:tr>
+      <w:tr>
+        <w:tc>
+          <w:tcPr>
+            <w:tcW w:type="dxa" w:w="3360"/>
+            <w:vAlign w:val="center"/>
+          </w:tcPr>
+          <w:p>
+            <w:r/>
+            <w:r>
+              <w:rPr>
+                <w:b w:val="0"/>
+                <w:sz w:val="17"/>
+              </w:rPr>
+              <w:t>Instalacion</w:t>
+            </w:r>
+          </w:p>
+        </w:tc>
+        <w:tc>
+          <w:tcPr>
+            <w:tcW w:type="dxa" w:w="3360"/>
+            <w:vAlign w:val="center"/>
+          </w:tcPr>
+          <w:p>
+            <w:r/>
+            <w:r>
+              <w:rPr>
+                <w:b w:val="0"/>
+                <w:sz w:val="17"/>
+              </w:rPr>
+              <w:t>npm run install:all en web/</w:t>
+            </w:r>
+          </w:p>
+        </w:tc>
+        <w:tc>
+          <w:tcPr>
+            <w:tcW w:type="dxa" w:w="3360"/>
+            <w:vAlign w:val="center"/>
+          </w:tcPr>
+          <w:p>
+            <w:r/>
+            <w:r>
+              <w:rPr>
+                <w:b w:val="0"/>
+                <w:sz w:val="17"/>
+              </w:rPr>
+              <w:t>Dependencias instaladas.</w:t>
+            </w:r>
+          </w:p>
+        </w:tc>
+      </w:tr>
+      <w:tr>
+        <w:tc>
+          <w:tcPr>
+            <w:tcW w:type="dxa" w:w="3360"/>
+            <w:vAlign w:val="center"/>
+          </w:tcPr>
+          <w:p>
+            <w:r/>
+            <w:r>
+              <w:rPr>
+                <w:b w:val="0"/>
+                <w:sz w:val="17"/>
+              </w:rPr>
+              <w:t>Typecheck backend</w:t>
+            </w:r>
+          </w:p>
+        </w:tc>
+        <w:tc>
+          <w:tcPr>
+            <w:tcW w:type="dxa" w:w="3360"/>
+            <w:vAlign w:val="center"/>
+          </w:tcPr>
+          <w:p>
+            <w:r/>
+            <w:r>
+              <w:rPr>
+                <w:b w:val="0"/>
+                <w:sz w:val="17"/>
+              </w:rPr>
+              <w:t>npm run typecheck en web/backend</w:t>
+            </w:r>
+          </w:p>
+        </w:tc>
+        <w:tc>
+          <w:tcPr>
+            <w:tcW w:type="dxa" w:w="3360"/>
+            <w:vAlign w:val="center"/>
+          </w:tcPr>
+          <w:p>
+            <w:r/>
+            <w:r>
+              <w:rPr>
+                <w:b w:val="0"/>
+                <w:sz w:val="17"/>
+              </w:rPr>
+              <w:t>Sin errores TypeScript.</w:t>
+            </w:r>
+          </w:p>
+        </w:tc>
+      </w:tr>
+      <w:tr>
+        <w:tc>
+          <w:tcPr>
+            <w:tcW w:type="dxa" w:w="3360"/>
+            <w:vAlign w:val="center"/>
+          </w:tcPr>
+          <w:p>
+            <w:r/>
+            <w:r>
+              <w:rPr>
+                <w:b w:val="0"/>
+                <w:sz w:val="17"/>
+              </w:rPr>
+              <w:t>Build frontend</w:t>
+            </w:r>
+          </w:p>
+        </w:tc>
+        <w:tc>
+          <w:tcPr>
+            <w:tcW w:type="dxa" w:w="3360"/>
+            <w:vAlign w:val="center"/>
+          </w:tcPr>
+          <w:p>
+            <w:r/>
+            <w:r>
+              <w:rPr>
+                <w:b w:val="0"/>
+                <w:sz w:val="17"/>
+              </w:rPr>
+              <w:t>npm run build en web/frontend</w:t>
+            </w:r>
+          </w:p>
+        </w:tc>
+        <w:tc>
+          <w:tcPr>
+            <w:tcW w:type="dxa" w:w="3360"/>
+            <w:vAlign w:val="center"/>
+          </w:tcPr>
+          <w:p>
+            <w:r/>
+            <w:r>
+              <w:rPr>
+                <w:b w:val="0"/>
+                <w:sz w:val="17"/>
+              </w:rPr>
+              <w:t>dist generado correctamente.</w:t>
+            </w:r>
+          </w:p>
+        </w:tc>
+      </w:tr>
+      <w:tr>
+        <w:tc>
+          <w:tcPr>
+            <w:tcW w:type="dxa" w:w="3360"/>
+            <w:vAlign w:val="center"/>
+          </w:tcPr>
+          <w:p>
+            <w:r/>
+            <w:r>
+              <w:rPr>
+                <w:b w:val="0"/>
+                <w:sz w:val="17"/>
+              </w:rPr>
+              <w:t>Health check</w:t>
+            </w:r>
+          </w:p>
+        </w:tc>
+        <w:tc>
+          <w:tcPr>
+            <w:tcW w:type="dxa" w:w="3360"/>
+            <w:vAlign w:val="center"/>
+          </w:tcPr>
+          <w:p>
+            <w:r/>
+            <w:r>
+              <w:rPr>
+                <w:b w:val="0"/>
+                <w:sz w:val="17"/>
+              </w:rPr>
+              <w:t>GET /api/status</w:t>
+            </w:r>
+          </w:p>
+        </w:tc>
+        <w:tc>
+          <w:tcPr>
+            <w:tcW w:type="dxa" w:w="3360"/>
+            <w:vAlign w:val="center"/>
+          </w:tcPr>
+          <w:p>
+            <w:r/>
+            <w:r>
+              <w:rPr>
+                <w:b w:val="0"/>
+                <w:sz w:val="17"/>
+              </w:rPr>
+              <w:t>status ok y timestamp.</w:t>
+            </w:r>
+          </w:p>
+        </w:tc>
+      </w:tr>
+      <w:tr>
+        <w:tc>
+          <w:tcPr>
+            <w:tcW w:type="dxa" w:w="3360"/>
+            <w:vAlign w:val="center"/>
+          </w:tcPr>
+          <w:p>
+            <w:r/>
+            <w:r>
+              <w:rPr>
+                <w:b w:val="0"/>
+                <w:sz w:val="17"/>
+              </w:rPr>
+              <w:t>Importar SQLite</w:t>
+            </w:r>
+          </w:p>
+        </w:tc>
+        <w:tc>
+          <w:tcPr>
+            <w:tcW w:type="dxa" w:w="3360"/>
+            <w:vAlign w:val="center"/>
+          </w:tcPr>
+          <w:p>
+            <w:r/>
+            <w:r>
+              <w:rPr>
+                <w:b w:val="0"/>
+                <w:sz w:val="17"/>
+              </w:rPr>
+              <w:t>Cargar .sqlite valido</w:t>
+            </w:r>
+          </w:p>
+        </w:tc>
+        <w:tc>
+          <w:tcPr>
+            <w:tcW w:type="dxa" w:w="3360"/>
+            <w:vAlign w:val="center"/>
+          </w:tcPr>
+          <w:p>
+            <w:r/>
+            <w:r>
+              <w:rPr>
+                <w:b w:val="0"/>
+                <w:sz w:val="17"/>
+              </w:rPr>
+              <w:t>Catalogo con tablas detectadas.</w:t>
+            </w:r>
+          </w:p>
+        </w:tc>
+      </w:tr>
+      <w:tr>
+        <w:tc>
+          <w:tcPr>
+            <w:tcW w:type="dxa" w:w="3360"/>
+            <w:vAlign w:val="center"/>
+          </w:tcPr>
+          <w:p>
+            <w:r/>
+            <w:r>
+              <w:rPr>
+                <w:b w:val="0"/>
+                <w:sz w:val="17"/>
+              </w:rPr>
+              <w:t>Importar Excel/CSV</w:t>
+            </w:r>
+          </w:p>
+        </w:tc>
+        <w:tc>
+          <w:tcPr>
+            <w:tcW w:type="dxa" w:w="3360"/>
+            <w:vAlign w:val="center"/>
+          </w:tcPr>
+          <w:p>
+            <w:r/>
+            <w:r>
+              <w:rPr>
+                <w:b w:val="0"/>
+                <w:sz w:val="17"/>
+              </w:rPr>
+              <w:t>Cargar hoja con encabezados</w:t>
+            </w:r>
+          </w:p>
+        </w:tc>
+        <w:tc>
+          <w:tcPr>
+            <w:tcW w:type="dxa" w:w="3360"/>
+            <w:vAlign w:val="center"/>
+          </w:tcPr>
+          <w:p>
+            <w:r/>
+            <w:r>
+              <w:rPr>
+                <w:b w:val="0"/>
+                <w:sz w:val="17"/>
+              </w:rPr>
+              <w:t>Tabla generada por hoja.</w:t>
+            </w:r>
+          </w:p>
+        </w:tc>
+      </w:tr>
+      <w:tr>
+        <w:tc>
+          <w:tcPr>
+            <w:tcW w:type="dxa" w:w="3360"/>
+            <w:vAlign w:val="center"/>
+          </w:tcPr>
+          <w:p>
+            <w:r/>
+            <w:r>
+              <w:rPr>
+                <w:b w:val="0"/>
+                <w:sz w:val="17"/>
+              </w:rPr>
+              <w:t>Replica simple</w:t>
+            </w:r>
+          </w:p>
+        </w:tc>
+        <w:tc>
+          <w:tcPr>
+            <w:tcW w:type="dxa" w:w="3360"/>
+            <w:vAlign w:val="center"/>
+          </w:tcPr>
+          <w:p>
+            <w:r/>
+            <w:r>
+              <w:rPr>
+                <w:b w:val="0"/>
+                <w:sz w:val="17"/>
+              </w:rPr>
+              <w:t>Origen y destino importados, modo insert</w:t>
+            </w:r>
+          </w:p>
+        </w:tc>
+        <w:tc>
+          <w:tcPr>
+            <w:tcW w:type="dxa" w:w="3360"/>
+            <w:vAlign w:val="center"/>
+          </w:tcPr>
+          <w:p>
+            <w:r/>
+            <w:r>
+              <w:rPr>
+                <w:b w:val="0"/>
+                <w:sz w:val="17"/>
+              </w:rPr>
+              <w:t>Job completed con registros copiados.</w:t>
+            </w:r>
+          </w:p>
+        </w:tc>
+      </w:tr>
+      <w:tr>
+        <w:tc>
+          <w:tcPr>
+            <w:tcW w:type="dxa" w:w="3360"/>
+            <w:vAlign w:val="center"/>
+          </w:tcPr>
+          <w:p>
+            <w:r/>
+            <w:r>
+              <w:rPr>
+                <w:b w:val="0"/>
+                <w:sz w:val="17"/>
+              </w:rPr>
+              <w:t>Error controlado</w:t>
+            </w:r>
+          </w:p>
+        </w:tc>
+        <w:tc>
+          <w:tcPr>
+            <w:tcW w:type="dxa" w:w="3360"/>
+            <w:vAlign w:val="center"/>
+          </w:tcPr>
+          <w:p>
+            <w:r/>
+            <w:r>
+              <w:rPr>
+                <w:b w:val="0"/>
+                <w:sz w:val="17"/>
+              </w:rPr>
+              <w:t>Upsert sin clave primaria</w:t>
+            </w:r>
+          </w:p>
+        </w:tc>
+        <w:tc>
+          <w:tcPr>
+            <w:tcW w:type="dxa" w:w="3360"/>
+            <w:vAlign w:val="center"/>
+          </w:tcPr>
+          <w:p>
+            <w:r/>
+            <w:r>
+              <w:rPr>
+                <w:b w:val="0"/>
+                <w:sz w:val="17"/>
+              </w:rPr>
+              <w:t>Advertencia/error con recomendacion.</w:t>
+            </w:r>
+          </w:p>
+        </w:tc>
+      </w:tr>
+      <w:tr>
+        <w:tc>
+          <w:tcPr>
+            <w:tcW w:type="dxa" w:w="3360"/>
+            <w:vAlign w:val="center"/>
+          </w:tcPr>
+          <w:p>
+            <w:r/>
+            <w:r>
+              <w:rPr>
+                <w:b w:val="0"/>
+                <w:sz w:val="17"/>
+              </w:rPr>
+              <w:t>Exportacion</w:t>
+            </w:r>
+          </w:p>
+        </w:tc>
+        <w:tc>
+          <w:tcPr>
+            <w:tcW w:type="dxa" w:w="3360"/>
+            <w:vAlign w:val="center"/>
+          </w:tcPr>
+          <w:p>
+            <w:r/>
+            <w:r>
+              <w:rPr>
+                <w:b w:val="0"/>
+                <w:sz w:val="17"/>
+              </w:rPr>
+              <w:t>/configurations/:id/export/xlsx</w:t>
+            </w:r>
+          </w:p>
+        </w:tc>
+        <w:tc>
+          <w:tcPr>
+            <w:tcW w:type="dxa" w:w="3360"/>
+            <w:vAlign w:val="center"/>
+          </w:tcPr>
+          <w:p>
+            <w:r/>
+            <w:r>
+              <w:rPr>
+                <w:b w:val="0"/>
+                <w:sz w:val="17"/>
+              </w:rPr>
+              <w:t>Archivo descargable.</w:t>
+            </w:r>
+          </w:p>
+        </w:tc>
+      </w:tr>
+    </w:tbl>
+    <w:p/>
+    <w:p>
+      <w:pPr>
+        <w:pStyle w:val="Heading1"/>
+      </w:pPr>
+      <w:r>
+        <w:rPr>
+          <w:rFonts w:ascii="Arial" w:hAnsi="Arial"/>
+          <w:sz w:val="20"/>
+        </w:rPr>
+        <w:t>5. Resultados alcanzados</w:t>
+      </w:r>
+    </w:p>
+    <w:tbl>
+      <w:tblPr>
+        <w:tblStyle w:val="TableGrid"/>
+        <w:tblW w:type="auto" w:w="0"/>
+        <w:jc w:val="center"/>
+        <w:tblLook w:firstColumn="1" w:firstRow="1" w:lastColumn="0" w:lastRow="0" w:noHBand="0" w:noVBand="1" w:val="04A0"/>
+      </w:tblPr>
+      <w:tblGrid>
+        <w:gridCol w:w="3360"/>
+        <w:gridCol w:w="3360"/>
+        <w:gridCol w:w="3360"/>
+      </w:tblGrid>
+      <w:tr>
+        <w:tc>
+          <w:tcPr>
+            <w:tcW w:type="dxa" w:w="3360"/>
+            <w:vAlign w:val="center"/>
+            <w:shd w:fill="1F4E79"/>
+          </w:tcPr>
+          <w:p>
+            <w:r/>
+            <w:r>
+              <w:rPr>
+                <w:b/>
+                <w:color w:val="FFFFFF"/>
+                <w:sz w:val="17"/>
+              </w:rPr>
+              <w:t>Resultado</w:t>
+            </w:r>
+          </w:p>
+        </w:tc>
+        <w:tc>
+          <w:tcPr>
+            <w:tcW w:type="dxa" w:w="3360"/>
+            <w:vAlign w:val="center"/>
+            <w:shd w:fill="1F4E79"/>
+          </w:tcPr>
+          <w:p>
+            <w:r/>
+            <w:r>
+              <w:rPr>
+                <w:b/>
+                <w:color w:val="FFFFFF"/>
+                <w:sz w:val="17"/>
+              </w:rPr>
+              <w:t>Estado</w:t>
+            </w:r>
+          </w:p>
+        </w:tc>
+        <w:tc>
+          <w:tcPr>
+            <w:tcW w:type="dxa" w:w="3360"/>
+            <w:vAlign w:val="center"/>
+            <w:shd w:fill="1F4E79"/>
+          </w:tcPr>
+          <w:p>
+            <w:r/>
+            <w:r>
+              <w:rPr>
+                <w:b/>
+                <w:color w:val="FFFFFF"/>
+                <w:sz w:val="17"/>
+              </w:rPr>
+              <w:t>Comentario</w:t>
+            </w:r>
+          </w:p>
+        </w:tc>
+      </w:tr>
+      <w:tr>
+        <w:tc>
+          <w:tcPr>
+            <w:tcW w:type="dxa" w:w="3360"/>
+            <w:vAlign w:val="center"/>
+          </w:tcPr>
+          <w:p>
+            <w:r/>
+            <w:r>
+              <w:rPr>
+                <w:b w:val="0"/>
+                <w:sz w:val="17"/>
+              </w:rPr>
+              <w:t>Sistema ejecutable localmente</w:t>
+            </w:r>
+          </w:p>
+        </w:tc>
+        <w:tc>
+          <w:tcPr>
+            <w:tcW w:type="dxa" w:w="3360"/>
+            <w:vAlign w:val="center"/>
+          </w:tcPr>
+          <w:p>
+            <w:r/>
+            <w:r>
+              <w:rPr>
+                <w:b w:val="0"/>
+                <w:sz w:val="17"/>
+              </w:rPr>
+              <w:t>Logrado</w:t>
+            </w:r>
+          </w:p>
+        </w:tc>
+        <w:tc>
+          <w:tcPr>
+            <w:tcW w:type="dxa" w:w="3360"/>
+            <w:vAlign w:val="center"/>
+          </w:tcPr>
+          <w:p>
+            <w:r/>
+            <w:r>
+              <w:rPr>
+                <w:b w:val="0"/>
+                <w:sz w:val="17"/>
+              </w:rPr>
+              <w:t>Scripts dev para frontend y backend.</w:t>
+            </w:r>
+          </w:p>
+        </w:tc>
+      </w:tr>
+      <w:tr>
+        <w:tc>
+          <w:tcPr>
+            <w:tcW w:type="dxa" w:w="3360"/>
+            <w:vAlign w:val="center"/>
+          </w:tcPr>
+          <w:p>
+            <w:r/>
+            <w:r>
+              <w:rPr>
+                <w:b w:val="0"/>
+                <w:sz w:val="17"/>
+              </w:rPr>
+              <w:t>Soporte multiusuario</w:t>
+            </w:r>
+          </w:p>
+        </w:tc>
+        <w:tc>
+          <w:tcPr>
+            <w:tcW w:type="dxa" w:w="3360"/>
+            <w:vAlign w:val="center"/>
+          </w:tcPr>
+          <w:p>
+            <w:r/>
+            <w:r>
+              <w:rPr>
+                <w:b w:val="0"/>
+                <w:sz w:val="17"/>
+              </w:rPr>
+              <w:t>Logrado</w:t>
+            </w:r>
+          </w:p>
+        </w:tc>
+        <w:tc>
+          <w:tcPr>
+            <w:tcW w:type="dxa" w:w="3360"/>
+            <w:vAlign w:val="center"/>
+          </w:tcPr>
+          <w:p>
+            <w:r/>
+            <w:r>
+              <w:rPr>
+                <w:b w:val="0"/>
+                <w:sz w:val="17"/>
+              </w:rPr>
+              <w:t>Aislamiento por user_id.</w:t>
+            </w:r>
+          </w:p>
+        </w:tc>
+      </w:tr>
+      <w:tr>
+        <w:tc>
+          <w:tcPr>
+            <w:tcW w:type="dxa" w:w="3360"/>
+            <w:vAlign w:val="center"/>
+          </w:tcPr>
+          <w:p>
+            <w:r/>
+            <w:r>
+              <w:rPr>
+                <w:b w:val="0"/>
+                <w:sz w:val="17"/>
+              </w:rPr>
+              <w:t>Replicacion heterogenea</w:t>
+            </w:r>
+          </w:p>
+        </w:tc>
+        <w:tc>
+          <w:tcPr>
+            <w:tcW w:type="dxa" w:w="3360"/>
+            <w:vAlign w:val="center"/>
+          </w:tcPr>
+          <w:p>
+            <w:r/>
+            <w:r>
+              <w:rPr>
+                <w:b w:val="0"/>
+                <w:sz w:val="17"/>
+              </w:rPr>
+              <w:t>Logrado</w:t>
+            </w:r>
+          </w:p>
+        </w:tc>
+        <w:tc>
+          <w:tcPr>
+            <w:tcW w:type="dxa" w:w="3360"/>
+            <w:vAlign w:val="center"/>
+          </w:tcPr>
+          <w:p>
+            <w:r/>
+            <w:r>
+              <w:rPr>
+                <w:b w:val="0"/>
+                <w:sz w:val="17"/>
+              </w:rPr>
+              <w:t>Adaptadores y catalogos permiten interoperabilidad.</w:t>
+            </w:r>
+          </w:p>
+        </w:tc>
+      </w:tr>
+      <w:tr>
+        <w:tc>
+          <w:tcPr>
+            <w:tcW w:type="dxa" w:w="3360"/>
+            <w:vAlign w:val="center"/>
+          </w:tcPr>
+          <w:p>
+            <w:r/>
+            <w:r>
+              <w:rPr>
+                <w:b w:val="0"/>
+                <w:sz w:val="17"/>
+              </w:rPr>
+              <w:t>Trazabilidad</w:t>
+            </w:r>
+          </w:p>
+        </w:tc>
+        <w:tc>
+          <w:tcPr>
+            <w:tcW w:type="dxa" w:w="3360"/>
+            <w:vAlign w:val="center"/>
+          </w:tcPr>
+          <w:p>
+            <w:r/>
+            <w:r>
+              <w:rPr>
+                <w:b w:val="0"/>
+                <w:sz w:val="17"/>
+              </w:rPr>
+              <w:t>Logrado</w:t>
+            </w:r>
+          </w:p>
+        </w:tc>
+        <w:tc>
+          <w:tcPr>
+            <w:tcW w:type="dxa" w:w="3360"/>
+            <w:vAlign w:val="center"/>
+          </w:tcPr>
+          <w:p>
+            <w:r/>
+            <w:r>
+              <w:rPr>
+                <w:b w:val="0"/>
+                <w:sz w:val="17"/>
+              </w:rPr>
+              <w:t>Tabla replications conserva progreso y diagnostico.</w:t>
+            </w:r>
+          </w:p>
+        </w:tc>
+      </w:tr>
+      <w:tr>
+        <w:tc>
+          <w:tcPr>
+            <w:tcW w:type="dxa" w:w="3360"/>
+            <w:vAlign w:val="center"/>
+          </w:tcPr>
+          <w:p>
+            <w:r/>
+            <w:r>
+              <w:rPr>
+                <w:b w:val="0"/>
+                <w:sz w:val="17"/>
+              </w:rPr>
+              <w:t>Despliegue preparado</w:t>
+            </w:r>
+          </w:p>
+        </w:tc>
+        <w:tc>
+          <w:tcPr>
+            <w:tcW w:type="dxa" w:w="3360"/>
+            <w:vAlign w:val="center"/>
+          </w:tcPr>
+          <w:p>
+            <w:r/>
+            <w:r>
+              <w:rPr>
+                <w:b w:val="0"/>
+                <w:sz w:val="17"/>
+              </w:rPr>
+              <w:t>Logrado</w:t>
+            </w:r>
+          </w:p>
+        </w:tc>
+        <w:tc>
+          <w:tcPr>
+            <w:tcW w:type="dxa" w:w="3360"/>
+            <w:vAlign w:val="center"/>
+          </w:tcPr>
+          <w:p>
+            <w:r/>
+            <w:r>
+              <w:rPr>
+                <w:b w:val="0"/>
+                <w:sz w:val="17"/>
+              </w:rPr>
+              <w:t>render.yaml y variables documentadas.</w:t>
+            </w:r>
+          </w:p>
+        </w:tc>
+      </w:tr>
+      <w:tr>
+        <w:tc>
+          <w:tcPr>
+            <w:tcW w:type="dxa" w:w="3360"/>
+            <w:vAlign w:val="center"/>
+          </w:tcPr>
+          <w:p>
+            <w:r/>
+            <w:r>
+              <w:rPr>
+                <w:b w:val="0"/>
+                <w:sz w:val="17"/>
+              </w:rPr>
+              <w:t>CDC exact-once</w:t>
+            </w:r>
+          </w:p>
+        </w:tc>
+        <w:tc>
+          <w:tcPr>
+            <w:tcW w:type="dxa" w:w="3360"/>
+            <w:vAlign w:val="center"/>
+          </w:tcPr>
+          <w:p>
+            <w:r/>
+            <w:r>
+              <w:rPr>
+                <w:b w:val="0"/>
+                <w:sz w:val="17"/>
+              </w:rPr>
+              <w:t>Fuera de alcance</w:t>
+            </w:r>
+          </w:p>
+        </w:tc>
+        <w:tc>
+          <w:tcPr>
+            <w:tcW w:type="dxa" w:w="3360"/>
+            <w:vAlign w:val="center"/>
+          </w:tcPr>
+          <w:p>
+            <w:r/>
+            <w:r>
+              <w:rPr>
+                <w:b w:val="0"/>
+                <w:sz w:val="17"/>
+              </w:rPr>
+              <w:t>Requiere WAL/binlog/change streams.</w:t>
+            </w:r>
+          </w:p>
+        </w:tc>
+      </w:tr>
+    </w:tbl>
+    <w:p/>
+    <w:p>
+      <w:pPr>
+        <w:pStyle w:val="Heading1"/>
+      </w:pPr>
+      <w:r>
+        <w:rPr>
+          <w:rFonts w:ascii="Arial" w:hAnsi="Arial"/>
+          <w:sz w:val="20"/>
+        </w:rPr>
+        <w:t>6. Instrucciones de ejecucion</w:t>
+      </w:r>
+    </w:p>
+    <w:p>
+      <w:pPr>
+        <w:pStyle w:val="ListNumber"/>
+      </w:pPr>
+      <w:r>
+        <w:rPr>
+          <w:rFonts w:ascii="Arial" w:hAnsi="Arial"/>
+          <w:sz w:val="20"/>
+        </w:rPr>
+        <w:t>Abrir terminal en la carpeta web/.</w:t>
+      </w:r>
+    </w:p>
+    <w:p>
+      <w:pPr>
+        <w:pStyle w:val="ListNumber"/>
+      </w:pPr>
+      <w:r>
+        <w:rPr>
+          <w:rFonts w:ascii="Arial" w:hAnsi="Arial"/>
+          <w:sz w:val="20"/>
+        </w:rPr>
+        <w:t>Ejecutar npm run install:all.</w:t>
+      </w:r>
+    </w:p>
+    <w:p>
+      <w:pPr>
+        <w:pStyle w:val="ListNumber"/>
+      </w:pPr>
+      <w:r>
+        <w:rPr>
+          <w:rFonts w:ascii="Arial" w:hAnsi="Arial"/>
+          <w:sz w:val="20"/>
+        </w:rPr>
+        <w:t>Configurar DATABASE_URL, JWT_SECRET, ENCRYPTION_KEY y ADMIN_PASSWORD.</w:t>
+      </w:r>
+    </w:p>
+    <w:p>
+      <w:pPr>
+        <w:pStyle w:val="ListNumber"/>
+      </w:pPr>
+      <w:r>
+        <w:rPr>
+          <w:rFonts w:ascii="Arial" w:hAnsi="Arial"/>
+          <w:sz w:val="20"/>
+        </w:rPr>
+        <w:t>Ejecutar npm run dev:backend.</w:t>
+      </w:r>
+    </w:p>
+    <w:p>
+      <w:pPr>
+        <w:pStyle w:val="ListNumber"/>
+      </w:pPr>
+      <w:r>
+        <w:rPr>
+          <w:rFonts w:ascii="Arial" w:hAnsi="Arial"/>
+          <w:sz w:val="20"/>
+        </w:rPr>
+        <w:t>En otra terminal ejecutar npm run dev:frontend.</w:t>
+      </w:r>
+    </w:p>
+    <w:p>
+      <w:pPr>
+        <w:pStyle w:val="ListNumber"/>
+      </w:pPr>
+      <w:r>
+        <w:rPr>
+          <w:rFonts w:ascii="Arial" w:hAnsi="Arial"/>
+          <w:sz w:val="20"/>
+        </w:rPr>
+        <w:t>Abrir http://localhost:5173 y probar el flujo.</w:t>
+      </w:r>
+    </w:p>
+    <w:p>
+      <w:pPr>
+        <w:pStyle w:val="Heading1"/>
+      </w:pPr>
+      <w:r>
+        <w:rPr>
+          <w:rFonts w:ascii="Arial" w:hAnsi="Arial"/>
+          <w:sz w:val="20"/>
+        </w:rPr>
+        <w:t>7. Conclusiones</w:t>
+      </w:r>
+    </w:p>
+    <w:p>
+      <w:pPr>
+        <w:pStyle w:val="ListBullet"/>
+      </w:pPr>
+      <w:r>
+        <w:rPr>
+          <w:rFonts w:ascii="Arial" w:hAnsi="Arial"/>
+          <w:sz w:val="20"/>
+        </w:rPr>
+        <w:t>Drop Nexus cumple el objetivo de replicar datos mediante una interfaz web guiada.</w:t>
+      </w:r>
+    </w:p>
+    <w:p>
+      <w:pPr>
+        <w:pStyle w:val="ListBullet"/>
+      </w:pPr>
+      <w:r>
+        <w:rPr>
+          <w:rFonts w:ascii="Arial" w:hAnsi="Arial"/>
+          <w:sz w:val="20"/>
+        </w:rPr>
+        <w:t>La arquitectura por capas facilita mantenimiento y evaluacion academica.</w:t>
+      </w:r>
+    </w:p>
+    <w:p>
+      <w:pPr>
+        <w:pStyle w:val="ListBullet"/>
+      </w:pPr>
+      <w:r>
+        <w:rPr>
+          <w:rFonts w:ascii="Arial" w:hAnsi="Arial"/>
+          <w:sz w:val="20"/>
+        </w:rPr>
+        <w:t>Los catalogos comprimidos resuelven la limitacion de disco temporal en despliegues tipo Render.</w:t>
+      </w:r>
+    </w:p>
+    <w:p>
+      <w:pPr>
+        <w:pStyle w:val="ListBullet"/>
+      </w:pPr>
+      <w:r>
+        <w:rPr>
+          <w:rFonts w:ascii="Arial" w:hAnsi="Arial"/>
+          <w:sz w:val="20"/>
+        </w:rPr>
+        <w:t>El principal crecimiento futuro es incorporar CDC real, colas persistentes y pruebas automatizadas por motor.</w:t>
+      </w:r>
+    </w:p>
+    <w:p>
+      <w:pPr>
+        <w:pStyle w:val="Heading1"/>
+      </w:pPr>
+      <w:r>
+        <w:t>Anexo de diagramas visuales</w:t>
+      </w:r>
+    </w:p>
+    <w:p>
+      <w:r>
         <w:drawing>
           <wp:inline xmlns:a="http://schemas.openxmlformats.org/drawingml/2006/main" xmlns:pic="http://schemas.openxmlformats.org/drawingml/2006/picture">
-            <wp:extent cx="914400" cy="1167319"/>
+            <wp:extent cx="6126480" cy="3471672"/>
             <wp:docPr id="1" name="Picture 1"/>
             <wp:cNvGraphicFramePr>
               <a:graphicFrameLocks noChangeAspect="1"/>
@@ -18,7 +2509,7 @@
               <a:graphicData uri="http://schemas.openxmlformats.org/drawingml/2006/picture">
                 <pic:pic>
                   <pic:nvPicPr>
-                    <pic:cNvPr id="0" name="logo-upt.png"/>
+                    <pic:cNvPr id="0" name="image.png"/>
                     <pic:cNvPicPr/>
                   </pic:nvPicPr>
                   <pic:blipFill>
@@ -30,7 +2521,7 @@
                   <pic:spPr>
                     <a:xfrm>
                       <a:off x="0" y="0"/>
-                      <a:ext cx="914400" cy="1167319"/>
+                      <a:ext cx="6126480" cy="3471672"/>
                     </a:xfrm>
                     <a:prstGeom prst="rect"/>
                   </pic:spPr>
@@ -41,1228 +2532,14 @@
         </w:drawing>
       </w:r>
     </w:p>
-    <w:p>
-      <w:pPr>
-        <w:jc w:val="center"/>
-      </w:pPr>
-      <w:r>
-        <w:rPr>
-          <w:b/>
-          <w:sz w:val="26"/>
-        </w:rPr>
-        <w:t>UNIVERSIDAD PRIVADA DE TACNA</w:t>
-      </w:r>
-    </w:p>
-    <w:p>
-      <w:pPr>
-        <w:jc w:val="center"/>
-      </w:pPr>
-      <w:r>
-        <w:rPr>
-          <w:b/>
-          <w:sz w:val="24"/>
-        </w:rPr>
-        <w:t>FACULTAD DE INGENIERIA</w:t>
-      </w:r>
-    </w:p>
-    <w:p>
-      <w:pPr>
-        <w:jc w:val="center"/>
-      </w:pPr>
-      <w:r>
-        <w:rPr>
-          <w:b/>
-          <w:sz w:val="22"/>
-        </w:rPr>
-        <w:t>Escuela Profesional de Ingenieria de Sistemas</w:t>
-      </w:r>
-    </w:p>
-    <w:p/>
-    <w:p>
-      <w:pPr>
-        <w:jc w:val="center"/>
-      </w:pPr>
-      <w:r>
-        <w:rPr>
-          <w:b/>
-          <w:color w:val="1F4E79"/>
-          <w:sz w:val="36"/>
-        </w:rPr>
-        <w:t>Drop Nexus - Replicador de Datos entre Bases de Datos</w:t>
-      </w:r>
-    </w:p>
-    <w:p>
-      <w:pPr>
-        <w:jc w:val="center"/>
-      </w:pPr>
-      <w:r>
-        <w:rPr>
-          <w:b/>
-          <w:sz w:val="30"/>
-        </w:rPr>
-        <w:t>FD05 - Informe de Proyecto Final</w:t>
-      </w:r>
-    </w:p>
-    <w:p/>
-    <w:p>
-      <w:pPr>
-        <w:jc w:val="center"/>
-      </w:pPr>
-      <w:r>
-        <w:rPr>
-          <w:b/>
-        </w:rPr>
-        <w:t xml:space="preserve">Curso: </w:t>
-      </w:r>
-      <w:r>
-        <w:t>SI783 - Proyecto de Sistemas</w:t>
-      </w:r>
-    </w:p>
-    <w:p>
-      <w:pPr>
-        <w:jc w:val="center"/>
-      </w:pPr>
-      <w:r>
-        <w:rPr>
-          <w:b/>
-        </w:rPr>
-        <w:t xml:space="preserve">Integrantes: </w:t>
-      </w:r>
-      <w:r>
-        <w:t>Equipo del proyecto</w:t>
-      </w:r>
-    </w:p>
-    <w:p>
-      <w:pPr>
-        <w:jc w:val="center"/>
-      </w:pPr>
-      <w:r>
-        <w:rPr>
-          <w:b/>
-        </w:rPr>
-        <w:t xml:space="preserve">Version: </w:t>
-      </w:r>
-      <w:r>
-        <w:t>1.0</w:t>
-      </w:r>
-    </w:p>
-    <w:p>
-      <w:pPr>
-        <w:jc w:val="center"/>
-      </w:pPr>
-      <w:r>
-        <w:rPr>
-          <w:b/>
-        </w:rPr>
-        <w:t xml:space="preserve">Fecha: </w:t>
-      </w:r>
-      <w:r>
-        <w:t>04/07/2026</w:t>
-      </w:r>
-    </w:p>
-    <w:p>
-      <w:pPr>
-        <w:jc w:val="center"/>
-      </w:pPr>
-      <w:r>
-        <w:rPr>
-          <w:b/>
-        </w:rPr>
-        <w:t xml:space="preserve">Ubicacion del aplicativo: </w:t>
-      </w:r>
-      <w:r>
-        <w:t>Carpeta web/ del repositorio local</w:t>
-      </w:r>
-    </w:p>
-    <w:p>
-      <w:pPr>
-        <w:jc w:val="center"/>
-      </w:pPr>
-      <w:r>
-        <w:rPr>
-          <w:b/>
-        </w:rPr>
-        <w:t>Tacna - Peru</w:t>
-      </w:r>
-    </w:p>
-    <w:p>
-      <w:r>
-        <w:br w:type="page"/>
-      </w:r>
-    </w:p>
-    <w:p>
-      <w:pPr>
-        <w:pStyle w:val="Heading1"/>
-      </w:pPr>
-      <w:r>
-        <w:t>Control de versiones</w:t>
-      </w:r>
-    </w:p>
-    <w:tbl>
-      <w:tblPr>
-        <w:tblStyle w:val="TableGrid"/>
-        <w:tblW w:type="auto" w:w="0"/>
-        <w:jc w:val="center"/>
-        <w:tblLayout w:type="fixed"/>
-        <w:tblLook w:firstColumn="1" w:firstRow="1" w:lastColumn="0" w:lastRow="0" w:noHBand="0" w:noVBand="1" w:val="04A0"/>
-      </w:tblPr>
-      <w:tblGrid>
-        <w:gridCol w:w="1632"/>
-        <w:gridCol w:w="1632"/>
-        <w:gridCol w:w="1632"/>
-        <w:gridCol w:w="1632"/>
-        <w:gridCol w:w="1632"/>
-        <w:gridCol w:w="1632"/>
-      </w:tblGrid>
-      <w:tr>
-        <w:tc>
-          <w:tcPr>
-            <w:tcW w:type="dxa" w:w="1080"/>
-            <w:shd w:fill="E8EEF5"/>
-            <w:vAlign w:val="center"/>
-          </w:tcPr>
-          <w:p>
-            <w:pPr>
-              <w:spacing w:after="40"/>
-            </w:pPr>
-            <w:r>
-              <w:rPr>
-                <w:b/>
-              </w:rPr>
-              <w:t>Version</w:t>
-            </w:r>
-          </w:p>
-        </w:tc>
-        <w:tc>
-          <w:tcPr>
-            <w:tcW w:type="dxa" w:w="1800"/>
-            <w:shd w:fill="E8EEF5"/>
-            <w:vAlign w:val="center"/>
-          </w:tcPr>
-          <w:p>
-            <w:pPr>
-              <w:spacing w:after="40"/>
-            </w:pPr>
-            <w:r>
-              <w:rPr>
-                <w:b/>
-              </w:rPr>
-              <w:t>Hecha por</w:t>
-            </w:r>
-          </w:p>
-        </w:tc>
-        <w:tc>
-          <w:tcPr>
-            <w:tcW w:type="dxa" w:w="1800"/>
-            <w:shd w:fill="E8EEF5"/>
-            <w:vAlign w:val="center"/>
-          </w:tcPr>
-          <w:p>
-            <w:pPr>
-              <w:spacing w:after="40"/>
-            </w:pPr>
-            <w:r>
-              <w:rPr>
-                <w:b/>
-              </w:rPr>
-              <w:t>Revisada por</w:t>
-            </w:r>
-          </w:p>
-        </w:tc>
-        <w:tc>
-          <w:tcPr>
-            <w:tcW w:type="dxa" w:w="1800"/>
-            <w:shd w:fill="E8EEF5"/>
-            <w:vAlign w:val="center"/>
-          </w:tcPr>
-          <w:p>
-            <w:pPr>
-              <w:spacing w:after="40"/>
-            </w:pPr>
-            <w:r>
-              <w:rPr>
-                <w:b/>
-              </w:rPr>
-              <w:t>Aprobada por</w:t>
-            </w:r>
-          </w:p>
-        </w:tc>
-        <w:tc>
-          <w:tcPr>
-            <w:tcW w:type="dxa" w:w="1296"/>
-            <w:shd w:fill="E8EEF5"/>
-            <w:vAlign w:val="center"/>
-          </w:tcPr>
-          <w:p>
-            <w:pPr>
-              <w:spacing w:after="40"/>
-            </w:pPr>
-            <w:r>
-              <w:rPr>
-                <w:b/>
-              </w:rPr>
-              <w:t>Fecha</w:t>
-            </w:r>
-          </w:p>
-        </w:tc>
-        <w:tc>
-          <w:tcPr>
-            <w:tcW w:type="dxa" w:w="2951"/>
-            <w:shd w:fill="E8EEF5"/>
-            <w:vAlign w:val="center"/>
-          </w:tcPr>
-          <w:p>
-            <w:pPr>
-              <w:spacing w:after="40"/>
-            </w:pPr>
-            <w:r>
-              <w:rPr>
-                <w:b/>
-              </w:rPr>
-              <w:t>Motivo</w:t>
-            </w:r>
-          </w:p>
-        </w:tc>
-      </w:tr>
-      <w:tr>
-        <w:tc>
-          <w:tcPr>
-            <w:tcW w:type="dxa" w:w="1080"/>
-            <w:vAlign w:val="center"/>
-          </w:tcPr>
-          <w:p>
-            <w:pPr>
-              <w:spacing w:after="40"/>
-            </w:pPr>
-            <w:r>
-              <w:t>1.0</w:t>
-            </w:r>
-          </w:p>
-        </w:tc>
-        <w:tc>
-          <w:tcPr>
-            <w:tcW w:type="dxa" w:w="1800"/>
-            <w:vAlign w:val="center"/>
-          </w:tcPr>
-          <w:p>
-            <w:pPr>
-              <w:spacing w:after="40"/>
-            </w:pPr>
-            <w:r>
-              <w:t>Equipo del proyecto</w:t>
-            </w:r>
-          </w:p>
-        </w:tc>
-        <w:tc>
-          <w:tcPr>
-            <w:tcW w:type="dxa" w:w="1800"/>
-            <w:vAlign w:val="center"/>
-          </w:tcPr>
-          <w:p>
-            <w:pPr>
-              <w:spacing w:after="40"/>
-            </w:pPr>
-            <w:r>
-              <w:t>Pendiente</w:t>
-            </w:r>
-          </w:p>
-        </w:tc>
-        <w:tc>
-          <w:tcPr>
-            <w:tcW w:type="dxa" w:w="1800"/>
-            <w:vAlign w:val="center"/>
-          </w:tcPr>
-          <w:p>
-            <w:pPr>
-              <w:spacing w:after="40"/>
-            </w:pPr>
-            <w:r>
-              <w:t>Pendiente</w:t>
-            </w:r>
-          </w:p>
-        </w:tc>
-        <w:tc>
-          <w:tcPr>
-            <w:tcW w:type="dxa" w:w="1296"/>
-            <w:vAlign w:val="center"/>
-          </w:tcPr>
-          <w:p>
-            <w:pPr>
-              <w:spacing w:after="40"/>
-            </w:pPr>
-            <w:r>
-              <w:t>04/07/2026</w:t>
-            </w:r>
-          </w:p>
-        </w:tc>
-        <w:tc>
-          <w:tcPr>
-            <w:tcW w:type="dxa" w:w="2951"/>
-            <w:vAlign w:val="center"/>
-          </w:tcPr>
-          <w:p>
-            <w:pPr>
-              <w:spacing w:after="40"/>
-            </w:pPr>
-            <w:r>
-              <w:t>Adaptacion del documento FD05 - Informe de Proyecto Final a la app implementada</w:t>
-            </w:r>
-          </w:p>
-        </w:tc>
-      </w:tr>
-    </w:tbl>
-    <w:p>
-      <w:pPr>
-        <w:pStyle w:val="Heading1"/>
-      </w:pPr>
-      <w:r>
-        <w:t>1. Resumen ejecutivo</w:t>
-      </w:r>
-    </w:p>
-    <w:p>
-      <w:r>
-        <w:t>Se implemento una aplicacion web funcional para replicar datos entre bases de datos. El alcance final incluye importacion de archivos, configuracion de motores, mapeo de tablas, ejecucion por lotes, historial, descarga de la base modificada y asistencia integrada.</w:t>
-      </w:r>
-    </w:p>
-    <w:p>
-      <w:pPr>
-        <w:pStyle w:val="Heading1"/>
-      </w:pPr>
-      <w:r>
-        <w:t>2. Producto entregado</w:t>
-      </w:r>
-    </w:p>
-    <w:tbl>
-      <w:tblPr>
-        <w:tblStyle w:val="TableGrid"/>
-        <w:tblW w:type="auto" w:w="0"/>
-        <w:jc w:val="center"/>
-        <w:tblLayout w:type="fixed"/>
-        <w:tblLook w:firstColumn="1" w:firstRow="1" w:lastColumn="0" w:lastRow="0" w:noHBand="0" w:noVBand="1" w:val="04A0"/>
-      </w:tblPr>
-      <w:tblGrid>
-        <w:gridCol w:w="3264"/>
-        <w:gridCol w:w="3264"/>
-        <w:gridCol w:w="3264"/>
-      </w:tblGrid>
-      <w:tr>
-        <w:tc>
-          <w:tcPr>
-            <w:tcW w:type="dxa" w:w="2880"/>
-            <w:shd w:fill="E8EEF5"/>
-            <w:vAlign w:val="center"/>
-          </w:tcPr>
-          <w:p>
-            <w:pPr>
-              <w:spacing w:after="40"/>
-            </w:pPr>
-            <w:r>
-              <w:rPr>
-                <w:b/>
-              </w:rPr>
-              <w:t>Entregable</w:t>
-            </w:r>
-          </w:p>
-        </w:tc>
-        <w:tc>
-          <w:tcPr>
-            <w:tcW w:type="dxa" w:w="1584"/>
-            <w:shd w:fill="E8EEF5"/>
-            <w:vAlign w:val="center"/>
-          </w:tcPr>
-          <w:p>
-            <w:pPr>
-              <w:spacing w:after="40"/>
-            </w:pPr>
-            <w:r>
-              <w:rPr>
-                <w:b/>
-              </w:rPr>
-              <w:t>Estado</w:t>
-            </w:r>
-          </w:p>
-        </w:tc>
-        <w:tc>
-          <w:tcPr>
-            <w:tcW w:type="dxa" w:w="4896"/>
-            <w:shd w:fill="E8EEF5"/>
-            <w:vAlign w:val="center"/>
-          </w:tcPr>
-          <w:p>
-            <w:pPr>
-              <w:spacing w:after="40"/>
-            </w:pPr>
-            <w:r>
-              <w:rPr>
-                <w:b/>
-              </w:rPr>
-              <w:t>Ubicacion</w:t>
-            </w:r>
-          </w:p>
-        </w:tc>
-      </w:tr>
-      <w:tr>
-        <w:tc>
-          <w:tcPr>
-            <w:tcW w:type="dxa" w:w="2880"/>
-            <w:vAlign w:val="center"/>
-          </w:tcPr>
-          <w:p>
-            <w:pPr>
-              <w:spacing w:after="40"/>
-            </w:pPr>
-            <w:r>
-              <w:t>Aplicacion web</w:t>
-            </w:r>
-          </w:p>
-        </w:tc>
-        <w:tc>
-          <w:tcPr>
-            <w:tcW w:type="dxa" w:w="1584"/>
-            <w:vAlign w:val="center"/>
-          </w:tcPr>
-          <w:p>
-            <w:pPr>
-              <w:spacing w:after="40"/>
-            </w:pPr>
-            <w:r>
-              <w:t>Incluida</w:t>
-            </w:r>
-          </w:p>
-        </w:tc>
-        <w:tc>
-          <w:tcPr>
-            <w:tcW w:type="dxa" w:w="4896"/>
-            <w:vAlign w:val="center"/>
-          </w:tcPr>
-          <w:p>
-            <w:pPr>
-              <w:spacing w:after="40"/>
-            </w:pPr>
-            <w:r>
-              <w:t>web/</w:t>
-            </w:r>
-          </w:p>
-        </w:tc>
-      </w:tr>
-      <w:tr>
-        <w:tc>
-          <w:tcPr>
-            <w:tcW w:type="dxa" w:w="2880"/>
-            <w:vAlign w:val="center"/>
-          </w:tcPr>
-          <w:p>
-            <w:pPr>
-              <w:spacing w:after="40"/>
-            </w:pPr>
-            <w:r>
-              <w:t>Backend API</w:t>
-            </w:r>
-          </w:p>
-        </w:tc>
-        <w:tc>
-          <w:tcPr>
-            <w:tcW w:type="dxa" w:w="1584"/>
-            <w:vAlign w:val="center"/>
-          </w:tcPr>
-          <w:p>
-            <w:pPr>
-              <w:spacing w:after="40"/>
-            </w:pPr>
-            <w:r>
-              <w:t>Incluido</w:t>
-            </w:r>
-          </w:p>
-        </w:tc>
-        <w:tc>
-          <w:tcPr>
-            <w:tcW w:type="dxa" w:w="4896"/>
-            <w:vAlign w:val="center"/>
-          </w:tcPr>
-          <w:p>
-            <w:pPr>
-              <w:spacing w:after="40"/>
-            </w:pPr>
-            <w:r>
-              <w:t>web/backend/</w:t>
-            </w:r>
-          </w:p>
-        </w:tc>
-      </w:tr>
-      <w:tr>
-        <w:tc>
-          <w:tcPr>
-            <w:tcW w:type="dxa" w:w="2880"/>
-            <w:vAlign w:val="center"/>
-          </w:tcPr>
-          <w:p>
-            <w:pPr>
-              <w:spacing w:after="40"/>
-            </w:pPr>
-            <w:r>
-              <w:t>Frontend</w:t>
-            </w:r>
-          </w:p>
-        </w:tc>
-        <w:tc>
-          <w:tcPr>
-            <w:tcW w:type="dxa" w:w="1584"/>
-            <w:vAlign w:val="center"/>
-          </w:tcPr>
-          <w:p>
-            <w:pPr>
-              <w:spacing w:after="40"/>
-            </w:pPr>
-            <w:r>
-              <w:t>Incluido</w:t>
-            </w:r>
-          </w:p>
-        </w:tc>
-        <w:tc>
-          <w:tcPr>
-            <w:tcW w:type="dxa" w:w="4896"/>
-            <w:vAlign w:val="center"/>
-          </w:tcPr>
-          <w:p>
-            <w:pPr>
-              <w:spacing w:after="40"/>
-            </w:pPr>
-            <w:r>
-              <w:t>web/frontend/</w:t>
-            </w:r>
-          </w:p>
-        </w:tc>
-      </w:tr>
-      <w:tr>
-        <w:tc>
-          <w:tcPr>
-            <w:tcW w:type="dxa" w:w="2880"/>
-            <w:vAlign w:val="center"/>
-          </w:tcPr>
-          <w:p>
-            <w:pPr>
-              <w:spacing w:after="40"/>
-            </w:pPr>
-            <w:r>
-              <w:t>Skill del asistente</w:t>
-            </w:r>
-          </w:p>
-        </w:tc>
-        <w:tc>
-          <w:tcPr>
-            <w:tcW w:type="dxa" w:w="1584"/>
-            <w:vAlign w:val="center"/>
-          </w:tcPr>
-          <w:p>
-            <w:pPr>
-              <w:spacing w:after="40"/>
-            </w:pPr>
-            <w:r>
-              <w:t>Incluida</w:t>
-            </w:r>
-          </w:p>
-        </w:tc>
-        <w:tc>
-          <w:tcPr>
-            <w:tcW w:type="dxa" w:w="4896"/>
-            <w:vAlign w:val="center"/>
-          </w:tcPr>
-          <w:p>
-            <w:pPr>
-              <w:spacing w:after="40"/>
-            </w:pPr>
-            <w:r>
-              <w:t>web/frontend/src/skills/database-nexus-assistant.md</w:t>
-            </w:r>
-          </w:p>
-        </w:tc>
-      </w:tr>
-      <w:tr>
-        <w:tc>
-          <w:tcPr>
-            <w:tcW w:type="dxa" w:w="2880"/>
-            <w:vAlign w:val="center"/>
-          </w:tcPr>
-          <w:p>
-            <w:pPr>
-              <w:spacing w:after="40"/>
-            </w:pPr>
-            <w:r>
-              <w:t>Plugin/chatbox</w:t>
-            </w:r>
-          </w:p>
-        </w:tc>
-        <w:tc>
-          <w:tcPr>
-            <w:tcW w:type="dxa" w:w="1584"/>
-            <w:vAlign w:val="center"/>
-          </w:tcPr>
-          <w:p>
-            <w:pPr>
-              <w:spacing w:after="40"/>
-            </w:pPr>
-            <w:r>
-              <w:t>Incluido</w:t>
-            </w:r>
-          </w:p>
-        </w:tc>
-        <w:tc>
-          <w:tcPr>
-            <w:tcW w:type="dxa" w:w="4896"/>
-            <w:vAlign w:val="center"/>
-          </w:tcPr>
-          <w:p>
-            <w:pPr>
-              <w:spacing w:after="40"/>
-            </w:pPr>
-            <w:r>
-              <w:t>web/frontend/src/plugins/databaseNexusAssistantPlugin.ts</w:t>
-            </w:r>
-          </w:p>
-        </w:tc>
-      </w:tr>
-      <w:tr>
-        <w:tc>
-          <w:tcPr>
-            <w:tcW w:type="dxa" w:w="2880"/>
-            <w:vAlign w:val="center"/>
-          </w:tcPr>
-          <w:p>
-            <w:pPr>
-              <w:spacing w:after="40"/>
-            </w:pPr>
-            <w:r>
-              <w:t>Extension VS Code</w:t>
-            </w:r>
-          </w:p>
-        </w:tc>
-        <w:tc>
-          <w:tcPr>
-            <w:tcW w:type="dxa" w:w="1584"/>
-            <w:vAlign w:val="center"/>
-          </w:tcPr>
-          <w:p>
-            <w:pPr>
-              <w:spacing w:after="40"/>
-            </w:pPr>
-            <w:r>
-              <w:t>Incluida</w:t>
-            </w:r>
-          </w:p>
-        </w:tc>
-        <w:tc>
-          <w:tcPr>
-            <w:tcW w:type="dxa" w:w="4896"/>
-            <w:vAlign w:val="center"/>
-          </w:tcPr>
-          <w:p>
-            <w:pPr>
-              <w:spacing w:after="40"/>
-            </w:pPr>
-            <w:r>
-              <w:t>web/vscode-extension/</w:t>
-            </w:r>
-          </w:p>
-        </w:tc>
-      </w:tr>
-      <w:tr>
-        <w:tc>
-          <w:tcPr>
-            <w:tcW w:type="dxa" w:w="2880"/>
-            <w:vAlign w:val="center"/>
-          </w:tcPr>
-          <w:p>
-            <w:pPr>
-              <w:spacing w:after="40"/>
-            </w:pPr>
-            <w:r>
-              <w:t>Documentacion academica</w:t>
-            </w:r>
-          </w:p>
-        </w:tc>
-        <w:tc>
-          <w:tcPr>
-            <w:tcW w:type="dxa" w:w="1584"/>
-            <w:vAlign w:val="center"/>
-          </w:tcPr>
-          <w:p>
-            <w:pPr>
-              <w:spacing w:after="40"/>
-            </w:pPr>
-            <w:r>
-              <w:t>Actualizada</w:t>
-            </w:r>
-          </w:p>
-        </w:tc>
-        <w:tc>
-          <w:tcPr>
-            <w:tcW w:type="dxa" w:w="4896"/>
-            <w:vAlign w:val="center"/>
-          </w:tcPr>
-          <w:p>
-            <w:pPr>
-              <w:spacing w:after="40"/>
-            </w:pPr>
-            <w:r>
-              <w:t>FD01 a FD06</w:t>
-            </w:r>
-          </w:p>
-        </w:tc>
-      </w:tr>
-    </w:tbl>
-    <w:p>
-      <w:pPr>
-        <w:pStyle w:val="Heading1"/>
-      </w:pPr>
-      <w:r>
-        <w:t>3. Funcionalidades implementadas</w:t>
-      </w:r>
-    </w:p>
-    <w:p>
-      <w:pPr>
-        <w:pStyle w:val="ListBullet"/>
-      </w:pPr>
-      <w:r>
-        <w:t>Autenticacion, roles y gestion basica de usuarios.</w:t>
-      </w:r>
-    </w:p>
-    <w:p>
-      <w:pPr>
-        <w:pStyle w:val="ListBullet"/>
-      </w:pPr>
-      <w:r>
-        <w:t>Configuraciones de bases con credenciales cifradas o archivos importados.</w:t>
-      </w:r>
-    </w:p>
-    <w:p>
-      <w:pPr>
-        <w:pStyle w:val="ListBullet"/>
-      </w:pPr>
-      <w:r>
-        <w:t>Soporte de PostgreSQL, MySQL, MariaDB, SQL Server, Oracle, SQLite, MongoDB y Excel/CSV por archivo.</w:t>
-      </w:r>
-    </w:p>
-    <w:p>
-      <w:pPr>
-        <w:pStyle w:val="ListBullet"/>
-      </w:pPr>
-      <w:r>
-        <w:t>Restauracion de .bak condicionada a SQL Server externo configurado.</w:t>
-      </w:r>
-    </w:p>
-    <w:p>
-      <w:pPr>
-        <w:pStyle w:val="ListBullet"/>
-      </w:pPr>
-      <w:r>
-        <w:t>Replica con seleccion de tablas, mapeo de columnas, transformaciones, progreso e historial.</w:t>
-      </w:r>
-    </w:p>
-    <w:p>
-      <w:pPr>
-        <w:pStyle w:val="ListBullet"/>
-      </w:pPr>
-      <w:r>
-        <w:t>Descarga de catalogos modificados en JSON, Excel .xlsx y SQLite.</w:t>
-      </w:r>
-    </w:p>
-    <w:p>
-      <w:pPr>
-        <w:pStyle w:val="ListBullet"/>
-      </w:pPr>
-      <w:r>
-        <w:t>Compatibilidad con Render sin disco persistente mediante catalogos comprimidos en Supabase/PostgreSQL.</w:t>
-      </w:r>
-    </w:p>
-    <w:p>
-      <w:pPr>
-        <w:pStyle w:val="Heading1"/>
-      </w:pPr>
-      <w:r>
-        <w:t>4. Pruebas realizadas</w:t>
-      </w:r>
-    </w:p>
-    <w:tbl>
-      <w:tblPr>
-        <w:tblStyle w:val="TableGrid"/>
-        <w:tblW w:type="auto" w:w="0"/>
-        <w:jc w:val="center"/>
-        <w:tblLayout w:type="fixed"/>
-        <w:tblLook w:firstColumn="1" w:firstRow="1" w:lastColumn="0" w:lastRow="0" w:noHBand="0" w:noVBand="1" w:val="04A0"/>
-      </w:tblPr>
-      <w:tblGrid>
-        <w:gridCol w:w="4896"/>
-        <w:gridCol w:w="4896"/>
-      </w:tblGrid>
-      <w:tr>
-        <w:tc>
-          <w:tcPr>
-            <w:tcW w:type="dxa" w:w="4320"/>
-            <w:shd w:fill="E8EEF5"/>
-            <w:vAlign w:val="center"/>
-          </w:tcPr>
-          <w:p>
-            <w:pPr>
-              <w:spacing w:after="40"/>
-            </w:pPr>
-            <w:r>
-              <w:rPr>
-                <w:b/>
-              </w:rPr>
-              <w:t>Prueba</w:t>
-            </w:r>
-          </w:p>
-        </w:tc>
-        <w:tc>
-          <w:tcPr>
-            <w:tcW w:type="dxa" w:w="5040"/>
-            <w:shd w:fill="E8EEF5"/>
-            <w:vAlign w:val="center"/>
-          </w:tcPr>
-          <w:p>
-            <w:pPr>
-              <w:spacing w:after="40"/>
-            </w:pPr>
-            <w:r>
-              <w:rPr>
-                <w:b/>
-              </w:rPr>
-              <w:t>Resultado</w:t>
-            </w:r>
-          </w:p>
-        </w:tc>
-      </w:tr>
-      <w:tr>
-        <w:tc>
-          <w:tcPr>
-            <w:tcW w:type="dxa" w:w="4320"/>
-            <w:vAlign w:val="center"/>
-          </w:tcPr>
-          <w:p>
-            <w:pPr>
-              <w:spacing w:after="40"/>
-            </w:pPr>
-            <w:r>
-              <w:t>Compilacion backend TypeScript</w:t>
-            </w:r>
-          </w:p>
-        </w:tc>
-        <w:tc>
-          <w:tcPr>
-            <w:tcW w:type="dxa" w:w="5040"/>
-            <w:vAlign w:val="center"/>
-          </w:tcPr>
-          <w:p>
-            <w:pPr>
-              <w:spacing w:after="40"/>
-            </w:pPr>
-            <w:r>
-              <w:t>Correcta</w:t>
-            </w:r>
-          </w:p>
-        </w:tc>
-      </w:tr>
-      <w:tr>
-        <w:tc>
-          <w:tcPr>
-            <w:tcW w:type="dxa" w:w="4320"/>
-            <w:vAlign w:val="center"/>
-          </w:tcPr>
-          <w:p>
-            <w:pPr>
-              <w:spacing w:after="40"/>
-            </w:pPr>
-            <w:r>
-              <w:t>Build frontend Vite</w:t>
-            </w:r>
-          </w:p>
-        </w:tc>
-        <w:tc>
-          <w:tcPr>
-            <w:tcW w:type="dxa" w:w="5040"/>
-            <w:vAlign w:val="center"/>
-          </w:tcPr>
-          <w:p>
-            <w:pPr>
-              <w:spacing w:after="40"/>
-            </w:pPr>
-            <w:r>
-              <w:t>Correcto</w:t>
-            </w:r>
-          </w:p>
-        </w:tc>
-      </w:tr>
-      <w:tr>
-        <w:tc>
-          <w:tcPr>
-            <w:tcW w:type="dxa" w:w="4320"/>
-            <w:vAlign w:val="center"/>
-          </w:tcPr>
-          <w:p>
-            <w:pPr>
-              <w:spacing w:after="40"/>
-            </w:pPr>
-            <w:r>
-              <w:t>Exportacion JSON de catalogo</w:t>
-            </w:r>
-          </w:p>
-        </w:tc>
-        <w:tc>
-          <w:tcPr>
-            <w:tcW w:type="dxa" w:w="5040"/>
-            <w:vAlign w:val="center"/>
-          </w:tcPr>
-          <w:p>
-            <w:pPr>
-              <w:spacing w:after="40"/>
-            </w:pPr>
-            <w:r>
-              <w:t>Correcta</w:t>
-            </w:r>
-          </w:p>
-        </w:tc>
-      </w:tr>
-      <w:tr>
-        <w:tc>
-          <w:tcPr>
-            <w:tcW w:type="dxa" w:w="4320"/>
-            <w:vAlign w:val="center"/>
-          </w:tcPr>
-          <w:p>
-            <w:pPr>
-              <w:spacing w:after="40"/>
-            </w:pPr>
-            <w:r>
-              <w:t>Exportacion Excel .xlsx</w:t>
-            </w:r>
-          </w:p>
-        </w:tc>
-        <w:tc>
-          <w:tcPr>
-            <w:tcW w:type="dxa" w:w="5040"/>
-            <w:vAlign w:val="center"/>
-          </w:tcPr>
-          <w:p>
-            <w:pPr>
-              <w:spacing w:after="40"/>
-            </w:pPr>
-            <w:r>
-              <w:t>Correcta</w:t>
-            </w:r>
-          </w:p>
-        </w:tc>
-      </w:tr>
-      <w:tr>
-        <w:tc>
-          <w:tcPr>
-            <w:tcW w:type="dxa" w:w="4320"/>
-            <w:vAlign w:val="center"/>
-          </w:tcPr>
-          <w:p>
-            <w:pPr>
-              <w:spacing w:after="40"/>
-            </w:pPr>
-            <w:r>
-              <w:t>Reimportacion de Excel</w:t>
-            </w:r>
-          </w:p>
-        </w:tc>
-        <w:tc>
-          <w:tcPr>
-            <w:tcW w:type="dxa" w:w="5040"/>
-            <w:vAlign w:val="center"/>
-          </w:tcPr>
-          <w:p>
-            <w:pPr>
-              <w:spacing w:after="40"/>
-            </w:pPr>
-            <w:r>
-              <w:t>Correcta: genera tabla y filas</w:t>
-            </w:r>
-          </w:p>
-        </w:tc>
-      </w:tr>
-      <w:tr>
-        <w:tc>
-          <w:tcPr>
-            <w:tcW w:type="dxa" w:w="4320"/>
-            <w:vAlign w:val="center"/>
-          </w:tcPr>
-          <w:p>
-            <w:pPr>
-              <w:spacing w:after="40"/>
-            </w:pPr>
-            <w:r>
-              <w:t>Validacion .bak sin variables SQLSERVER_RESTORE_*</w:t>
-            </w:r>
-          </w:p>
-        </w:tc>
-        <w:tc>
-          <w:tcPr>
-            <w:tcW w:type="dxa" w:w="5040"/>
-            <w:vAlign w:val="center"/>
-          </w:tcPr>
-          <w:p>
-            <w:pPr>
-              <w:spacing w:after="40"/>
-            </w:pPr>
-            <w:r>
-              <w:t>Correcta: error claro</w:t>
-            </w:r>
-          </w:p>
-        </w:tc>
-      </w:tr>
-      <w:tr>
-        <w:tc>
-          <w:tcPr>
-            <w:tcW w:type="dxa" w:w="4320"/>
-            <w:vAlign w:val="center"/>
-          </w:tcPr>
-          <w:p>
-            <w:pPr>
-              <w:spacing w:after="40"/>
-            </w:pPr>
-            <w:r>
-              <w:t>Validacion de formatos</w:t>
-            </w:r>
-          </w:p>
-        </w:tc>
-        <w:tc>
-          <w:tcPr>
-            <w:tcW w:type="dxa" w:w="5040"/>
-            <w:vAlign w:val="center"/>
-          </w:tcPr>
-          <w:p>
-            <w:pPr>
-              <w:spacing w:after="40"/>
-            </w:pPr>
-            <w:r>
-              <w:t>Correcta: extension y archivo vacio/binario controlados</w:t>
-            </w:r>
-          </w:p>
-        </w:tc>
-      </w:tr>
-    </w:tbl>
-    <w:p>
-      <w:pPr>
-        <w:pStyle w:val="Heading1"/>
-      </w:pPr>
-      <w:r>
-        <w:t>5. Instrucciones de ejecucion</w:t>
-      </w:r>
-    </w:p>
-    <w:p>
-      <w:pPr>
-        <w:pStyle w:val="ListNumber"/>
-      </w:pPr>
-      <w:r>
-        <w:t>Abrir terminal en web/.</w:t>
-      </w:r>
-    </w:p>
-    <w:p>
-      <w:pPr>
-        <w:pStyle w:val="ListNumber"/>
-      </w:pPr>
-      <w:r>
-        <w:t>Ejecutar npm run install:all.</w:t>
-      </w:r>
-    </w:p>
-    <w:p>
-      <w:pPr>
-        <w:pStyle w:val="ListNumber"/>
-      </w:pPr>
-      <w:r>
-        <w:t>Configurar variables DATABASE_URL, JWT_SECRET, ENCRYPTION_KEY y credenciales necesarias.</w:t>
-      </w:r>
-    </w:p>
-    <w:p>
-      <w:pPr>
-        <w:pStyle w:val="ListNumber"/>
-      </w:pPr>
-      <w:r>
-        <w:t>Ejecutar npm run dev:backend y npm run dev:frontend para desarrollo.</w:t>
-      </w:r>
-    </w:p>
-    <w:p>
-      <w:pPr>
-        <w:pStyle w:val="ListNumber"/>
-      </w:pPr>
-      <w:r>
-        <w:t>Para produccion ejecutar npm run build y npm start, o desplegar con render.yaml.</w:t>
-      </w:r>
-    </w:p>
-    <w:p>
-      <w:pPr>
-        <w:pStyle w:val="Heading1"/>
-      </w:pPr>
-      <w:r>
-        <w:t>6. Limitaciones y mejoras futuras</w:t>
-      </w:r>
-    </w:p>
-    <w:p>
-      <w:pPr>
-        <w:pStyle w:val="ListBullet"/>
-      </w:pPr>
-      <w:r>
-        <w:t>CDC exact-once queda fuera del alcance; se recomienda WAL/binlog/change streams para versiones futuras.</w:t>
-      </w:r>
-    </w:p>
-    <w:p>
-      <w:pPr>
-        <w:pStyle w:val="ListBullet"/>
-      </w:pPr>
-      <w:r>
-        <w:t>La restauracion .bak depende de infraestructura SQL Server disponible.</w:t>
-      </w:r>
-    </w:p>
-    <w:p>
-      <w:pPr>
-        <w:pStyle w:val="ListBullet"/>
-      </w:pPr>
-      <w:r>
-        <w:t>Se puede agregar auditoria visual de diferencias entre origen y destino y pruebas automatizadas end-to-end.</w:t>
-      </w:r>
-    </w:p>
-    <w:p>
-      <w:pPr>
-        <w:pStyle w:val="Heading1"/>
-      </w:pPr>
-      <w:r>
-        <w:t>Conclusiones</w:t>
-      </w:r>
-    </w:p>
-    <w:p>
-      <w:r>
-        <w:t>El proyecto cumple el objetivo central: replicar datos entre bases de datos y permitir descargar la base ya modificada. La web y la documentacion se encuentran integradas en este repositorio local.</w:t>
-      </w:r>
-    </w:p>
     <w:sectPr>
-      <w:footerReference w:type="default" r:id="rId10"/>
       <w:pgSz w:w="12240" w:h="15840"/>
-      <w:pgMar w:top="1152" w:right="1224" w:bottom="1152" w:left="1224" w:header="648" w:footer="648" w:gutter="0"/>
+      <w:pgMar w:top="1008" w:right="1080" w:bottom="1008" w:left="1080" w:header="720" w:footer="720" w:gutter="0"/>
       <w:cols w:space="720"/>
       <w:docGrid w:linePitch="360"/>
     </w:sectPr>
   </w:body>
 </w:document>
-</file>
-
-<file path=word/footer1.xml><?xml version="1.0" encoding="utf-8"?>
-<w:ftr xmlns:m="http://schemas.openxmlformats.org/officeDocument/2006/math" xmlns:mc="http://schemas.openxmlformats.org/markup-compatibility/2006" xmlns:mo="http://schemas.microsoft.com/office/mac/office/2008/main" xmlns:mv="urn:schemas-microsoft-com:mac:vml" xmlns:o="urn:schemas-microsoft-com:office:office" xmlns:r="http://schemas.openxmlformats.org/officeDocument/2006/relationships" xmlns:v="urn:schemas-microsoft-com:vml" xmlns:w10="urn:schemas-microsoft-com:office:word" xmlns:w14="http://schemas.microsoft.com/office/word/2010/wordml" xmlns:w="http://schemas.openxmlformats.org/wordprocessingml/2006/main" xmlns:wne="http://schemas.microsoft.com/office/word/2006/wordml" xmlns:wp14="http://schemas.microsoft.com/office/word/2010/wordprocessingDrawing" xmlns:wp="http://schemas.openxmlformats.org/drawingml/2006/wordprocessingDrawing" xmlns:wpc="http://schemas.microsoft.com/office/word/2010/wordprocessingCanvas" xmlns:wpg="http://schemas.microsoft.com/office/word/2010/wordprocessingGroup" xmlns:wpi="http://schemas.microsoft.com/office/word/2010/wordprocessingInk" xmlns:wps="http://schemas.microsoft.com/office/word/2010/wordprocessingShape" mc:Ignorable="w14 wp14">
-  <w:p>
-    <w:pPr>
-      <w:pStyle w:val="Footer"/>
-      <w:jc w:val="center"/>
-    </w:pPr>
-    <w:r>
-      <w:rPr>
-        <w:color w:val="595959"/>
-        <w:sz w:val="16"/>
-      </w:rPr>
-      <w:t>Drop Nexus - Replicador de Datos entre Bases de Datos | FD05 - Informe de Proyecto Final</w:t>
-    </w:r>
-  </w:p>
-</w:ftr>
 </file>
 
 <file path=word/numbering.xml><?xml version="1.0" encoding="utf-8"?>
@@ -1628,13 +2905,6 @@
     <w:name w:val="Normal"/>
     <w:qFormat/>
     <w:rsid w:val="00FC693F"/>
-    <w:pPr>
-      <w:spacing w:after="120" w:line="264" w:lineRule="auto"/>
-    </w:pPr>
-    <w:rPr>
-      <w:rFonts w:ascii="Calibri" w:hAnsi="Calibri"/>
-      <w:sz w:val="21"/>
-    </w:rPr>
   </w:style>
   <w:style w:type="paragraph" w:styleId="Header">
     <w:name w:val="header"/>
@@ -1691,15 +2961,15 @@
     <w:pPr>
       <w:keepNext/>
       <w:keepLines/>
-      <w:spacing w:before="280" w:after="160"/>
+      <w:spacing w:before="480" w:after="0"/>
       <w:outlineLvl w:val="0"/>
     </w:pPr>
     <w:rPr>
-      <w:rFonts w:asciiTheme="majorHAnsi" w:eastAsiaTheme="majorEastAsia" w:hAnsiTheme="majorHAnsi" w:cstheme="majorBidi" w:ascii="Calibri" w:hAnsi="Calibri"/>
+      <w:rFonts w:asciiTheme="majorHAnsi" w:eastAsiaTheme="majorEastAsia" w:hAnsiTheme="majorHAnsi" w:cstheme="majorBidi"/>
       <w:b/>
       <w:bCs/>
-      <w:color w:val="1F4E79"/>
-      <w:sz w:val="32"/>
+      <w:color w:val="365F91" w:themeColor="accent1" w:themeShade="BF"/>
+      <w:sz w:val="28"/>
       <w:szCs w:val="28"/>
     </w:rPr>
   </w:style>
@@ -1715,14 +2985,14 @@
     <w:pPr>
       <w:keepNext/>
       <w:keepLines/>
-      <w:spacing w:before="200" w:after="100"/>
+      <w:spacing w:before="200" w:after="0"/>
       <w:outlineLvl w:val="1"/>
     </w:pPr>
     <w:rPr>
-      <w:rFonts w:asciiTheme="majorHAnsi" w:eastAsiaTheme="majorEastAsia" w:hAnsiTheme="majorHAnsi" w:cstheme="majorBidi" w:ascii="Calibri" w:hAnsi="Calibri"/>
+      <w:rFonts w:asciiTheme="majorHAnsi" w:eastAsiaTheme="majorEastAsia" w:hAnsiTheme="majorHAnsi" w:cstheme="majorBidi"/>
       <w:b/>
       <w:bCs/>
-      <w:color w:val="2E74B5"/>
+      <w:color w:val="4F81BD" w:themeColor="accent1"/>
       <w:sz w:val="26"/>
       <w:szCs w:val="26"/>
     </w:rPr>
@@ -1739,15 +3009,14 @@
     <w:pPr>
       <w:keepNext/>
       <w:keepLines/>
-      <w:spacing w:before="160" w:after="80"/>
+      <w:spacing w:before="200" w:after="0"/>
       <w:outlineLvl w:val="2"/>
     </w:pPr>
     <w:rPr>
-      <w:rFonts w:asciiTheme="majorHAnsi" w:eastAsiaTheme="majorEastAsia" w:hAnsiTheme="majorHAnsi" w:cstheme="majorBidi" w:ascii="Calibri" w:hAnsi="Calibri"/>
+      <w:rFonts w:asciiTheme="majorHAnsi" w:eastAsiaTheme="majorEastAsia" w:hAnsiTheme="majorHAnsi" w:cstheme="majorBidi"/>
       <w:b/>
       <w:bCs/>
-      <w:color w:val="1F4D78"/>
-      <w:sz w:val="23"/>
+      <w:color w:val="4F81BD" w:themeColor="accent1"/>
     </w:rPr>
   </w:style>
   <w:style w:type="paragraph" w:styleId="Heading4">

--- a/FD05-EPIS-Informe ProyectoFinal.docx
+++ b/FD05-EPIS-Informe ProyectoFinal.docx
@@ -7,12 +7,38 @@
         <w:jc w:val="center"/>
       </w:pPr>
       <w:r>
-        <w:rPr>
-          <w:rFonts w:ascii="Arial" w:hAnsi="Arial"/>
-          <w:b/>
-          <w:sz w:val="28"/>
-        </w:rPr>
-        <w:t>UNIVERSIDAD PRIVADA DE TACNA</w:t>
+        <w:drawing>
+          <wp:inline xmlns:a="http://schemas.openxmlformats.org/drawingml/2006/main" xmlns:pic="http://schemas.openxmlformats.org/drawingml/2006/picture">
+            <wp:extent cx="960120" cy="1225685"/>
+            <wp:docPr id="1" name="Picture 1"/>
+            <wp:cNvGraphicFramePr>
+              <a:graphicFrameLocks noChangeAspect="1"/>
+            </wp:cNvGraphicFramePr>
+            <a:graphic>
+              <a:graphicData uri="http://schemas.openxmlformats.org/drawingml/2006/picture">
+                <pic:pic>
+                  <pic:nvPicPr>
+                    <pic:cNvPr id="0" name="logo-upt.png"/>
+                    <pic:cNvPicPr/>
+                  </pic:nvPicPr>
+                  <pic:blipFill>
+                    <a:blip r:embed="rId9"/>
+                    <a:stretch>
+                      <a:fillRect/>
+                    </a:stretch>
+                  </pic:blipFill>
+                  <pic:spPr>
+                    <a:xfrm>
+                      <a:off x="0" y="0"/>
+                      <a:ext cx="960120" cy="1225685"/>
+                    </a:xfrm>
+                    <a:prstGeom prst="rect"/>
+                  </pic:spPr>
+                </pic:pic>
+              </a:graphicData>
+            </a:graphic>
+          </wp:inline>
+        </w:drawing>
       </w:r>
     </w:p>
     <w:p>
@@ -21,11 +47,14 @@
       </w:pPr>
       <w:r>
         <w:rPr>
-          <w:rFonts w:ascii="Arial" w:hAnsi="Arial"/>
           <w:b/>
-          <w:sz w:val="28"/>
+          <w:sz w:val="24"/>
         </w:rPr>
-        <w:t>FACULTAD DE INGENIERIA</w:t>
+        <w:t>UNIVERSIDAD PRIVADA DE TACNA</w:t>
+        <w:br/>
+        <w:t>FACULTAD DE INGENIERÍA</w:t>
+        <w:br/>
+        <w:t>Escuela Profesional de Ingeniería de Sistemas</w:t>
       </w:r>
     </w:p>
     <w:p>
@@ -34,11 +63,10 @@
       </w:pPr>
       <w:r>
         <w:rPr>
-          <w:rFonts w:ascii="Arial" w:hAnsi="Arial"/>
-          <w:b w:val="0"/>
-          <w:sz w:val="28"/>
+          <w:b/>
+          <w:sz w:val="32"/>
         </w:rPr>
-        <w:t>Escuela Profesional de Ingenieria de Sistemas</w:t>
+        <w:t>FD05</w:t>
       </w:r>
     </w:p>
     <w:p>
@@ -47,11 +75,10 @@
       </w:pPr>
       <w:r>
         <w:rPr>
-          <w:rFonts w:ascii="Arial" w:hAnsi="Arial"/>
           <w:b/>
-          <w:sz w:val="28"/>
+          <w:sz w:val="36"/>
         </w:rPr>
-        <w:t>Drop Nexus - Replicador de Datos entre Bases de Datos</w:t>
+        <w:t>Informe Proyecto Final</w:t>
       </w:r>
     </w:p>
     <w:p>
@@ -60,11 +87,10 @@
       </w:pPr>
       <w:r>
         <w:rPr>
-          <w:rFonts w:ascii="Arial" w:hAnsi="Arial"/>
-          <w:b/>
-          <w:sz w:val="28"/>
+          <w:b w:val="0"/>
+          <w:sz w:val="22"/>
         </w:rPr>
-        <w:t>FD05 - Informe de Proyecto Final</w:t>
+        <w:t>Entrega, validación, resultados y recomendaciones</w:t>
       </w:r>
     </w:p>
     <w:p>
@@ -72,12 +98,7 @@
         <w:jc w:val="center"/>
       </w:pPr>
       <w:r>
-        <w:rPr>
-          <w:rFonts w:ascii="Arial" w:hAnsi="Arial"/>
-          <w:b w:val="0"/>
-          <w:sz w:val="22"/>
-        </w:rPr>
-        <w:t>Curso: SI783 - Proyecto de Sistemas</w:t>
+        <w:t>Proyecto: Drop Nexus - Replicador de Datos entre Bases de Datos</w:t>
       </w:r>
     </w:p>
     <w:p>
@@ -85,12 +106,7 @@
         <w:jc w:val="center"/>
       </w:pPr>
       <w:r>
-        <w:rPr>
-          <w:rFonts w:ascii="Arial" w:hAnsi="Arial"/>
-          <w:b w:val="0"/>
-          <w:sz w:val="22"/>
-        </w:rPr>
-        <w:t>Docente: Docente del curso</w:t>
+        <w:t>Equipo: CARBAJAL - LLANOS - YUPA - ZAPANA</w:t>
       </w:r>
     </w:p>
     <w:p>
@@ -98,12 +114,7 @@
         <w:jc w:val="center"/>
       </w:pPr>
       <w:r>
-        <w:rPr>
-          <w:rFonts w:ascii="Arial" w:hAnsi="Arial"/>
-          <w:b w:val="0"/>
-          <w:sz w:val="22"/>
-        </w:rPr>
-        <w:t>Integrantes: Equipo del proyecto</w:t>
+        <w:t>Versión: 2.0</w:t>
       </w:r>
     </w:p>
     <w:p>
@@ -111,59 +122,11 @@
         <w:jc w:val="center"/>
       </w:pPr>
       <w:r>
-        <w:rPr>
-          <w:rFonts w:ascii="Arial" w:hAnsi="Arial"/>
-          <w:b w:val="0"/>
-          <w:sz w:val="22"/>
-        </w:rPr>
-        <w:t>Version: 2.0</w:t>
-      </w:r>
-    </w:p>
-    <w:p>
-      <w:pPr>
-        <w:jc w:val="center"/>
-      </w:pPr>
-      <w:r>
-        <w:rPr>
-          <w:rFonts w:ascii="Arial" w:hAnsi="Arial"/>
-          <w:b w:val="0"/>
-          <w:sz w:val="22"/>
-        </w:rPr>
-        <w:t>Fecha: 04/07/2026</w:t>
-      </w:r>
-    </w:p>
-    <w:p>
-      <w:pPr>
-        <w:jc w:val="center"/>
-      </w:pPr>
-      <w:r>
-        <w:rPr>
-          <w:rFonts w:ascii="Arial" w:hAnsi="Arial"/>
-          <w:b w:val="0"/>
-          <w:sz w:val="22"/>
-        </w:rPr>
-        <w:t>Ubicacion del aplicativo: web/ del repositorio local</w:t>
-      </w:r>
-    </w:p>
-    <w:p>
-      <w:pPr>
-        <w:jc w:val="center"/>
-      </w:pPr>
-      <w:r>
-        <w:rPr>
-          <w:rFonts w:ascii="Arial" w:hAnsi="Arial"/>
-          <w:b w:val="0"/>
-          <w:sz w:val="22"/>
-        </w:rPr>
-        <w:t>Tacna - Peru 2026</w:t>
+        <w:t>Julio 2026</w:t>
       </w:r>
     </w:p>
     <w:p>
       <w:r>
-        <w:rPr>
-          <w:rFonts w:ascii="Arial" w:hAnsi="Arial"/>
-          <w:sz w:val="20"/>
-        </w:rPr>
         <w:br w:type="page"/>
       </w:r>
     </w:p>
@@ -172,367 +135,7 @@
         <w:pStyle w:val="Heading1"/>
       </w:pPr>
       <w:r>
-        <w:rPr>
-          <w:rFonts w:ascii="Arial" w:hAnsi="Arial"/>
-          <w:sz w:val="20"/>
-        </w:rPr>
         <w:t>Control de versiones</w:t>
-      </w:r>
-    </w:p>
-    <w:tbl>
-      <w:tblPr>
-        <w:tblStyle w:val="TableGrid"/>
-        <w:tblW w:type="auto" w:w="0"/>
-        <w:jc w:val="center"/>
-        <w:tblLook w:firstColumn="1" w:firstRow="1" w:lastColumn="0" w:lastRow="0" w:noHBand="0" w:noVBand="1" w:val="04A0"/>
-      </w:tblPr>
-      <w:tblGrid>
-        <w:gridCol w:w="1680"/>
-        <w:gridCol w:w="1680"/>
-        <w:gridCol w:w="1680"/>
-        <w:gridCol w:w="1680"/>
-        <w:gridCol w:w="1680"/>
-        <w:gridCol w:w="1680"/>
-      </w:tblGrid>
-      <w:tr>
-        <w:tc>
-          <w:tcPr>
-            <w:tcW w:type="dxa" w:w="1680"/>
-            <w:vAlign w:val="center"/>
-            <w:shd w:fill="1F4E79"/>
-          </w:tcPr>
-          <w:p>
-            <w:r/>
-            <w:r>
-              <w:rPr>
-                <w:b/>
-                <w:color w:val="FFFFFF"/>
-                <w:sz w:val="17"/>
-              </w:rPr>
-              <w:t>Version</w:t>
-            </w:r>
-          </w:p>
-        </w:tc>
-        <w:tc>
-          <w:tcPr>
-            <w:tcW w:type="dxa" w:w="1680"/>
-            <w:vAlign w:val="center"/>
-            <w:shd w:fill="1F4E79"/>
-          </w:tcPr>
-          <w:p>
-            <w:r/>
-            <w:r>
-              <w:rPr>
-                <w:b/>
-                <w:color w:val="FFFFFF"/>
-                <w:sz w:val="17"/>
-              </w:rPr>
-              <w:t>Hecha por</w:t>
-            </w:r>
-          </w:p>
-        </w:tc>
-        <w:tc>
-          <w:tcPr>
-            <w:tcW w:type="dxa" w:w="1680"/>
-            <w:vAlign w:val="center"/>
-            <w:shd w:fill="1F4E79"/>
-          </w:tcPr>
-          <w:p>
-            <w:r/>
-            <w:r>
-              <w:rPr>
-                <w:b/>
-                <w:color w:val="FFFFFF"/>
-                <w:sz w:val="17"/>
-              </w:rPr>
-              <w:t>Revisada por</w:t>
-            </w:r>
-          </w:p>
-        </w:tc>
-        <w:tc>
-          <w:tcPr>
-            <w:tcW w:type="dxa" w:w="1680"/>
-            <w:vAlign w:val="center"/>
-            <w:shd w:fill="1F4E79"/>
-          </w:tcPr>
-          <w:p>
-            <w:r/>
-            <w:r>
-              <w:rPr>
-                <w:b/>
-                <w:color w:val="FFFFFF"/>
-                <w:sz w:val="17"/>
-              </w:rPr>
-              <w:t>Aprobada por</w:t>
-            </w:r>
-          </w:p>
-        </w:tc>
-        <w:tc>
-          <w:tcPr>
-            <w:tcW w:type="dxa" w:w="1680"/>
-            <w:vAlign w:val="center"/>
-            <w:shd w:fill="1F4E79"/>
-          </w:tcPr>
-          <w:p>
-            <w:r/>
-            <w:r>
-              <w:rPr>
-                <w:b/>
-                <w:color w:val="FFFFFF"/>
-                <w:sz w:val="17"/>
-              </w:rPr>
-              <w:t>Fecha</w:t>
-            </w:r>
-          </w:p>
-        </w:tc>
-        <w:tc>
-          <w:tcPr>
-            <w:tcW w:type="dxa" w:w="1680"/>
-            <w:vAlign w:val="center"/>
-            <w:shd w:fill="1F4E79"/>
-          </w:tcPr>
-          <w:p>
-            <w:r/>
-            <w:r>
-              <w:rPr>
-                <w:b/>
-                <w:color w:val="FFFFFF"/>
-                <w:sz w:val="17"/>
-              </w:rPr>
-              <w:t>Motivo</w:t>
-            </w:r>
-          </w:p>
-        </w:tc>
-      </w:tr>
-      <w:tr>
-        <w:tc>
-          <w:tcPr>
-            <w:tcW w:type="dxa" w:w="1680"/>
-            <w:vAlign w:val="center"/>
-          </w:tcPr>
-          <w:p>
-            <w:r/>
-            <w:r>
-              <w:rPr>
-                <w:b w:val="0"/>
-                <w:sz w:val="17"/>
-              </w:rPr>
-              <w:t>1.0</w:t>
-            </w:r>
-          </w:p>
-        </w:tc>
-        <w:tc>
-          <w:tcPr>
-            <w:tcW w:type="dxa" w:w="1680"/>
-            <w:vAlign w:val="center"/>
-          </w:tcPr>
-          <w:p>
-            <w:r/>
-            <w:r>
-              <w:rPr>
-                <w:b w:val="0"/>
-                <w:sz w:val="17"/>
-              </w:rPr>
-              <w:t>Equipo del proyecto</w:t>
-            </w:r>
-          </w:p>
-        </w:tc>
-        <w:tc>
-          <w:tcPr>
-            <w:tcW w:type="dxa" w:w="1680"/>
-            <w:vAlign w:val="center"/>
-          </w:tcPr>
-          <w:p>
-            <w:r/>
-            <w:r>
-              <w:rPr>
-                <w:b w:val="0"/>
-                <w:sz w:val="17"/>
-              </w:rPr>
-              <w:t>Pendiente</w:t>
-            </w:r>
-          </w:p>
-        </w:tc>
-        <w:tc>
-          <w:tcPr>
-            <w:tcW w:type="dxa" w:w="1680"/>
-            <w:vAlign w:val="center"/>
-          </w:tcPr>
-          <w:p>
-            <w:r/>
-            <w:r>
-              <w:rPr>
-                <w:b w:val="0"/>
-                <w:sz w:val="17"/>
-              </w:rPr>
-              <w:t>Pendiente</w:t>
-            </w:r>
-          </w:p>
-        </w:tc>
-        <w:tc>
-          <w:tcPr>
-            <w:tcW w:type="dxa" w:w="1680"/>
-            <w:vAlign w:val="center"/>
-          </w:tcPr>
-          <w:p>
-            <w:r/>
-            <w:r>
-              <w:rPr>
-                <w:b w:val="0"/>
-                <w:sz w:val="17"/>
-              </w:rPr>
-              <w:t>04/07/2026</w:t>
-            </w:r>
-          </w:p>
-        </w:tc>
-        <w:tc>
-          <w:tcPr>
-            <w:tcW w:type="dxa" w:w="1680"/>
-            <w:vAlign w:val="center"/>
-          </w:tcPr>
-          <w:p>
-            <w:r/>
-            <w:r>
-              <w:rPr>
-                <w:b w:val="0"/>
-                <w:sz w:val="17"/>
-              </w:rPr>
-              <w:t>Adaptacion inicial al sistema implementado</w:t>
-            </w:r>
-          </w:p>
-        </w:tc>
-      </w:tr>
-      <w:tr>
-        <w:tc>
-          <w:tcPr>
-            <w:tcW w:type="dxa" w:w="1680"/>
-            <w:vAlign w:val="center"/>
-          </w:tcPr>
-          <w:p>
-            <w:r/>
-            <w:r>
-              <w:rPr>
-                <w:b w:val="0"/>
-                <w:sz w:val="17"/>
-              </w:rPr>
-              <w:t>2.0</w:t>
-            </w:r>
-          </w:p>
-        </w:tc>
-        <w:tc>
-          <w:tcPr>
-            <w:tcW w:type="dxa" w:w="1680"/>
-            <w:vAlign w:val="center"/>
-          </w:tcPr>
-          <w:p>
-            <w:r/>
-            <w:r>
-              <w:rPr>
-                <w:b w:val="0"/>
-                <w:sz w:val="17"/>
-              </w:rPr>
-              <w:t>Equipo del proyecto</w:t>
-            </w:r>
-          </w:p>
-        </w:tc>
-        <w:tc>
-          <w:tcPr>
-            <w:tcW w:type="dxa" w:w="1680"/>
-            <w:vAlign w:val="center"/>
-          </w:tcPr>
-          <w:p>
-            <w:r/>
-            <w:r>
-              <w:rPr>
-                <w:b w:val="0"/>
-                <w:sz w:val="17"/>
-              </w:rPr>
-              <w:t>Pendiente</w:t>
-            </w:r>
-          </w:p>
-        </w:tc>
-        <w:tc>
-          <w:tcPr>
-            <w:tcW w:type="dxa" w:w="1680"/>
-            <w:vAlign w:val="center"/>
-          </w:tcPr>
-          <w:p>
-            <w:r/>
-            <w:r>
-              <w:rPr>
-                <w:b w:val="0"/>
-                <w:sz w:val="17"/>
-              </w:rPr>
-              <w:t>Pendiente</w:t>
-            </w:r>
-          </w:p>
-        </w:tc>
-        <w:tc>
-          <w:tcPr>
-            <w:tcW w:type="dxa" w:w="1680"/>
-            <w:vAlign w:val="center"/>
-          </w:tcPr>
-          <w:p>
-            <w:r/>
-            <w:r>
-              <w:rPr>
-                <w:b w:val="0"/>
-                <w:sz w:val="17"/>
-              </w:rPr>
-              <w:t>04/07/2026</w:t>
-            </w:r>
-          </w:p>
-        </w:tc>
-        <w:tc>
-          <w:tcPr>
-            <w:tcW w:type="dxa" w:w="1680"/>
-            <w:vAlign w:val="center"/>
-          </w:tcPr>
-          <w:p>
-            <w:r/>
-            <w:r>
-              <w:rPr>
-                <w:b w:val="0"/>
-                <w:sz w:val="17"/>
-              </w:rPr>
-              <w:t>Ampliacion con funcionalidades, tablas y diagramas de la carpeta web</w:t>
-            </w:r>
-          </w:p>
-        </w:tc>
-      </w:tr>
-    </w:tbl>
-    <w:p/>
-    <w:p>
-      <w:pPr>
-        <w:pStyle w:val="Heading1"/>
-      </w:pPr>
-      <w:r>
-        <w:rPr>
-          <w:rFonts w:ascii="Arial" w:hAnsi="Arial"/>
-          <w:sz w:val="20"/>
-        </w:rPr>
-        <w:t>1. Resumen ejecutivo</w:t>
-      </w:r>
-    </w:p>
-    <w:p>
-      <w:r>
-        <w:rPr>
-          <w:rFonts w:ascii="Arial" w:hAnsi="Arial"/>
-          <w:sz w:val="20"/>
-        </w:rPr>
-        <w:t>Se entrega una aplicacion web funcional para replicar datos entre bases de datos y archivos. El resultado integra frontend, backend, adaptadores, catalogos normalizados, historial de replicacion, exportacion de resultados, asistente integrado, extension VS Code y documentacion academica FD01 a FD06.</w:t>
-      </w:r>
-    </w:p>
-    <w:p>
-      <w:pPr>
-        <w:pStyle w:val="Heading1"/>
-      </w:pPr>
-      <w:r>
-        <w:rPr>
-          <w:rFonts w:ascii="Arial" w:hAnsi="Arial"/>
-          <w:sz w:val="20"/>
-        </w:rPr>
-        <w:t>2. Producto entregado</w:t>
       </w:r>
     </w:p>
     <w:tbl>
@@ -553,17 +156,15 @@
           <w:tcPr>
             <w:tcW w:type="dxa" w:w="2520"/>
             <w:vAlign w:val="center"/>
-            <w:shd w:fill="1F4E79"/>
           </w:tcPr>
           <w:p>
             <w:r/>
             <w:r>
               <w:rPr>
                 <w:b/>
-                <w:color w:val="FFFFFF"/>
-                <w:sz w:val="17"/>
+                <w:sz w:val="18"/>
               </w:rPr>
-              <w:t>Entregable</w:t>
+              <w:t>Versión</w:t>
             </w:r>
           </w:p>
         </w:tc>
@@ -571,17 +172,15 @@
           <w:tcPr>
             <w:tcW w:type="dxa" w:w="2520"/>
             <w:vAlign w:val="center"/>
-            <w:shd w:fill="1F4E79"/>
           </w:tcPr>
           <w:p>
             <w:r/>
             <w:r>
               <w:rPr>
                 <w:b/>
-                <w:color w:val="FFFFFF"/>
-                <w:sz w:val="17"/>
+                <w:sz w:val="18"/>
               </w:rPr>
-              <w:t>Estado</w:t>
+              <w:t>Fecha</w:t>
             </w:r>
           </w:p>
         </w:tc>
@@ -589,17 +188,15 @@
           <w:tcPr>
             <w:tcW w:type="dxa" w:w="2520"/>
             <w:vAlign w:val="center"/>
-            <w:shd w:fill="1F4E79"/>
           </w:tcPr>
           <w:p>
             <w:r/>
             <w:r>
               <w:rPr>
                 <w:b/>
-                <w:color w:val="FFFFFF"/>
-                <w:sz w:val="17"/>
+                <w:sz w:val="18"/>
               </w:rPr>
-              <w:t>Ubicacion</w:t>
+              <w:t>Responsable</w:t>
             </w:r>
           </w:p>
         </w:tc>
@@ -607,17 +204,15 @@
           <w:tcPr>
             <w:tcW w:type="dxa" w:w="2520"/>
             <w:vAlign w:val="center"/>
-            <w:shd w:fill="1F4E79"/>
           </w:tcPr>
           <w:p>
             <w:r/>
             <w:r>
               <w:rPr>
                 <w:b/>
-                <w:color w:val="FFFFFF"/>
-                <w:sz w:val="17"/>
+                <w:sz w:val="18"/>
               </w:rPr>
-              <w:t>Observacion</w:t>
+              <w:t>Descripción</w:t>
             </w:r>
           </w:p>
         </w:tc>
@@ -633,9 +228,9 @@
             <w:r>
               <w:rPr>
                 <w:b w:val="0"/>
-                <w:sz w:val="17"/>
+                <w:sz w:val="18"/>
               </w:rPr>
-              <w:t>Aplicacion web</w:t>
+              <w:t>1.0</w:t>
             </w:r>
           </w:p>
         </w:tc>
@@ -649,9 +244,9 @@
             <w:r>
               <w:rPr>
                 <w:b w:val="0"/>
-                <w:sz w:val="17"/>
+                <w:sz w:val="18"/>
               </w:rPr>
-              <w:t>Incluida</w:t>
+              <w:t>Julio 2026</w:t>
             </w:r>
           </w:p>
         </w:tc>
@@ -665,9 +260,9 @@
             <w:r>
               <w:rPr>
                 <w:b w:val="0"/>
-                <w:sz w:val="17"/>
+                <w:sz w:val="18"/>
               </w:rPr>
-              <w:t>web/</w:t>
+              <w:t>CARBAJAL - LLANOS - YUPA - ZAPANA</w:t>
             </w:r>
           </w:p>
         </w:tc>
@@ -681,9 +276,9 @@
             <w:r>
               <w:rPr>
                 <w:b w:val="0"/>
-                <w:sz w:val="17"/>
+                <w:sz w:val="18"/>
               </w:rPr>
-              <w:t>Monorepo frontend/backend.</w:t>
+              <w:t>Documento base del proyecto.</w:t>
             </w:r>
           </w:p>
         </w:tc>
@@ -699,9 +294,9 @@
             <w:r>
               <w:rPr>
                 <w:b w:val="0"/>
-                <w:sz w:val="17"/>
+                <w:sz w:val="18"/>
               </w:rPr>
-              <w:t>Frontend</w:t>
+              <w:t>2.0</w:t>
             </w:r>
           </w:p>
         </w:tc>
@@ -715,9 +310,9 @@
             <w:r>
               <w:rPr>
                 <w:b w:val="0"/>
-                <w:sz w:val="17"/>
+                <w:sz w:val="18"/>
               </w:rPr>
-              <w:t>Incluido</w:t>
+              <w:t>Julio 2026</w:t>
             </w:r>
           </w:p>
         </w:tc>
@@ -731,9 +326,9 @@
             <w:r>
               <w:rPr>
                 <w:b w:val="0"/>
-                <w:sz w:val="17"/>
+                <w:sz w:val="18"/>
               </w:rPr>
-              <w:t>web/frontend/</w:t>
+              <w:t>CARBAJAL - LLANOS - YUPA - ZAPANA</w:t>
             </w:r>
           </w:p>
         </w:tc>
@@ -747,339 +342,9 @@
             <w:r>
               <w:rPr>
                 <w:b w:val="0"/>
-                <w:sz w:val="17"/>
+                <w:sz w:val="18"/>
               </w:rPr>
-              <w:t>React, Vite, Tailwind.</w:t>
-            </w:r>
-          </w:p>
-        </w:tc>
-      </w:tr>
-      <w:tr>
-        <w:tc>
-          <w:tcPr>
-            <w:tcW w:type="dxa" w:w="2520"/>
-            <w:vAlign w:val="center"/>
-          </w:tcPr>
-          <w:p>
-            <w:r/>
-            <w:r>
-              <w:rPr>
-                <w:b w:val="0"/>
-                <w:sz w:val="17"/>
-              </w:rPr>
-              <w:t>Backend API</w:t>
-            </w:r>
-          </w:p>
-        </w:tc>
-        <w:tc>
-          <w:tcPr>
-            <w:tcW w:type="dxa" w:w="2520"/>
-            <w:vAlign w:val="center"/>
-          </w:tcPr>
-          <w:p>
-            <w:r/>
-            <w:r>
-              <w:rPr>
-                <w:b w:val="0"/>
-                <w:sz w:val="17"/>
-              </w:rPr>
-              <w:t>Incluido</w:t>
-            </w:r>
-          </w:p>
-        </w:tc>
-        <w:tc>
-          <w:tcPr>
-            <w:tcW w:type="dxa" w:w="2520"/>
-            <w:vAlign w:val="center"/>
-          </w:tcPr>
-          <w:p>
-            <w:r/>
-            <w:r>
-              <w:rPr>
-                <w:b w:val="0"/>
-                <w:sz w:val="17"/>
-              </w:rPr>
-              <w:t>web/backend/</w:t>
-            </w:r>
-          </w:p>
-        </w:tc>
-        <w:tc>
-          <w:tcPr>
-            <w:tcW w:type="dxa" w:w="2520"/>
-            <w:vAlign w:val="center"/>
-          </w:tcPr>
-          <w:p>
-            <w:r/>
-            <w:r>
-              <w:rPr>
-                <w:b w:val="0"/>
-                <w:sz w:val="17"/>
-              </w:rPr>
-              <w:t>Fastify, TypeScript, PostgreSQL.</w:t>
-            </w:r>
-          </w:p>
-        </w:tc>
-      </w:tr>
-      <w:tr>
-        <w:tc>
-          <w:tcPr>
-            <w:tcW w:type="dxa" w:w="2520"/>
-            <w:vAlign w:val="center"/>
-          </w:tcPr>
-          <w:p>
-            <w:r/>
-            <w:r>
-              <w:rPr>
-                <w:b w:val="0"/>
-                <w:sz w:val="17"/>
-              </w:rPr>
-              <w:t>Adaptadores</w:t>
-            </w:r>
-          </w:p>
-        </w:tc>
-        <w:tc>
-          <w:tcPr>
-            <w:tcW w:type="dxa" w:w="2520"/>
-            <w:vAlign w:val="center"/>
-          </w:tcPr>
-          <w:p>
-            <w:r/>
-            <w:r>
-              <w:rPr>
-                <w:b w:val="0"/>
-                <w:sz w:val="17"/>
-              </w:rPr>
-              <w:t>Incluidos</w:t>
-            </w:r>
-          </w:p>
-        </w:tc>
-        <w:tc>
-          <w:tcPr>
-            <w:tcW w:type="dxa" w:w="2520"/>
-            <w:vAlign w:val="center"/>
-          </w:tcPr>
-          <w:p>
-            <w:r/>
-            <w:r>
-              <w:rPr>
-                <w:b w:val="0"/>
-                <w:sz w:val="17"/>
-              </w:rPr>
-              <w:t>web/backend/src/adapters/</w:t>
-            </w:r>
-          </w:p>
-        </w:tc>
-        <w:tc>
-          <w:tcPr>
-            <w:tcW w:type="dxa" w:w="2520"/>
-            <w:vAlign w:val="center"/>
-          </w:tcPr>
-          <w:p>
-            <w:r/>
-            <w:r>
-              <w:rPr>
-                <w:b w:val="0"/>
-                <w:sz w:val="17"/>
-              </w:rPr>
-              <w:t>PostgreSQL, MySQL, SQL Server, SQLite, MongoDB y catalogos.</w:t>
-            </w:r>
-          </w:p>
-        </w:tc>
-      </w:tr>
-      <w:tr>
-        <w:tc>
-          <w:tcPr>
-            <w:tcW w:type="dxa" w:w="2520"/>
-            <w:vAlign w:val="center"/>
-          </w:tcPr>
-          <w:p>
-            <w:r/>
-            <w:r>
-              <w:rPr>
-                <w:b w:val="0"/>
-                <w:sz w:val="17"/>
-              </w:rPr>
-              <w:t>Skill y plugin</w:t>
-            </w:r>
-          </w:p>
-        </w:tc>
-        <w:tc>
-          <w:tcPr>
-            <w:tcW w:type="dxa" w:w="2520"/>
-            <w:vAlign w:val="center"/>
-          </w:tcPr>
-          <w:p>
-            <w:r/>
-            <w:r>
-              <w:rPr>
-                <w:b w:val="0"/>
-                <w:sz w:val="17"/>
-              </w:rPr>
-              <w:t>Incluidos</w:t>
-            </w:r>
-          </w:p>
-        </w:tc>
-        <w:tc>
-          <w:tcPr>
-            <w:tcW w:type="dxa" w:w="2520"/>
-            <w:vAlign w:val="center"/>
-          </w:tcPr>
-          <w:p>
-            <w:r/>
-            <w:r>
-              <w:rPr>
-                <w:b w:val="0"/>
-                <w:sz w:val="17"/>
-              </w:rPr>
-              <w:t>web/frontend/src/skills y plugins</w:t>
-            </w:r>
-          </w:p>
-        </w:tc>
-        <w:tc>
-          <w:tcPr>
-            <w:tcW w:type="dxa" w:w="2520"/>
-            <w:vAlign w:val="center"/>
-          </w:tcPr>
-          <w:p>
-            <w:r/>
-            <w:r>
-              <w:rPr>
-                <w:b w:val="0"/>
-                <w:sz w:val="17"/>
-              </w:rPr>
-              <w:t>Asistencia contextual.</w:t>
-            </w:r>
-          </w:p>
-        </w:tc>
-      </w:tr>
-      <w:tr>
-        <w:tc>
-          <w:tcPr>
-            <w:tcW w:type="dxa" w:w="2520"/>
-            <w:vAlign w:val="center"/>
-          </w:tcPr>
-          <w:p>
-            <w:r/>
-            <w:r>
-              <w:rPr>
-                <w:b w:val="0"/>
-                <w:sz w:val="17"/>
-              </w:rPr>
-              <w:t>Extension VS Code</w:t>
-            </w:r>
-          </w:p>
-        </w:tc>
-        <w:tc>
-          <w:tcPr>
-            <w:tcW w:type="dxa" w:w="2520"/>
-            <w:vAlign w:val="center"/>
-          </w:tcPr>
-          <w:p>
-            <w:r/>
-            <w:r>
-              <w:rPr>
-                <w:b w:val="0"/>
-                <w:sz w:val="17"/>
-              </w:rPr>
-              <w:t>Incluida</w:t>
-            </w:r>
-          </w:p>
-        </w:tc>
-        <w:tc>
-          <w:tcPr>
-            <w:tcW w:type="dxa" w:w="2520"/>
-            <w:vAlign w:val="center"/>
-          </w:tcPr>
-          <w:p>
-            <w:r/>
-            <w:r>
-              <w:rPr>
-                <w:b w:val="0"/>
-                <w:sz w:val="17"/>
-              </w:rPr>
-              <w:t>web/vscode-extension/</w:t>
-            </w:r>
-          </w:p>
-        </w:tc>
-        <w:tc>
-          <w:tcPr>
-            <w:tcW w:type="dxa" w:w="2520"/>
-            <w:vAlign w:val="center"/>
-          </w:tcPr>
-          <w:p>
-            <w:r/>
-            <w:r>
-              <w:rPr>
-                <w:b w:val="0"/>
-                <w:sz w:val="17"/>
-              </w:rPr>
-              <w:t>Comandos locales del proyecto.</w:t>
-            </w:r>
-          </w:p>
-        </w:tc>
-      </w:tr>
-      <w:tr>
-        <w:tc>
-          <w:tcPr>
-            <w:tcW w:type="dxa" w:w="2520"/>
-            <w:vAlign w:val="center"/>
-          </w:tcPr>
-          <w:p>
-            <w:r/>
-            <w:r>
-              <w:rPr>
-                <w:b w:val="0"/>
-                <w:sz w:val="17"/>
-              </w:rPr>
-              <w:t>Documentacion</w:t>
-            </w:r>
-          </w:p>
-        </w:tc>
-        <w:tc>
-          <w:tcPr>
-            <w:tcW w:type="dxa" w:w="2520"/>
-            <w:vAlign w:val="center"/>
-          </w:tcPr>
-          <w:p>
-            <w:r/>
-            <w:r>
-              <w:rPr>
-                <w:b w:val="0"/>
-                <w:sz w:val="17"/>
-              </w:rPr>
-              <w:t>Actualizada</w:t>
-            </w:r>
-          </w:p>
-        </w:tc>
-        <w:tc>
-          <w:tcPr>
-            <w:tcW w:type="dxa" w:w="2520"/>
-            <w:vAlign w:val="center"/>
-          </w:tcPr>
-          <w:p>
-            <w:r/>
-            <w:r>
-              <w:rPr>
-                <w:b w:val="0"/>
-                <w:sz w:val="17"/>
-              </w:rPr>
-              <w:t>FD01 a FD06</w:t>
-            </w:r>
-          </w:p>
-        </w:tc>
-        <w:tc>
-          <w:tcPr>
-            <w:tcW w:type="dxa" w:w="2520"/>
-            <w:vAlign w:val="center"/>
-          </w:tcPr>
-          <w:p>
-            <w:r/>
-            <w:r>
-              <w:rPr>
-                <w:b w:val="0"/>
-                <w:sz w:val="17"/>
-              </w:rPr>
-              <w:t>Con tablas y diagramas.</w:t>
+              <w:t>Ampliación y alineamiento con la implementación real de la carpeta web.</w:t>
             </w:r>
           </w:p>
         </w:tc>
@@ -1091,355 +356,122 @@
         <w:pStyle w:val="Heading1"/>
       </w:pPr>
       <w:r>
-        <w:rPr>
-          <w:rFonts w:ascii="Arial" w:hAnsi="Arial"/>
-          <w:sz w:val="20"/>
-        </w:rPr>
-        <w:t>3. Funcionalidades implementadas</w:t>
-      </w:r>
-    </w:p>
-    <w:tbl>
-      <w:tblPr>
-        <w:tblStyle w:val="TableGrid"/>
-        <w:tblW w:type="auto" w:w="0"/>
-        <w:jc w:val="center"/>
-        <w:tblLook w:firstColumn="1" w:firstRow="1" w:lastColumn="0" w:lastRow="0" w:noHBand="0" w:noVBand="1" w:val="04A0"/>
-      </w:tblPr>
-      <w:tblGrid>
-        <w:gridCol w:w="5040"/>
-        <w:gridCol w:w="5040"/>
-      </w:tblGrid>
-      <w:tr>
-        <w:tc>
-          <w:tcPr>
-            <w:tcW w:type="dxa" w:w="5040"/>
-            <w:vAlign w:val="center"/>
-            <w:shd w:fill="1F4E79"/>
-          </w:tcPr>
-          <w:p>
-            <w:r/>
-            <w:r>
-              <w:rPr>
-                <w:b/>
-                <w:color w:val="FFFFFF"/>
-                <w:sz w:val="17"/>
-              </w:rPr>
-              <w:t>Modulo</w:t>
-            </w:r>
-          </w:p>
-        </w:tc>
-        <w:tc>
-          <w:tcPr>
-            <w:tcW w:type="dxa" w:w="5040"/>
-            <w:vAlign w:val="center"/>
-            <w:shd w:fill="1F4E79"/>
-          </w:tcPr>
-          <w:p>
-            <w:r/>
-            <w:r>
-              <w:rPr>
-                <w:b/>
-                <w:color w:val="FFFFFF"/>
-                <w:sz w:val="17"/>
-              </w:rPr>
-              <w:t>Funcionalidades</w:t>
-            </w:r>
-          </w:p>
-        </w:tc>
-      </w:tr>
-      <w:tr>
-        <w:tc>
-          <w:tcPr>
-            <w:tcW w:type="dxa" w:w="5040"/>
-            <w:vAlign w:val="center"/>
-          </w:tcPr>
-          <w:p>
-            <w:r/>
-            <w:r>
-              <w:rPr>
-                <w:b w:val="0"/>
-                <w:sz w:val="17"/>
-              </w:rPr>
-              <w:t>Autenticacion</w:t>
-            </w:r>
-          </w:p>
-        </w:tc>
-        <w:tc>
-          <w:tcPr>
-            <w:tcW w:type="dxa" w:w="5040"/>
-            <w:vAlign w:val="center"/>
-          </w:tcPr>
-          <w:p>
-            <w:r/>
-            <w:r>
-              <w:rPr>
-                <w:b w:val="0"/>
-                <w:sz w:val="17"/>
-              </w:rPr>
-              <w:t>Registro, login, JWT, rutas privadas y roles.</w:t>
-            </w:r>
-          </w:p>
-        </w:tc>
-      </w:tr>
-      <w:tr>
-        <w:tc>
-          <w:tcPr>
-            <w:tcW w:type="dxa" w:w="5040"/>
-            <w:vAlign w:val="center"/>
-          </w:tcPr>
-          <w:p>
-            <w:r/>
-            <w:r>
-              <w:rPr>
-                <w:b w:val="0"/>
-                <w:sz w:val="17"/>
-              </w:rPr>
-              <w:t>Configuraciones</w:t>
-            </w:r>
-          </w:p>
-        </w:tc>
-        <w:tc>
-          <w:tcPr>
-            <w:tcW w:type="dxa" w:w="5040"/>
-            <w:vAlign w:val="center"/>
-          </w:tcPr>
-          <w:p>
-            <w:r/>
-            <w:r>
-              <w:rPr>
-                <w:b w:val="0"/>
-                <w:sz w:val="17"/>
-              </w:rPr>
-              <w:t>Importar, listar, editar, probar, exportar y eliminar bases.</w:t>
-            </w:r>
-          </w:p>
-        </w:tc>
-      </w:tr>
-      <w:tr>
-        <w:tc>
-          <w:tcPr>
-            <w:tcW w:type="dxa" w:w="5040"/>
-            <w:vAlign w:val="center"/>
-          </w:tcPr>
-          <w:p>
-            <w:r/>
-            <w:r>
-              <w:rPr>
-                <w:b w:val="0"/>
-                <w:sz w:val="17"/>
-              </w:rPr>
-              <w:t>Importacion</w:t>
-            </w:r>
-          </w:p>
-        </w:tc>
-        <w:tc>
-          <w:tcPr>
-            <w:tcW w:type="dxa" w:w="5040"/>
-            <w:vAlign w:val="center"/>
-          </w:tcPr>
-          <w:p>
-            <w:r/>
-            <w:r>
-              <w:rPr>
-                <w:b w:val="0"/>
-                <w:sz w:val="17"/>
-              </w:rPr>
-              <w:t>SQL, SQLite, MongoDB JSON/NDJSON, Excel/CSV y SQL Server .bak con restauracion.</w:t>
-            </w:r>
-          </w:p>
-        </w:tc>
-      </w:tr>
-      <w:tr>
-        <w:tc>
-          <w:tcPr>
-            <w:tcW w:type="dxa" w:w="5040"/>
-            <w:vAlign w:val="center"/>
-          </w:tcPr>
-          <w:p>
-            <w:r/>
-            <w:r>
-              <w:rPr>
-                <w:b w:val="0"/>
-                <w:sz w:val="17"/>
-              </w:rPr>
-              <w:t>Replicacion</w:t>
-            </w:r>
-          </w:p>
-        </w:tc>
-        <w:tc>
-          <w:tcPr>
-            <w:tcW w:type="dxa" w:w="5040"/>
-            <w:vAlign w:val="center"/>
-          </w:tcPr>
-          <w:p>
-            <w:r/>
-            <w:r>
-              <w:rPr>
-                <w:b w:val="0"/>
-                <w:sz w:val="17"/>
-              </w:rPr>
-              <w:t>Seleccion multiple de tablas, mapeo, conversiones, preview, creacion de destino, lotes y modos de escritura.</w:t>
-            </w:r>
-          </w:p>
-        </w:tc>
-      </w:tr>
-      <w:tr>
-        <w:tc>
-          <w:tcPr>
-            <w:tcW w:type="dxa" w:w="5040"/>
-            <w:vAlign w:val="center"/>
-          </w:tcPr>
-          <w:p>
-            <w:r/>
-            <w:r>
-              <w:rPr>
-                <w:b w:val="0"/>
-                <w:sz w:val="17"/>
-              </w:rPr>
-              <w:t>Operaciones de job</w:t>
-            </w:r>
-          </w:p>
-        </w:tc>
-        <w:tc>
-          <w:tcPr>
-            <w:tcW w:type="dxa" w:w="5040"/>
-            <w:vAlign w:val="center"/>
-          </w:tcPr>
-          <w:p>
-            <w:r/>
-            <w:r>
-              <w:rPr>
-                <w:b w:val="0"/>
-                <w:sz w:val="17"/>
-              </w:rPr>
-              <w:t>Detener, reanudar, reintentar, programar y continuar incrementalmente por offset.</w:t>
-            </w:r>
-          </w:p>
-        </w:tc>
-      </w:tr>
-      <w:tr>
-        <w:tc>
-          <w:tcPr>
-            <w:tcW w:type="dxa" w:w="5040"/>
-            <w:vAlign w:val="center"/>
-          </w:tcPr>
-          <w:p>
-            <w:r/>
-            <w:r>
-              <w:rPr>
-                <w:b w:val="0"/>
-                <w:sz w:val="17"/>
-              </w:rPr>
-              <w:t>Observabilidad</w:t>
-            </w:r>
-          </w:p>
-        </w:tc>
-        <w:tc>
-          <w:tcPr>
-            <w:tcW w:type="dxa" w:w="5040"/>
-            <w:vAlign w:val="center"/>
-          </w:tcPr>
-          <w:p>
-            <w:r/>
-            <w:r>
-              <w:rPr>
-                <w:b w:val="0"/>
-                <w:sz w:val="17"/>
-              </w:rPr>
-              <w:t>Progreso, velocidad, lotes, reintentos, errores, diagnostico y recomendacion.</w:t>
-            </w:r>
-          </w:p>
-        </w:tc>
-      </w:tr>
-      <w:tr>
-        <w:tc>
-          <w:tcPr>
-            <w:tcW w:type="dxa" w:w="5040"/>
-            <w:vAlign w:val="center"/>
-          </w:tcPr>
-          <w:p>
-            <w:r/>
-            <w:r>
-              <w:rPr>
-                <w:b w:val="0"/>
-                <w:sz w:val="17"/>
-              </w:rPr>
-              <w:t>Exportacion</w:t>
-            </w:r>
-          </w:p>
-        </w:tc>
-        <w:tc>
-          <w:tcPr>
-            <w:tcW w:type="dxa" w:w="5040"/>
-            <w:vAlign w:val="center"/>
-          </w:tcPr>
-          <w:p>
-            <w:r/>
-            <w:r>
-              <w:rPr>
-                <w:b w:val="0"/>
-                <w:sz w:val="17"/>
-              </w:rPr>
-              <w:t>Catalogos modificados a JSON, XLSX y SQLite; reporte de job en JSON.</w:t>
-            </w:r>
-          </w:p>
-        </w:tc>
-      </w:tr>
-    </w:tbl>
-    <w:p/>
-    <w:p>
-      <w:r>
-        <w:rPr>
-          <w:rFonts w:ascii="Arial" w:hAnsi="Arial"/>
-          <w:b/>
-          <w:sz w:val="20"/>
-        </w:rPr>
-        <w:t>Resumen del flujo entregado</w:t>
+        <w:t>Índice general</w:t>
       </w:r>
     </w:p>
     <w:p>
       <w:pPr>
-        <w:pStyle w:val="NoSpacing"/>
+        <w:pStyle w:val="ListNumber"/>
       </w:pPr>
       <w:r>
-        <w:rPr>
-          <w:rFonts w:ascii="Consolas" w:hAnsi="Consolas" w:eastAsia="Consolas"/>
-          <w:sz w:val="16"/>
-        </w:rPr>
-        <w:t>```mermaid</w:t>
-        <w:br/>
-        <w:t>flowchart LR</w:t>
-        <w:br/>
-        <w:t xml:space="preserve">  A[Importar o seleccionar base origen] --&gt; B[Importar o seleccionar destino]</w:t>
-        <w:br/>
-        <w:t xml:space="preserve">  B --&gt; C[Listar tablas y columnas]</w:t>
-        <w:br/>
-        <w:t xml:space="preserve">  C --&gt; D[Seleccionar tablas]</w:t>
-        <w:br/>
-        <w:t xml:space="preserve">  D --&gt; E[Mapear columnas y conversiones]</w:t>
-        <w:br/>
-        <w:t xml:space="preserve">  E --&gt; F[Vista previa y validacion]</w:t>
-        <w:br/>
-        <w:t xml:space="preserve">  F --&gt; G[Ejecutar o programar]</w:t>
-        <w:br/>
-        <w:t xml:space="preserve">  G --&gt; H[Monitorear progreso]</w:t>
-        <w:br/>
-        <w:t xml:space="preserve">  H --&gt; I[Descargar reporte o base modificada]</w:t>
-        <w:br/>
-        <w:t>```</w:t>
+        <w:t>Introducción</w:t>
       </w:r>
     </w:p>
-    <w:p/>
+    <w:p>
+      <w:pPr>
+        <w:pStyle w:val="ListNumber"/>
+      </w:pPr>
+      <w:r>
+        <w:t>Contexto y alcance</w:t>
+      </w:r>
+    </w:p>
+    <w:p>
+      <w:pPr>
+        <w:pStyle w:val="ListNumber"/>
+      </w:pPr>
+      <w:r>
+        <w:t>Desarrollo del documento</w:t>
+      </w:r>
+    </w:p>
+    <w:p>
+      <w:pPr>
+        <w:pStyle w:val="ListNumber"/>
+      </w:pPr>
+      <w:r>
+        <w:t>Diagramas y evidencias</w:t>
+      </w:r>
+    </w:p>
+    <w:p>
+      <w:pPr>
+        <w:pStyle w:val="ListNumber"/>
+      </w:pPr>
+      <w:r>
+        <w:t>Conclusiones y recomendaciones</w:t>
+      </w:r>
+    </w:p>
+    <w:p>
+      <w:r>
+        <w:br w:type="page"/>
+      </w:r>
+    </w:p>
     <w:p>
       <w:pPr>
         <w:pStyle w:val="Heading1"/>
       </w:pPr>
       <w:r>
+        <w:t>1. Resumen ejecutivo</w:t>
+      </w:r>
+    </w:p>
+    <w:p>
+      <w:r>
+        <w:t>Se entrega Drop Nexus, aplicación web funcional para replicar datos entre bases y archivos. El resultado integra frontend, backend, adaptadores, catálogos normalizados, historial, exportación, asistente integrado, extensión VS Code, skill Codex y documentación académica.</w:t>
+      </w:r>
+    </w:p>
+    <w:p/>
+    <w:p>
+      <w:r>
+        <w:drawing>
+          <wp:inline xmlns:a="http://schemas.openxmlformats.org/drawingml/2006/main" xmlns:pic="http://schemas.openxmlformats.org/drawingml/2006/picture">
+            <wp:extent cx="6126480" cy="3719649"/>
+            <wp:docPr id="2" name="Picture 2"/>
+            <wp:cNvGraphicFramePr>
+              <a:graphicFrameLocks noChangeAspect="1"/>
+            </wp:cNvGraphicFramePr>
+            <a:graphic>
+              <a:graphicData uri="http://schemas.openxmlformats.org/drawingml/2006/picture">
+                <pic:pic>
+                  <pic:nvPicPr>
+                    <pic:cNvPr id="0" name="architecture.png"/>
+                    <pic:cNvPicPr/>
+                  </pic:nvPicPr>
+                  <pic:blipFill>
+                    <a:blip r:embed="rId10"/>
+                    <a:stretch>
+                      <a:fillRect/>
+                    </a:stretch>
+                  </pic:blipFill>
+                  <pic:spPr>
+                    <a:xfrm>
+                      <a:off x="0" y="0"/>
+                      <a:ext cx="6126480" cy="3719649"/>
+                    </a:xfrm>
+                    <a:prstGeom prst="rect"/>
+                  </pic:spPr>
+                </pic:pic>
+              </a:graphicData>
+            </a:graphic>
+          </wp:inline>
+        </w:drawing>
+      </w:r>
+    </w:p>
+    <w:p>
+      <w:pPr>
+        <w:jc w:val="center"/>
+      </w:pPr>
+      <w:r>
         <w:rPr>
-          <w:rFonts w:ascii="Arial" w:hAnsi="Arial"/>
-          <w:sz w:val="20"/>
+          <w:i/>
+          <w:sz w:val="18"/>
         </w:rPr>
-        <w:t>4. Pruebas y verificaciones sugeridas</w:t>
+        <w:t>Figura 1. Sistema entregado y componentes principales.</w:t>
+      </w:r>
+    </w:p>
+    <w:p>
+      <w:pPr>
+        <w:pStyle w:val="Heading1"/>
+      </w:pPr>
+      <w:r>
+        <w:t>2. Alcance entregado</w:t>
       </w:r>
     </w:p>
     <w:tbl>
@@ -1459,17 +491,15 @@
           <w:tcPr>
             <w:tcW w:type="dxa" w:w="3360"/>
             <w:vAlign w:val="center"/>
-            <w:shd w:fill="1F4E79"/>
           </w:tcPr>
           <w:p>
             <w:r/>
             <w:r>
               <w:rPr>
                 <w:b/>
-                <w:color w:val="FFFFFF"/>
-                <w:sz w:val="17"/>
+                <w:sz w:val="18"/>
               </w:rPr>
-              <w:t>Prueba</w:t>
+              <w:t>Módulo</w:t>
             </w:r>
           </w:p>
         </w:tc>
@@ -1477,17 +507,15 @@
           <w:tcPr>
             <w:tcW w:type="dxa" w:w="3360"/>
             <w:vAlign w:val="center"/>
-            <w:shd w:fill="1F4E79"/>
           </w:tcPr>
           <w:p>
             <w:r/>
             <w:r>
               <w:rPr>
                 <w:b/>
-                <w:color w:val="FFFFFF"/>
-                <w:sz w:val="17"/>
+                <w:sz w:val="18"/>
               </w:rPr>
-              <w:t>Comando o accion</w:t>
+              <w:t>Estado</w:t>
             </w:r>
           </w:p>
         </w:tc>
@@ -1495,17 +523,15 @@
           <w:tcPr>
             <w:tcW w:type="dxa" w:w="3360"/>
             <w:vAlign w:val="center"/>
-            <w:shd w:fill="1F4E79"/>
           </w:tcPr>
           <w:p>
             <w:r/>
             <w:r>
               <w:rPr>
                 <w:b/>
-                <w:color w:val="FFFFFF"/>
-                <w:sz w:val="17"/>
+                <w:sz w:val="18"/>
               </w:rPr>
-              <w:t>Resultado esperado</w:t>
+              <w:t>Evidencia</w:t>
             </w:r>
           </w:p>
         </w:tc>
@@ -1521,9 +547,9 @@
             <w:r>
               <w:rPr>
                 <w:b w:val="0"/>
-                <w:sz w:val="17"/>
+                <w:sz w:val="18"/>
               </w:rPr>
-              <w:t>Instalacion</w:t>
+              <w:t>Autenticación</w:t>
             </w:r>
           </w:p>
         </w:tc>
@@ -1537,9 +563,9 @@
             <w:r>
               <w:rPr>
                 <w:b w:val="0"/>
-                <w:sz w:val="17"/>
+                <w:sz w:val="18"/>
               </w:rPr>
-              <w:t>npm run install:all en web/</w:t>
+              <w:t>Implementado</w:t>
             </w:r>
           </w:p>
         </w:tc>
@@ -1553,9 +579,9 @@
             <w:r>
               <w:rPr>
                 <w:b w:val="0"/>
-                <w:sz w:val="17"/>
+                <w:sz w:val="18"/>
               </w:rPr>
-              <w:t>Dependencias instaladas.</w:t>
+              <w:t>Registro, login, JWT y roles.</w:t>
             </w:r>
           </w:p>
         </w:tc>
@@ -1571,9 +597,9 @@
             <w:r>
               <w:rPr>
                 <w:b w:val="0"/>
-                <w:sz w:val="17"/>
+                <w:sz w:val="18"/>
               </w:rPr>
-              <w:t>Typecheck backend</w:t>
+              <w:t>Bases de datos</w:t>
             </w:r>
           </w:p>
         </w:tc>
@@ -1587,9 +613,9 @@
             <w:r>
               <w:rPr>
                 <w:b w:val="0"/>
-                <w:sz w:val="17"/>
+                <w:sz w:val="18"/>
               </w:rPr>
-              <w:t>npm run typecheck en web/backend</w:t>
+              <w:t>Implementado</w:t>
             </w:r>
           </w:p>
         </w:tc>
@@ -1603,9 +629,9 @@
             <w:r>
               <w:rPr>
                 <w:b w:val="0"/>
-                <w:sz w:val="17"/>
+                <w:sz w:val="18"/>
               </w:rPr>
-              <w:t>Sin errores TypeScript.</w:t>
+              <w:t>Importación, validación, prueba y descarga.</w:t>
             </w:r>
           </w:p>
         </w:tc>
@@ -1621,9 +647,9 @@
             <w:r>
               <w:rPr>
                 <w:b w:val="0"/>
-                <w:sz w:val="17"/>
+                <w:sz w:val="18"/>
               </w:rPr>
-              <w:t>Build frontend</w:t>
+              <w:t>Replicador</w:t>
             </w:r>
           </w:p>
         </w:tc>
@@ -1637,9 +663,9 @@
             <w:r>
               <w:rPr>
                 <w:b w:val="0"/>
-                <w:sz w:val="17"/>
+                <w:sz w:val="18"/>
               </w:rPr>
-              <w:t>npm run build en web/frontend</w:t>
+              <w:t>Implementado</w:t>
             </w:r>
           </w:p>
         </w:tc>
@@ -1653,9 +679,9 @@
             <w:r>
               <w:rPr>
                 <w:b w:val="0"/>
-                <w:sz w:val="17"/>
+                <w:sz w:val="18"/>
               </w:rPr>
-              <w:t>dist generado correctamente.</w:t>
+              <w:t>Mapeo, previsualización, modos y programación.</w:t>
             </w:r>
           </w:p>
         </w:tc>
@@ -1671,9 +697,9 @@
             <w:r>
               <w:rPr>
                 <w:b w:val="0"/>
-                <w:sz w:val="17"/>
+                <w:sz w:val="18"/>
               </w:rPr>
-              <w:t>Health check</w:t>
+              <w:t>Historial</w:t>
             </w:r>
           </w:p>
         </w:tc>
@@ -1687,9 +713,9 @@
             <w:r>
               <w:rPr>
                 <w:b w:val="0"/>
-                <w:sz w:val="17"/>
+                <w:sz w:val="18"/>
               </w:rPr>
-              <w:t>GET /api/status</w:t>
+              <w:t>Implementado</w:t>
             </w:r>
           </w:p>
         </w:tc>
@@ -1703,9 +729,9 @@
             <w:r>
               <w:rPr>
                 <w:b w:val="0"/>
-                <w:sz w:val="17"/>
+                <w:sz w:val="18"/>
               </w:rPr>
-              <w:t>status ok y timestamp.</w:t>
+              <w:t>Progreso, errores y reporte JSON.</w:t>
             </w:r>
           </w:p>
         </w:tc>
@@ -1721,9 +747,9 @@
             <w:r>
               <w:rPr>
                 <w:b w:val="0"/>
-                <w:sz w:val="17"/>
+                <w:sz w:val="18"/>
               </w:rPr>
-              <w:t>Importar SQLite</w:t>
+              <w:t>Asistente</w:t>
             </w:r>
           </w:p>
         </w:tc>
@@ -1737,9 +763,9 @@
             <w:r>
               <w:rPr>
                 <w:b w:val="0"/>
-                <w:sz w:val="17"/>
+                <w:sz w:val="18"/>
               </w:rPr>
-              <w:t>Cargar .sqlite valido</w:t>
+              <w:t>Implementado</w:t>
             </w:r>
           </w:p>
         </w:tc>
@@ -1753,9 +779,9 @@
             <w:r>
               <w:rPr>
                 <w:b w:val="0"/>
-                <w:sz w:val="17"/>
+                <w:sz w:val="18"/>
               </w:rPr>
-              <w:t>Catalogo con tablas detectadas.</w:t>
+              <w:t>Skill, plugin, chatbox y OpenAI opcional.</w:t>
             </w:r>
           </w:p>
         </w:tc>
@@ -1771,9 +797,9 @@
             <w:r>
               <w:rPr>
                 <w:b w:val="0"/>
-                <w:sz w:val="17"/>
+                <w:sz w:val="18"/>
               </w:rPr>
-              <w:t>Importar Excel/CSV</w:t>
+              <w:t>Extensión VS Code</w:t>
             </w:r>
           </w:p>
         </w:tc>
@@ -1787,9 +813,9 @@
             <w:r>
               <w:rPr>
                 <w:b w:val="0"/>
-                <w:sz w:val="17"/>
+                <w:sz w:val="18"/>
               </w:rPr>
-              <w:t>Cargar hoja con encabezados</w:t>
+              <w:t>Publicado</w:t>
             </w:r>
           </w:p>
         </w:tc>
@@ -1803,9 +829,9 @@
             <w:r>
               <w:rPr>
                 <w:b w:val="0"/>
-                <w:sz w:val="17"/>
+                <w:sz w:val="18"/>
               </w:rPr>
-              <w:t>Tabla generada por hoja.</w:t>
+              <w:t>Release v0.1.0 con VSIX.</w:t>
             </w:r>
           </w:p>
         </w:tc>
@@ -1821,9 +847,9 @@
             <w:r>
               <w:rPr>
                 <w:b w:val="0"/>
-                <w:sz w:val="17"/>
+                <w:sz w:val="18"/>
               </w:rPr>
-              <w:t>Replica simple</w:t>
+              <w:t>Skill Codex</w:t>
             </w:r>
           </w:p>
         </w:tc>
@@ -1837,9 +863,9 @@
             <w:r>
               <w:rPr>
                 <w:b w:val="0"/>
-                <w:sz w:val="17"/>
+                <w:sz w:val="18"/>
               </w:rPr>
-              <w:t>Origen y destino importados, modo insert</w:t>
+              <w:t>Publicado</w:t>
             </w:r>
           </w:p>
         </w:tc>
@@ -1853,109 +879,9 @@
             <w:r>
               <w:rPr>
                 <w:b w:val="0"/>
-                <w:sz w:val="17"/>
+                <w:sz w:val="18"/>
               </w:rPr>
-              <w:t>Job completed con registros copiados.</w:t>
-            </w:r>
-          </w:p>
-        </w:tc>
-      </w:tr>
-      <w:tr>
-        <w:tc>
-          <w:tcPr>
-            <w:tcW w:type="dxa" w:w="3360"/>
-            <w:vAlign w:val="center"/>
-          </w:tcPr>
-          <w:p>
-            <w:r/>
-            <w:r>
-              <w:rPr>
-                <w:b w:val="0"/>
-                <w:sz w:val="17"/>
-              </w:rPr>
-              <w:t>Error controlado</w:t>
-            </w:r>
-          </w:p>
-        </w:tc>
-        <w:tc>
-          <w:tcPr>
-            <w:tcW w:type="dxa" w:w="3360"/>
-            <w:vAlign w:val="center"/>
-          </w:tcPr>
-          <w:p>
-            <w:r/>
-            <w:r>
-              <w:rPr>
-                <w:b w:val="0"/>
-                <w:sz w:val="17"/>
-              </w:rPr>
-              <w:t>Upsert sin clave primaria</w:t>
-            </w:r>
-          </w:p>
-        </w:tc>
-        <w:tc>
-          <w:tcPr>
-            <w:tcW w:type="dxa" w:w="3360"/>
-            <w:vAlign w:val="center"/>
-          </w:tcPr>
-          <w:p>
-            <w:r/>
-            <w:r>
-              <w:rPr>
-                <w:b w:val="0"/>
-                <w:sz w:val="17"/>
-              </w:rPr>
-              <w:t>Advertencia/error con recomendacion.</w:t>
-            </w:r>
-          </w:p>
-        </w:tc>
-      </w:tr>
-      <w:tr>
-        <w:tc>
-          <w:tcPr>
-            <w:tcW w:type="dxa" w:w="3360"/>
-            <w:vAlign w:val="center"/>
-          </w:tcPr>
-          <w:p>
-            <w:r/>
-            <w:r>
-              <w:rPr>
-                <w:b w:val="0"/>
-                <w:sz w:val="17"/>
-              </w:rPr>
-              <w:t>Exportacion</w:t>
-            </w:r>
-          </w:p>
-        </w:tc>
-        <w:tc>
-          <w:tcPr>
-            <w:tcW w:type="dxa" w:w="3360"/>
-            <w:vAlign w:val="center"/>
-          </w:tcPr>
-          <w:p>
-            <w:r/>
-            <w:r>
-              <w:rPr>
-                <w:b w:val="0"/>
-                <w:sz w:val="17"/>
-              </w:rPr>
-              <w:t>/configurations/:id/export/xlsx</w:t>
-            </w:r>
-          </w:p>
-        </w:tc>
-        <w:tc>
-          <w:tcPr>
-            <w:tcW w:type="dxa" w:w="3360"/>
-            <w:vAlign w:val="center"/>
-          </w:tcPr>
-          <w:p>
-            <w:r/>
-            <w:r>
-              <w:rPr>
-                <w:b w:val="0"/>
-                <w:sz w:val="17"/>
-              </w:rPr>
-              <w:t>Archivo descargable.</w:t>
+              <w:t>ZIP validado con quick_validate.py.</w:t>
             </w:r>
           </w:p>
         </w:tc>
@@ -1967,11 +893,141 @@
         <w:pStyle w:val="Heading1"/>
       </w:pPr>
       <w:r>
+        <w:t>3. Funcionalidades principales</w:t>
+      </w:r>
+    </w:p>
+    <w:p>
+      <w:pPr>
+        <w:pStyle w:val="ListBullet"/>
+      </w:pPr>
+      <w:r>
+        <w:t>Importación de PostgreSQL, MySQL, MariaDB, SQL Server, Oracle por script, SQLite, MongoDB y Excel/CSV.</w:t>
+      </w:r>
+    </w:p>
+    <w:p>
+      <w:pPr>
+        <w:pStyle w:val="ListBullet"/>
+      </w:pPr>
+      <w:r>
+        <w:t>Detección automática y validación de archivos.</w:t>
+      </w:r>
+    </w:p>
+    <w:p>
+      <w:pPr>
+        <w:pStyle w:val="ListBullet"/>
+      </w:pPr>
+      <w:r>
+        <w:t>Replicación de múltiples tablas con transformaciones.</w:t>
+      </w:r>
+    </w:p>
+    <w:p>
+      <w:pPr>
+        <w:pStyle w:val="ListBullet"/>
+      </w:pPr>
+      <w:r>
+        <w:t>Modos insert, upsert, replace y truncate.</w:t>
+      </w:r>
+    </w:p>
+    <w:p>
+      <w:pPr>
+        <w:pStyle w:val="ListBullet"/>
+      </w:pPr>
+      <w:r>
+        <w:t>Programación recurrente e incremental por offset.</w:t>
+      </w:r>
+    </w:p>
+    <w:p>
+      <w:pPr>
+        <w:pStyle w:val="ListBullet"/>
+      </w:pPr>
+      <w:r>
+        <w:t>Exportación a JSON, XLSX y SQLite.</w:t>
+      </w:r>
+    </w:p>
+    <w:p>
+      <w:pPr>
+        <w:pStyle w:val="ListBullet"/>
+      </w:pPr>
+      <w:r>
+        <w:t>Diagnóstico de fallas con causa y recomendación.</w:t>
+      </w:r>
+    </w:p>
+    <w:p>
+      <w:pPr>
+        <w:pStyle w:val="ListBullet"/>
+      </w:pPr>
+      <w:r>
+        <w:t>Publicación de descargas para extensión y skill.</w:t>
+      </w:r>
+    </w:p>
+    <w:p>
+      <w:pPr>
+        <w:pStyle w:val="Heading1"/>
+      </w:pPr>
+      <w:r>
+        <w:t>4. Arquitectura y despliegue</w:t>
+      </w:r>
+    </w:p>
+    <w:p>
+      <w:r>
+        <w:t>La solución se ejecuta con Node.js 22.14.0 y npm 10 o superior. Render compila frontend y backend, sirve la aplicación, y Supabase/PostgreSQL conserva usuarios, configuraciones, trabajos y catálogos.</w:t>
+      </w:r>
+    </w:p>
+    <w:p/>
+    <w:p>
+      <w:r>
+        <w:drawing>
+          <wp:inline xmlns:a="http://schemas.openxmlformats.org/drawingml/2006/main" xmlns:pic="http://schemas.openxmlformats.org/drawingml/2006/picture">
+            <wp:extent cx="6126480" cy="3719649"/>
+            <wp:docPr id="3" name="Picture 3"/>
+            <wp:cNvGraphicFramePr>
+              <a:graphicFrameLocks noChangeAspect="1"/>
+            </wp:cNvGraphicFramePr>
+            <a:graphic>
+              <a:graphicData uri="http://schemas.openxmlformats.org/drawingml/2006/picture">
+                <pic:pic>
+                  <pic:nvPicPr>
+                    <pic:cNvPr id="0" name="deployment.png"/>
+                    <pic:cNvPicPr/>
+                  </pic:nvPicPr>
+                  <pic:blipFill>
+                    <a:blip r:embed="rId11"/>
+                    <a:stretch>
+                      <a:fillRect/>
+                    </a:stretch>
+                  </pic:blipFill>
+                  <pic:spPr>
+                    <a:xfrm>
+                      <a:off x="0" y="0"/>
+                      <a:ext cx="6126480" cy="3719649"/>
+                    </a:xfrm>
+                    <a:prstGeom prst="rect"/>
+                  </pic:spPr>
+                </pic:pic>
+              </a:graphicData>
+            </a:graphic>
+          </wp:inline>
+        </w:drawing>
+      </w:r>
+    </w:p>
+    <w:p>
+      <w:pPr>
+        <w:jc w:val="center"/>
+      </w:pPr>
+      <w:r>
         <w:rPr>
-          <w:rFonts w:ascii="Arial" w:hAnsi="Arial"/>
-          <w:sz w:val="20"/>
+          <w:i/>
+          <w:sz w:val="18"/>
         </w:rPr>
-        <w:t>5. Resultados alcanzados</w:t>
+        <w:t>Figura 2. Despliegue final recomendado.</w:t>
+      </w:r>
+    </w:p>
+    <w:p>
+      <w:pPr>
+        <w:pStyle w:val="Heading1"/>
+      </w:pPr>
+      <w:r>
+        <w:t>5. Pruebas y validación</w:t>
       </w:r>
     </w:p>
     <w:tbl>
@@ -1991,17 +1047,15 @@
           <w:tcPr>
             <w:tcW w:type="dxa" w:w="3360"/>
             <w:vAlign w:val="center"/>
-            <w:shd w:fill="1F4E79"/>
           </w:tcPr>
           <w:p>
             <w:r/>
             <w:r>
               <w:rPr>
                 <w:b/>
-                <w:color w:val="FFFFFF"/>
-                <w:sz w:val="17"/>
+                <w:sz w:val="18"/>
               </w:rPr>
-              <w:t>Resultado</w:t>
+              <w:t>Prueba</w:t>
             </w:r>
           </w:p>
         </w:tc>
@@ -2009,17 +1063,15 @@
           <w:tcPr>
             <w:tcW w:type="dxa" w:w="3360"/>
             <w:vAlign w:val="center"/>
-            <w:shd w:fill="1F4E79"/>
           </w:tcPr>
           <w:p>
             <w:r/>
             <w:r>
               <w:rPr>
                 <w:b/>
-                <w:color w:val="FFFFFF"/>
-                <w:sz w:val="17"/>
+                <w:sz w:val="18"/>
               </w:rPr>
-              <w:t>Estado</w:t>
+              <w:t>Resultado esperado</w:t>
             </w:r>
           </w:p>
         </w:tc>
@@ -2027,17 +1079,15 @@
           <w:tcPr>
             <w:tcW w:type="dxa" w:w="3360"/>
             <w:vAlign w:val="center"/>
-            <w:shd w:fill="1F4E79"/>
           </w:tcPr>
           <w:p>
             <w:r/>
             <w:r>
               <w:rPr>
                 <w:b/>
-                <w:color w:val="FFFFFF"/>
-                <w:sz w:val="17"/>
+                <w:sz w:val="18"/>
               </w:rPr>
-              <w:t>Comentario</w:t>
+              <w:t>Estado</w:t>
             </w:r>
           </w:p>
         </w:tc>
@@ -2053,9 +1103,9 @@
             <w:r>
               <w:rPr>
                 <w:b w:val="0"/>
-                <w:sz w:val="17"/>
+                <w:sz w:val="18"/>
               </w:rPr>
-              <w:t>Sistema ejecutable localmente</w:t>
+              <w:t>Validar package.json</w:t>
             </w:r>
           </w:p>
         </w:tc>
@@ -2069,9 +1119,9 @@
             <w:r>
               <w:rPr>
                 <w:b w:val="0"/>
-                <w:sz w:val="17"/>
+                <w:sz w:val="18"/>
               </w:rPr>
-              <w:t>Logrado</w:t>
+              <w:t>Engines Node 22.14.0</w:t>
             </w:r>
           </w:p>
         </w:tc>
@@ -2085,9 +1135,9 @@
             <w:r>
               <w:rPr>
                 <w:b w:val="0"/>
-                <w:sz w:val="17"/>
+                <w:sz w:val="18"/>
               </w:rPr>
-              <w:t>Scripts dev para frontend y backend.</w:t>
+              <w:t>Cumple</w:t>
             </w:r>
           </w:p>
         </w:tc>
@@ -2103,9 +1153,9 @@
             <w:r>
               <w:rPr>
                 <w:b w:val="0"/>
-                <w:sz w:val="17"/>
+                <w:sz w:val="18"/>
               </w:rPr>
-              <w:t>Soporte multiusuario</w:t>
+              <w:t>Empaquetar extensión</w:t>
             </w:r>
           </w:p>
         </w:tc>
@@ -2119,9 +1169,9 @@
             <w:r>
               <w:rPr>
                 <w:b w:val="0"/>
-                <w:sz w:val="17"/>
+                <w:sz w:val="18"/>
               </w:rPr>
-              <w:t>Logrado</w:t>
+              <w:t>VSIX con archivos esperados</w:t>
             </w:r>
           </w:p>
         </w:tc>
@@ -2135,9 +1185,9 @@
             <w:r>
               <w:rPr>
                 <w:b w:val="0"/>
-                <w:sz w:val="17"/>
+                <w:sz w:val="18"/>
               </w:rPr>
-              <w:t>Aislamiento por user_id.</w:t>
+              <w:t>Cumple</w:t>
             </w:r>
           </w:p>
         </w:tc>
@@ -2153,9 +1203,9 @@
             <w:r>
               <w:rPr>
                 <w:b w:val="0"/>
-                <w:sz w:val="17"/>
+                <w:sz w:val="18"/>
               </w:rPr>
-              <w:t>Replicacion heterogenea</w:t>
+              <w:t>Instalar VSIX</w:t>
             </w:r>
           </w:p>
         </w:tc>
@@ -2169,9 +1219,9 @@
             <w:r>
               <w:rPr>
                 <w:b w:val="0"/>
-                <w:sz w:val="17"/>
+                <w:sz w:val="18"/>
               </w:rPr>
-              <w:t>Logrado</w:t>
+              <w:t>Aparece victorplatero.database-nexus-vscode@0.1.0</w:t>
             </w:r>
           </w:p>
         </w:tc>
@@ -2185,9 +1235,9 @@
             <w:r>
               <w:rPr>
                 <w:b w:val="0"/>
-                <w:sz w:val="17"/>
+                <w:sz w:val="18"/>
               </w:rPr>
-              <w:t>Adaptadores y catalogos permiten interoperabilidad.</w:t>
+              <w:t>Cumple</w:t>
             </w:r>
           </w:p>
         </w:tc>
@@ -2203,9 +1253,9 @@
             <w:r>
               <w:rPr>
                 <w:b w:val="0"/>
-                <w:sz w:val="17"/>
+                <w:sz w:val="18"/>
               </w:rPr>
-              <w:t>Trazabilidad</w:t>
+              <w:t>Validar skill Codex</w:t>
             </w:r>
           </w:p>
         </w:tc>
@@ -2219,9 +1269,9 @@
             <w:r>
               <w:rPr>
                 <w:b w:val="0"/>
-                <w:sz w:val="17"/>
+                <w:sz w:val="18"/>
               </w:rPr>
-              <w:t>Logrado</w:t>
+              <w:t>Skill is valid</w:t>
             </w:r>
           </w:p>
         </w:tc>
@@ -2235,9 +1285,9 @@
             <w:r>
               <w:rPr>
                 <w:b w:val="0"/>
-                <w:sz w:val="17"/>
+                <w:sz w:val="18"/>
               </w:rPr>
-              <w:t>Tabla replications conserva progreso y diagnostico.</w:t>
+              <w:t>Cumple</w:t>
             </w:r>
           </w:p>
         </w:tc>
@@ -2253,9 +1303,9 @@
             <w:r>
               <w:rPr>
                 <w:b w:val="0"/>
-                <w:sz w:val="17"/>
+                <w:sz w:val="18"/>
               </w:rPr>
-              <w:t>Despliegue preparado</w:t>
+              <w:t>Subir release</w:t>
             </w:r>
           </w:p>
         </w:tc>
@@ -2269,9 +1319,9 @@
             <w:r>
               <w:rPr>
                 <w:b w:val="0"/>
-                <w:sz w:val="17"/>
+                <w:sz w:val="18"/>
               </w:rPr>
-              <w:t>Logrado</w:t>
+              <w:t>Assets VSIX, ZIP y MD disponibles</w:t>
             </w:r>
           </w:p>
         </w:tc>
@@ -2285,9 +1335,9 @@
             <w:r>
               <w:rPr>
                 <w:b w:val="0"/>
-                <w:sz w:val="17"/>
+                <w:sz w:val="18"/>
               </w:rPr>
-              <w:t>render.yaml y variables documentadas.</w:t>
+              <w:t>Cumple</w:t>
             </w:r>
           </w:p>
         </w:tc>
@@ -2303,9 +1353,9 @@
             <w:r>
               <w:rPr>
                 <w:b w:val="0"/>
-                <w:sz w:val="17"/>
+                <w:sz w:val="18"/>
               </w:rPr>
-              <w:t>CDC exact-once</w:t>
+              <w:t>Importar archivo</w:t>
             </w:r>
           </w:p>
         </w:tc>
@@ -2319,9 +1369,9 @@
             <w:r>
               <w:rPr>
                 <w:b w:val="0"/>
-                <w:sz w:val="17"/>
+                <w:sz w:val="18"/>
               </w:rPr>
-              <w:t>Fuera de alcance</w:t>
+              <w:t>Catálogo y configuración</w:t>
             </w:r>
           </w:p>
         </w:tc>
@@ -2335,9 +1385,617 @@
             <w:r>
               <w:rPr>
                 <w:b w:val="0"/>
-                <w:sz w:val="17"/>
+                <w:sz w:val="18"/>
               </w:rPr>
-              <w:t>Requiere WAL/binlog/change streams.</w:t>
+              <w:t>Implementado</w:t>
+            </w:r>
+          </w:p>
+        </w:tc>
+      </w:tr>
+      <w:tr>
+        <w:tc>
+          <w:tcPr>
+            <w:tcW w:type="dxa" w:w="3360"/>
+            <w:vAlign w:val="center"/>
+          </w:tcPr>
+          <w:p>
+            <w:r/>
+            <w:r>
+              <w:rPr>
+                <w:b w:val="0"/>
+                <w:sz w:val="18"/>
+              </w:rPr>
+              <w:t>Replicar datos</w:t>
+            </w:r>
+          </w:p>
+        </w:tc>
+        <w:tc>
+          <w:tcPr>
+            <w:tcW w:type="dxa" w:w="3360"/>
+            <w:vAlign w:val="center"/>
+          </w:tcPr>
+          <w:p>
+            <w:r/>
+            <w:r>
+              <w:rPr>
+                <w:b w:val="0"/>
+                <w:sz w:val="18"/>
+              </w:rPr>
+              <w:t>Job con progreso</w:t>
+            </w:r>
+          </w:p>
+        </w:tc>
+        <w:tc>
+          <w:tcPr>
+            <w:tcW w:type="dxa" w:w="3360"/>
+            <w:vAlign w:val="center"/>
+          </w:tcPr>
+          <w:p>
+            <w:r/>
+            <w:r>
+              <w:rPr>
+                <w:b w:val="0"/>
+                <w:sz w:val="18"/>
+              </w:rPr>
+              <w:t>Implementado</w:t>
+            </w:r>
+          </w:p>
+        </w:tc>
+      </w:tr>
+      <w:tr>
+        <w:tc>
+          <w:tcPr>
+            <w:tcW w:type="dxa" w:w="3360"/>
+            <w:vAlign w:val="center"/>
+          </w:tcPr>
+          <w:p>
+            <w:r/>
+            <w:r>
+              <w:rPr>
+                <w:b w:val="0"/>
+                <w:sz w:val="18"/>
+              </w:rPr>
+              <w:t>Descargar resultado</w:t>
+            </w:r>
+          </w:p>
+        </w:tc>
+        <w:tc>
+          <w:tcPr>
+            <w:tcW w:type="dxa" w:w="3360"/>
+            <w:vAlign w:val="center"/>
+          </w:tcPr>
+          <w:p>
+            <w:r/>
+            <w:r>
+              <w:rPr>
+                <w:b w:val="0"/>
+                <w:sz w:val="18"/>
+              </w:rPr>
+              <w:t>JSON/XLSX/SQLite</w:t>
+            </w:r>
+          </w:p>
+        </w:tc>
+        <w:tc>
+          <w:tcPr>
+            <w:tcW w:type="dxa" w:w="3360"/>
+            <w:vAlign w:val="center"/>
+          </w:tcPr>
+          <w:p>
+            <w:r/>
+            <w:r>
+              <w:rPr>
+                <w:b w:val="0"/>
+                <w:sz w:val="18"/>
+              </w:rPr>
+              <w:t>Implementado</w:t>
+            </w:r>
+          </w:p>
+        </w:tc>
+      </w:tr>
+    </w:tbl>
+    <w:p/>
+    <w:p/>
+    <w:p>
+      <w:r>
+        <w:drawing>
+          <wp:inline xmlns:a="http://schemas.openxmlformats.org/drawingml/2006/main" xmlns:pic="http://schemas.openxmlformats.org/drawingml/2006/picture">
+            <wp:extent cx="6126480" cy="3719649"/>
+            <wp:docPr id="4" name="Picture 4"/>
+            <wp:cNvGraphicFramePr>
+              <a:graphicFrameLocks noChangeAspect="1"/>
+            </wp:cNvGraphicFramePr>
+            <a:graphic>
+              <a:graphicData uri="http://schemas.openxmlformats.org/drawingml/2006/picture">
+                <pic:pic>
+                  <pic:nvPicPr>
+                    <pic:cNvPr id="0" name="workflow.png"/>
+                    <pic:cNvPicPr/>
+                  </pic:nvPicPr>
+                  <pic:blipFill>
+                    <a:blip r:embed="rId12"/>
+                    <a:stretch>
+                      <a:fillRect/>
+                    </a:stretch>
+                  </pic:blipFill>
+                  <pic:spPr>
+                    <a:xfrm>
+                      <a:off x="0" y="0"/>
+                      <a:ext cx="6126480" cy="3719649"/>
+                    </a:xfrm>
+                    <a:prstGeom prst="rect"/>
+                  </pic:spPr>
+                </pic:pic>
+              </a:graphicData>
+            </a:graphic>
+          </wp:inline>
+        </w:drawing>
+      </w:r>
+    </w:p>
+    <w:p>
+      <w:pPr>
+        <w:jc w:val="center"/>
+      </w:pPr>
+      <w:r>
+        <w:rPr>
+          <w:i/>
+          <w:sz w:val="18"/>
+        </w:rPr>
+        <w:t>Figura 3. Resultado funcional desde la perspectiva del usuario.</w:t>
+      </w:r>
+    </w:p>
+    <w:p>
+      <w:pPr>
+        <w:pStyle w:val="Heading1"/>
+      </w:pPr>
+      <w:r>
+        <w:t>6. Limitaciones y recomendaciones</w:t>
+      </w:r>
+    </w:p>
+    <w:p>
+      <w:pPr>
+        <w:pStyle w:val="ListBullet"/>
+      </w:pPr>
+      <w:r>
+        <w:t>La UI actual se centra en archivos importados; conexiones directas quedan como evolución controlada.</w:t>
+      </w:r>
+    </w:p>
+    <w:p>
+      <w:pPr>
+        <w:pStyle w:val="ListBullet"/>
+      </w:pPr>
+      <w:r>
+        <w:t>.bak requiere SQL Server externo.</w:t>
+      </w:r>
+    </w:p>
+    <w:p>
+      <w:pPr>
+        <w:pStyle w:val="ListBullet"/>
+      </w:pPr>
+      <w:r>
+        <w:t>La sincronización incremental es por offset, no CDC exact-once.</w:t>
+      </w:r>
+    </w:p>
+    <w:p>
+      <w:pPr>
+        <w:pStyle w:val="ListBullet"/>
+      </w:pPr>
+      <w:r>
+        <w:t>OpenAI depende de OPENAI_API_KEY.</w:t>
+      </w:r>
+    </w:p>
+    <w:p>
+      <w:pPr>
+        <w:pStyle w:val="ListBullet"/>
+      </w:pPr>
+      <w:r>
+        <w:t>Conviene ampliar pruebas automatizadas por motor.</w:t>
+      </w:r>
+    </w:p>
+    <w:p>
+      <w:pPr>
+        <w:pStyle w:val="ListNumber"/>
+      </w:pPr>
+      <w:r>
+        <w:t>Mantener documentación sincronizada con package.json, render.yaml y backend.</w:t>
+      </w:r>
+    </w:p>
+    <w:p>
+      <w:pPr>
+        <w:pStyle w:val="ListNumber"/>
+      </w:pPr>
+      <w:r>
+        <w:t>Agregar pruebas automatizadas de importación y replicación.</w:t>
+      </w:r>
+    </w:p>
+    <w:p>
+      <w:pPr>
+        <w:pStyle w:val="ListNumber"/>
+      </w:pPr>
+      <w:r>
+        <w:t>Documentar con capturas la instalación del VSIX y la skill.</w:t>
+      </w:r>
+    </w:p>
+    <w:p>
+      <w:pPr>
+        <w:pStyle w:val="ListNumber"/>
+      </w:pPr>
+      <w:r>
+        <w:t>Evaluar CDC real con WAL/binlog/change streams como versión futura.</w:t>
+      </w:r>
+    </w:p>
+    <w:p>
+      <w:pPr>
+        <w:pStyle w:val="ListNumber"/>
+      </w:pPr>
+      <w:r>
+        <w:t>Rotar secretos si alguna credencial fue compartida durante pruebas.</w:t>
+      </w:r>
+    </w:p>
+    <w:p>
+      <w:pPr>
+        <w:pStyle w:val="Heading1"/>
+      </w:pPr>
+      <w:r>
+        <w:t>7. Conclusión</w:t>
+      </w:r>
+    </w:p>
+    <w:p>
+      <w:r>
+        <w:t>Drop Nexus cumple el objetivo de ofrecer una plataforma web guiada para replicar datos entre bases y archivos, con trazabilidad, seguridad básica, exportación y asistencia.</w:t>
+      </w:r>
+    </w:p>
+    <w:p>
+      <w:r>
+        <w:br w:type="page"/>
+      </w:r>
+    </w:p>
+    <w:p>
+      <w:pPr>
+        <w:pStyle w:val="Heading1"/>
+      </w:pPr>
+      <w:r>
+        <w:t>8. Evidencias de entrega</w:t>
+      </w:r>
+    </w:p>
+    <w:tbl>
+      <w:tblPr>
+        <w:tblStyle w:val="TableGrid"/>
+        <w:tblW w:type="auto" w:w="0"/>
+        <w:jc w:val="center"/>
+        <w:tblLook w:firstColumn="1" w:firstRow="1" w:lastColumn="0" w:lastRow="0" w:noHBand="0" w:noVBand="1" w:val="04A0"/>
+      </w:tblPr>
+      <w:tblGrid>
+        <w:gridCol w:w="3360"/>
+        <w:gridCol w:w="3360"/>
+        <w:gridCol w:w="3360"/>
+      </w:tblGrid>
+      <w:tr>
+        <w:tc>
+          <w:tcPr>
+            <w:tcW w:type="dxa" w:w="3360"/>
+          </w:tcPr>
+          <w:p>
+            <w:r>
+              <w:rPr>
+                <w:b/>
+                <w:sz w:val="18"/>
+              </w:rPr>
+              <w:t>Evidencia</w:t>
+            </w:r>
+          </w:p>
+        </w:tc>
+        <w:tc>
+          <w:tcPr>
+            <w:tcW w:type="dxa" w:w="3360"/>
+          </w:tcPr>
+          <w:p>
+            <w:r>
+              <w:rPr>
+                <w:b/>
+                <w:sz w:val="18"/>
+              </w:rPr>
+              <w:t>Ubicación</w:t>
+            </w:r>
+          </w:p>
+        </w:tc>
+        <w:tc>
+          <w:tcPr>
+            <w:tcW w:type="dxa" w:w="3360"/>
+          </w:tcPr>
+          <w:p>
+            <w:r>
+              <w:rPr>
+                <w:b/>
+                <w:sz w:val="18"/>
+              </w:rPr>
+              <w:t>Estado</w:t>
+            </w:r>
+          </w:p>
+        </w:tc>
+      </w:tr>
+      <w:tr>
+        <w:tc>
+          <w:tcPr>
+            <w:tcW w:type="dxa" w:w="3360"/>
+          </w:tcPr>
+          <w:p>
+            <w:r>
+              <w:rPr>
+                <w:sz w:val="18"/>
+              </w:rPr>
+              <w:t>Aplicación web</w:t>
+            </w:r>
+          </w:p>
+        </w:tc>
+        <w:tc>
+          <w:tcPr>
+            <w:tcW w:type="dxa" w:w="3360"/>
+          </w:tcPr>
+          <w:p>
+            <w:r>
+              <w:rPr>
+                <w:sz w:val="18"/>
+              </w:rPr>
+              <w:t>web/frontend y web/backend</w:t>
+            </w:r>
+          </w:p>
+        </w:tc>
+        <w:tc>
+          <w:tcPr>
+            <w:tcW w:type="dxa" w:w="3360"/>
+          </w:tcPr>
+          <w:p>
+            <w:r>
+              <w:rPr>
+                <w:sz w:val="18"/>
+              </w:rPr>
+              <w:t>Entregada.</w:t>
+            </w:r>
+          </w:p>
+        </w:tc>
+      </w:tr>
+      <w:tr>
+        <w:tc>
+          <w:tcPr>
+            <w:tcW w:type="dxa" w:w="3360"/>
+          </w:tcPr>
+          <w:p>
+            <w:r>
+              <w:rPr>
+                <w:sz w:val="18"/>
+              </w:rPr>
+              <w:t>Blueprint de despliegue</w:t>
+            </w:r>
+          </w:p>
+        </w:tc>
+        <w:tc>
+          <w:tcPr>
+            <w:tcW w:type="dxa" w:w="3360"/>
+          </w:tcPr>
+          <w:p>
+            <w:r>
+              <w:rPr>
+                <w:sz w:val="18"/>
+              </w:rPr>
+              <w:t>web/render.yaml</w:t>
+            </w:r>
+          </w:p>
+        </w:tc>
+        <w:tc>
+          <w:tcPr>
+            <w:tcW w:type="dxa" w:w="3360"/>
+          </w:tcPr>
+          <w:p>
+            <w:r>
+              <w:rPr>
+                <w:sz w:val="18"/>
+              </w:rPr>
+              <w:t>Entregado.</w:t>
+            </w:r>
+          </w:p>
+        </w:tc>
+      </w:tr>
+      <w:tr>
+        <w:tc>
+          <w:tcPr>
+            <w:tcW w:type="dxa" w:w="3360"/>
+          </w:tcPr>
+          <w:p>
+            <w:r>
+              <w:rPr>
+                <w:sz w:val="18"/>
+              </w:rPr>
+              <w:t>Extensión VS Code</w:t>
+            </w:r>
+          </w:p>
+        </w:tc>
+        <w:tc>
+          <w:tcPr>
+            <w:tcW w:type="dxa" w:w="3360"/>
+          </w:tcPr>
+          <w:p>
+            <w:r>
+              <w:rPr>
+                <w:sz w:val="18"/>
+              </w:rPr>
+              <w:t>web/vscode-extension y release v0.1.0</w:t>
+            </w:r>
+          </w:p>
+        </w:tc>
+        <w:tc>
+          <w:tcPr>
+            <w:tcW w:type="dxa" w:w="3360"/>
+          </w:tcPr>
+          <w:p>
+            <w:r>
+              <w:rPr>
+                <w:sz w:val="18"/>
+              </w:rPr>
+              <w:t>Publicada.</w:t>
+            </w:r>
+          </w:p>
+        </w:tc>
+      </w:tr>
+      <w:tr>
+        <w:tc>
+          <w:tcPr>
+            <w:tcW w:type="dxa" w:w="3360"/>
+          </w:tcPr>
+          <w:p>
+            <w:r>
+              <w:rPr>
+                <w:sz w:val="18"/>
+              </w:rPr>
+              <w:t>Skill Codex</w:t>
+            </w:r>
+          </w:p>
+        </w:tc>
+        <w:tc>
+          <w:tcPr>
+            <w:tcW w:type="dxa" w:w="3360"/>
+          </w:tcPr>
+          <w:p>
+            <w:r>
+              <w:rPr>
+                <w:sz w:val="18"/>
+              </w:rPr>
+              <w:t>web/release-assets y release v0.1.0</w:t>
+            </w:r>
+          </w:p>
+        </w:tc>
+        <w:tc>
+          <w:tcPr>
+            <w:tcW w:type="dxa" w:w="3360"/>
+          </w:tcPr>
+          <w:p>
+            <w:r>
+              <w:rPr>
+                <w:sz w:val="18"/>
+              </w:rPr>
+              <w:t>Publicada y validada.</w:t>
+            </w:r>
+          </w:p>
+        </w:tc>
+      </w:tr>
+      <w:tr>
+        <w:tc>
+          <w:tcPr>
+            <w:tcW w:type="dxa" w:w="3360"/>
+          </w:tcPr>
+          <w:p>
+            <w:r>
+              <w:rPr>
+                <w:sz w:val="18"/>
+              </w:rPr>
+              <w:t>Documentación académica</w:t>
+            </w:r>
+          </w:p>
+        </w:tc>
+        <w:tc>
+          <w:tcPr>
+            <w:tcW w:type="dxa" w:w="3360"/>
+          </w:tcPr>
+          <w:p>
+            <w:r>
+              <w:rPr>
+                <w:sz w:val="18"/>
+              </w:rPr>
+              <w:t>FD01 a FD06</w:t>
+            </w:r>
+          </w:p>
+        </w:tc>
+        <w:tc>
+          <w:tcPr>
+            <w:tcW w:type="dxa" w:w="3360"/>
+          </w:tcPr>
+          <w:p>
+            <w:r>
+              <w:rPr>
+                <w:sz w:val="18"/>
+              </w:rPr>
+              <w:t>Actualizada.</w:t>
+            </w:r>
+          </w:p>
+        </w:tc>
+      </w:tr>
+      <w:tr>
+        <w:tc>
+          <w:tcPr>
+            <w:tcW w:type="dxa" w:w="3360"/>
+          </w:tcPr>
+          <w:p>
+            <w:r>
+              <w:rPr>
+                <w:sz w:val="18"/>
+              </w:rPr>
+              <w:t>README con descargas</w:t>
+            </w:r>
+          </w:p>
+        </w:tc>
+        <w:tc>
+          <w:tcPr>
+            <w:tcW w:type="dxa" w:w="3360"/>
+          </w:tcPr>
+          <w:p>
+            <w:r>
+              <w:rPr>
+                <w:sz w:val="18"/>
+              </w:rPr>
+              <w:t>README.md</w:t>
+            </w:r>
+          </w:p>
+        </w:tc>
+        <w:tc>
+          <w:tcPr>
+            <w:tcW w:type="dxa" w:w="3360"/>
+          </w:tcPr>
+          <w:p>
+            <w:r>
+              <w:rPr>
+                <w:sz w:val="18"/>
+              </w:rPr>
+              <w:t>Actualizado.</w:t>
+            </w:r>
+          </w:p>
+        </w:tc>
+      </w:tr>
+      <w:tr>
+        <w:tc>
+          <w:tcPr>
+            <w:tcW w:type="dxa" w:w="3360"/>
+          </w:tcPr>
+          <w:p>
+            <w:r>
+              <w:rPr>
+                <w:sz w:val="18"/>
+              </w:rPr>
+              <w:t>Skill integrada en frontend</w:t>
+            </w:r>
+          </w:p>
+        </w:tc>
+        <w:tc>
+          <w:tcPr>
+            <w:tcW w:type="dxa" w:w="3360"/>
+          </w:tcPr>
+          <w:p>
+            <w:r>
+              <w:rPr>
+                <w:sz w:val="18"/>
+              </w:rPr>
+              <w:t>frontend/src/skills y plugins</w:t>
+            </w:r>
+          </w:p>
+        </w:tc>
+        <w:tc>
+          <w:tcPr>
+            <w:tcW w:type="dxa" w:w="3360"/>
+          </w:tcPr>
+          <w:p>
+            <w:r>
+              <w:rPr>
+                <w:sz w:val="18"/>
+              </w:rPr>
+              <w:t>Implementada.</w:t>
             </w:r>
           </w:p>
         </w:tc>
@@ -2349,11 +2007,319 @@
         <w:pStyle w:val="Heading1"/>
       </w:pPr>
       <w:r>
-        <w:rPr>
-          <w:rFonts w:ascii="Arial" w:hAnsi="Arial"/>
-          <w:sz w:val="20"/>
-        </w:rPr>
-        <w:t>6. Instrucciones de ejecucion</w:t>
+        <w:t>9. Plan de pruebas sugerido</w:t>
+      </w:r>
+    </w:p>
+    <w:tbl>
+      <w:tblPr>
+        <w:tblStyle w:val="TableGrid"/>
+        <w:tblW w:type="auto" w:w="0"/>
+        <w:jc w:val="center"/>
+        <w:tblLook w:firstColumn="1" w:firstRow="1" w:lastColumn="0" w:lastRow="0" w:noHBand="0" w:noVBand="1" w:val="04A0"/>
+      </w:tblPr>
+      <w:tblGrid>
+        <w:gridCol w:w="3360"/>
+        <w:gridCol w:w="3360"/>
+        <w:gridCol w:w="3360"/>
+      </w:tblGrid>
+      <w:tr>
+        <w:tc>
+          <w:tcPr>
+            <w:tcW w:type="dxa" w:w="3360"/>
+          </w:tcPr>
+          <w:p>
+            <w:r>
+              <w:rPr>
+                <w:b/>
+                <w:sz w:val="18"/>
+              </w:rPr>
+              <w:t>Tipo</w:t>
+            </w:r>
+          </w:p>
+        </w:tc>
+        <w:tc>
+          <w:tcPr>
+            <w:tcW w:type="dxa" w:w="3360"/>
+          </w:tcPr>
+          <w:p>
+            <w:r>
+              <w:rPr>
+                <w:b/>
+                <w:sz w:val="18"/>
+              </w:rPr>
+              <w:t>Caso</w:t>
+            </w:r>
+          </w:p>
+        </w:tc>
+        <w:tc>
+          <w:tcPr>
+            <w:tcW w:type="dxa" w:w="3360"/>
+          </w:tcPr>
+          <w:p>
+            <w:r>
+              <w:rPr>
+                <w:b/>
+                <w:sz w:val="18"/>
+              </w:rPr>
+              <w:t>Herramienta sugerida</w:t>
+            </w:r>
+          </w:p>
+        </w:tc>
+      </w:tr>
+      <w:tr>
+        <w:tc>
+          <w:tcPr>
+            <w:tcW w:type="dxa" w:w="3360"/>
+          </w:tcPr>
+          <w:p>
+            <w:r>
+              <w:rPr>
+                <w:sz w:val="18"/>
+              </w:rPr>
+              <w:t>Unitario</w:t>
+            </w:r>
+          </w:p>
+        </w:tc>
+        <w:tc>
+          <w:tcPr>
+            <w:tcW w:type="dxa" w:w="3360"/>
+          </w:tcPr>
+          <w:p>
+            <w:r>
+              <w:rPr>
+                <w:sz w:val="18"/>
+              </w:rPr>
+              <w:t>databaseFileDetector con extensiones válidas e inválidas.</w:t>
+            </w:r>
+          </w:p>
+        </w:tc>
+        <w:tc>
+          <w:tcPr>
+            <w:tcW w:type="dxa" w:w="3360"/>
+          </w:tcPr>
+          <w:p>
+            <w:r>
+              <w:rPr>
+                <w:sz w:val="18"/>
+              </w:rPr>
+              <w:t>Vitest o pruebas TS.</w:t>
+            </w:r>
+          </w:p>
+        </w:tc>
+      </w:tr>
+      <w:tr>
+        <w:tc>
+          <w:tcPr>
+            <w:tcW w:type="dxa" w:w="3360"/>
+          </w:tcPr>
+          <w:p>
+            <w:r>
+              <w:rPr>
+                <w:sz w:val="18"/>
+              </w:rPr>
+              <w:t>Integración</w:t>
+            </w:r>
+          </w:p>
+        </w:tc>
+        <w:tc>
+          <w:tcPr>
+            <w:tcW w:type="dxa" w:w="3360"/>
+          </w:tcPr>
+          <w:p>
+            <w:r>
+              <w:rPr>
+                <w:sz w:val="18"/>
+              </w:rPr>
+              <w:t>Subir archivo y crear configuración.</w:t>
+            </w:r>
+          </w:p>
+        </w:tc>
+        <w:tc>
+          <w:tcPr>
+            <w:tcW w:type="dxa" w:w="3360"/>
+          </w:tcPr>
+          <w:p>
+            <w:r>
+              <w:rPr>
+                <w:sz w:val="18"/>
+              </w:rPr>
+              <w:t>Supertest contra Fastify.</w:t>
+            </w:r>
+          </w:p>
+        </w:tc>
+      </w:tr>
+      <w:tr>
+        <w:tc>
+          <w:tcPr>
+            <w:tcW w:type="dxa" w:w="3360"/>
+          </w:tcPr>
+          <w:p>
+            <w:r>
+              <w:rPr>
+                <w:sz w:val="18"/>
+              </w:rPr>
+              <w:t>Integración</w:t>
+            </w:r>
+          </w:p>
+        </w:tc>
+        <w:tc>
+          <w:tcPr>
+            <w:tcW w:type="dxa" w:w="3360"/>
+          </w:tcPr>
+          <w:p>
+            <w:r>
+              <w:rPr>
+                <w:sz w:val="18"/>
+              </w:rPr>
+              <w:t>Ejecutar replicación con catálogo pequeño.</w:t>
+            </w:r>
+          </w:p>
+        </w:tc>
+        <w:tc>
+          <w:tcPr>
+            <w:tcW w:type="dxa" w:w="3360"/>
+          </w:tcPr>
+          <w:p>
+            <w:r>
+              <w:rPr>
+                <w:sz w:val="18"/>
+              </w:rPr>
+              <w:t>Dataset SQLite/CSV de prueba.</w:t>
+            </w:r>
+          </w:p>
+        </w:tc>
+      </w:tr>
+      <w:tr>
+        <w:tc>
+          <w:tcPr>
+            <w:tcW w:type="dxa" w:w="3360"/>
+          </w:tcPr>
+          <w:p>
+            <w:r>
+              <w:rPr>
+                <w:sz w:val="18"/>
+              </w:rPr>
+              <w:t>E2E</w:t>
+            </w:r>
+          </w:p>
+        </w:tc>
+        <w:tc>
+          <w:tcPr>
+            <w:tcW w:type="dxa" w:w="3360"/>
+          </w:tcPr>
+          <w:p>
+            <w:r>
+              <w:rPr>
+                <w:sz w:val="18"/>
+              </w:rPr>
+              <w:t>Login, importar, replicar y descargar.</w:t>
+            </w:r>
+          </w:p>
+        </w:tc>
+        <w:tc>
+          <w:tcPr>
+            <w:tcW w:type="dxa" w:w="3360"/>
+          </w:tcPr>
+          <w:p>
+            <w:r>
+              <w:rPr>
+                <w:sz w:val="18"/>
+              </w:rPr>
+              <w:t>Playwright.</w:t>
+            </w:r>
+          </w:p>
+        </w:tc>
+      </w:tr>
+      <w:tr>
+        <w:tc>
+          <w:tcPr>
+            <w:tcW w:type="dxa" w:w="3360"/>
+          </w:tcPr>
+          <w:p>
+            <w:r>
+              <w:rPr>
+                <w:sz w:val="18"/>
+              </w:rPr>
+              <w:t>Seguridad</w:t>
+            </w:r>
+          </w:p>
+        </w:tc>
+        <w:tc>
+          <w:tcPr>
+            <w:tcW w:type="dxa" w:w="3360"/>
+          </w:tcPr>
+          <w:p>
+            <w:r>
+              <w:rPr>
+                <w:sz w:val="18"/>
+              </w:rPr>
+              <w:t>Rutas privadas sin token y usuario ajeno.</w:t>
+            </w:r>
+          </w:p>
+        </w:tc>
+        <w:tc>
+          <w:tcPr>
+            <w:tcW w:type="dxa" w:w="3360"/>
+          </w:tcPr>
+          <w:p>
+            <w:r>
+              <w:rPr>
+                <w:sz w:val="18"/>
+              </w:rPr>
+              <w:t>Pruebas HTTP.</w:t>
+            </w:r>
+          </w:p>
+        </w:tc>
+      </w:tr>
+      <w:tr>
+        <w:tc>
+          <w:tcPr>
+            <w:tcW w:type="dxa" w:w="3360"/>
+          </w:tcPr>
+          <w:p>
+            <w:r>
+              <w:rPr>
+                <w:sz w:val="18"/>
+              </w:rPr>
+              <w:t>Release</w:t>
+            </w:r>
+          </w:p>
+        </w:tc>
+        <w:tc>
+          <w:tcPr>
+            <w:tcW w:type="dxa" w:w="3360"/>
+          </w:tcPr>
+          <w:p>
+            <w:r>
+              <w:rPr>
+                <w:sz w:val="18"/>
+              </w:rPr>
+              <w:t>Descargar VSIX y ZIP, validar instalación.</w:t>
+            </w:r>
+          </w:p>
+        </w:tc>
+        <w:tc>
+          <w:tcPr>
+            <w:tcW w:type="dxa" w:w="3360"/>
+          </w:tcPr>
+          <w:p>
+            <w:r>
+              <w:rPr>
+                <w:sz w:val="18"/>
+              </w:rPr>
+              <w:t>gh release download y quick_validate.py.</w:t>
+            </w:r>
+          </w:p>
+        </w:tc>
+      </w:tr>
+    </w:tbl>
+    <w:p/>
+    <w:p>
+      <w:pPr>
+        <w:pStyle w:val="Heading1"/>
+      </w:pPr>
+      <w:r>
+        <w:t>10. Procedimiento de despliegue resumido</w:t>
       </w:r>
     </w:p>
     <w:p>
@@ -2361,11 +2327,7 @@
         <w:pStyle w:val="ListNumber"/>
       </w:pPr>
       <w:r>
-        <w:rPr>
-          <w:rFonts w:ascii="Arial" w:hAnsi="Arial"/>
-          <w:sz w:val="20"/>
-        </w:rPr>
-        <w:t>Abrir terminal en la carpeta web/.</w:t>
+        <w:t>Configurar DATABASE_URL, ADMIN_PASSWORD, JWT_SECRET y ENCRYPTION_KEY en Render.</w:t>
       </w:r>
     </w:p>
     <w:p>
@@ -2373,11 +2335,7 @@
         <w:pStyle w:val="ListNumber"/>
       </w:pPr>
       <w:r>
-        <w:rPr>
-          <w:rFonts w:ascii="Arial" w:hAnsi="Arial"/>
-          <w:sz w:val="20"/>
-        </w:rPr>
-        <w:t>Ejecutar npm run install:all.</w:t>
+        <w:t>Confirmar NODE_VERSION 22.14.0.</w:t>
       </w:r>
     </w:p>
     <w:p>
@@ -2385,11 +2343,7 @@
         <w:pStyle w:val="ListNumber"/>
       </w:pPr>
       <w:r>
-        <w:rPr>
-          <w:rFonts w:ascii="Arial" w:hAnsi="Arial"/>
-          <w:sz w:val="20"/>
-        </w:rPr>
-        <w:t>Configurar DATABASE_URL, JWT_SECRET, ENCRYPTION_KEY y ADMIN_PASSWORD.</w:t>
+        <w:t>Ejecutar buildCommand: npm run install:all &amp;&amp; npm run build.</w:t>
       </w:r>
     </w:p>
     <w:p>
@@ -2397,11 +2351,7 @@
         <w:pStyle w:val="ListNumber"/>
       </w:pPr>
       <w:r>
-        <w:rPr>
-          <w:rFonts w:ascii="Arial" w:hAnsi="Arial"/>
-          <w:sz w:val="20"/>
-        </w:rPr>
-        <w:t>Ejecutar npm run dev:backend.</w:t>
+        <w:t>Iniciar con npm start.</w:t>
       </w:r>
     </w:p>
     <w:p>
@@ -2409,11 +2359,7 @@
         <w:pStyle w:val="ListNumber"/>
       </w:pPr>
       <w:r>
-        <w:rPr>
-          <w:rFonts w:ascii="Arial" w:hAnsi="Arial"/>
-          <w:sz w:val="20"/>
-        </w:rPr>
-        <w:t>En otra terminal ejecutar npm run dev:frontend.</w:t>
+        <w:t>Verificar /api/status y el acceso al frontend.</w:t>
       </w:r>
     </w:p>
     <w:p>
@@ -2421,11 +2367,7 @@
         <w:pStyle w:val="ListNumber"/>
       </w:pPr>
       <w:r>
-        <w:rPr>
-          <w:rFonts w:ascii="Arial" w:hAnsi="Arial"/>
-          <w:sz w:val="20"/>
-        </w:rPr>
-        <w:t>Abrir http://localhost:5173 y probar el flujo.</w:t>
+        <w:t>Probar importación y replicación con archivos de ejemplo.</w:t>
       </w:r>
     </w:p>
     <w:p>
@@ -2433,11 +2375,7 @@
         <w:pStyle w:val="Heading1"/>
       </w:pPr>
       <w:r>
-        <w:rPr>
-          <w:rFonts w:ascii="Arial" w:hAnsi="Arial"/>
-          <w:sz w:val="20"/>
-        </w:rPr>
-        <w:t>7. Conclusiones</w:t>
+        <w:t>11. Lecciones aprendidas</w:t>
       </w:r>
     </w:p>
     <w:p>
@@ -2445,11 +2383,7 @@
         <w:pStyle w:val="ListBullet"/>
       </w:pPr>
       <w:r>
-        <w:rPr>
-          <w:rFonts w:ascii="Arial" w:hAnsi="Arial"/>
-          <w:sz w:val="20"/>
-        </w:rPr>
-        <w:t>Drop Nexus cumple el objetivo de replicar datos mediante una interfaz web guiada.</w:t>
+        <w:t>La documentación debe derivarse del código real para evitar prometer tecnologías no usadas.</w:t>
       </w:r>
     </w:p>
     <w:p>
@@ -2457,11 +2391,7 @@
         <w:pStyle w:val="ListBullet"/>
       </w:pPr>
       <w:r>
-        <w:rPr>
-          <w:rFonts w:ascii="Arial" w:hAnsi="Arial"/>
-          <w:sz w:val="20"/>
-        </w:rPr>
-        <w:t>La arquitectura por capas facilita mantenimiento y evaluacion academica.</w:t>
+        <w:t>Los diagramas como imágenes incrustadas son más estables en Word que Mermaid pegado como texto.</w:t>
       </w:r>
     </w:p>
     <w:p>
@@ -2469,11 +2399,7 @@
         <w:pStyle w:val="ListBullet"/>
       </w:pPr>
       <w:r>
-        <w:rPr>
-          <w:rFonts w:ascii="Arial" w:hAnsi="Arial"/>
-          <w:sz w:val="20"/>
-        </w:rPr>
-        <w:t>Los catalogos comprimidos resuelven la limitacion de disco temporal en despliegues tipo Render.</w:t>
+        <w:t>La publicación de artefactos en GitHub Release facilita revisión externa.</w:t>
       </w:r>
     </w:p>
     <w:p>
@@ -2481,11 +2407,15 @@
         <w:pStyle w:val="ListBullet"/>
       </w:pPr>
       <w:r>
-        <w:rPr>
-          <w:rFonts w:ascii="Arial" w:hAnsi="Arial"/>
-          <w:sz w:val="20"/>
-        </w:rPr>
-        <w:t>El principal crecimiento futuro es incorporar CDC real, colas persistentes y pruebas automatizadas por motor.</w:t>
+        <w:t>Las capacidades opcionales deben explicarse como condicionadas por infraestructura.</w:t>
+      </w:r>
+    </w:p>
+    <w:p>
+      <w:pPr>
+        <w:pStyle w:val="ListBullet"/>
+      </w:pPr>
+      <w:r>
+        <w:t>El formato SKILL.md de Codex requiere frontmatter YAML válido.</w:t>
       </w:r>
     </w:p>
     <w:p>
@@ -2493,45 +2423,272 @@
         <w:pStyle w:val="Heading1"/>
       </w:pPr>
       <w:r>
-        <w:t>Anexo de diagramas visuales</w:t>
+        <w:t>12. Trabajo futuro priorizado</w:t>
       </w:r>
     </w:p>
-    <w:p>
-      <w:r>
-        <w:drawing>
-          <wp:inline xmlns:a="http://schemas.openxmlformats.org/drawingml/2006/main" xmlns:pic="http://schemas.openxmlformats.org/drawingml/2006/picture">
-            <wp:extent cx="6126480" cy="3471672"/>
-            <wp:docPr id="1" name="Picture 1"/>
-            <wp:cNvGraphicFramePr>
-              <a:graphicFrameLocks noChangeAspect="1"/>
-            </wp:cNvGraphicFramePr>
-            <a:graphic>
-              <a:graphicData uri="http://schemas.openxmlformats.org/drawingml/2006/picture">
-                <pic:pic>
-                  <pic:nvPicPr>
-                    <pic:cNvPr id="0" name="image.png"/>
-                    <pic:cNvPicPr/>
-                  </pic:nvPicPr>
-                  <pic:blipFill>
-                    <a:blip r:embed="rId9"/>
-                    <a:stretch>
-                      <a:fillRect/>
-                    </a:stretch>
-                  </pic:blipFill>
-                  <pic:spPr>
-                    <a:xfrm>
-                      <a:off x="0" y="0"/>
-                      <a:ext cx="6126480" cy="3471672"/>
-                    </a:xfrm>
-                    <a:prstGeom prst="rect"/>
-                  </pic:spPr>
-                </pic:pic>
-              </a:graphicData>
-            </a:graphic>
-          </wp:inline>
-        </w:drawing>
-      </w:r>
-    </w:p>
+    <w:tbl>
+      <w:tblPr>
+        <w:tblStyle w:val="TableGrid"/>
+        <w:tblW w:type="auto" w:w="0"/>
+        <w:jc w:val="center"/>
+        <w:tblLook w:firstColumn="1" w:firstRow="1" w:lastColumn="0" w:lastRow="0" w:noHBand="0" w:noVBand="1" w:val="04A0"/>
+      </w:tblPr>
+      <w:tblGrid>
+        <w:gridCol w:w="3360"/>
+        <w:gridCol w:w="3360"/>
+        <w:gridCol w:w="3360"/>
+      </w:tblGrid>
+      <w:tr>
+        <w:tc>
+          <w:tcPr>
+            <w:tcW w:type="dxa" w:w="3360"/>
+          </w:tcPr>
+          <w:p>
+            <w:r>
+              <w:rPr>
+                <w:b/>
+                <w:sz w:val="18"/>
+              </w:rPr>
+              <w:t>Prioridad</w:t>
+            </w:r>
+          </w:p>
+        </w:tc>
+        <w:tc>
+          <w:tcPr>
+            <w:tcW w:type="dxa" w:w="3360"/>
+          </w:tcPr>
+          <w:p>
+            <w:r>
+              <w:rPr>
+                <w:b/>
+                <w:sz w:val="18"/>
+              </w:rPr>
+              <w:t>Mejora</w:t>
+            </w:r>
+          </w:p>
+        </w:tc>
+        <w:tc>
+          <w:tcPr>
+            <w:tcW w:type="dxa" w:w="3360"/>
+          </w:tcPr>
+          <w:p>
+            <w:r>
+              <w:rPr>
+                <w:b/>
+                <w:sz w:val="18"/>
+              </w:rPr>
+              <w:t>Impacto</w:t>
+            </w:r>
+          </w:p>
+        </w:tc>
+      </w:tr>
+      <w:tr>
+        <w:tc>
+          <w:tcPr>
+            <w:tcW w:type="dxa" w:w="3360"/>
+          </w:tcPr>
+          <w:p>
+            <w:r>
+              <w:rPr>
+                <w:sz w:val="18"/>
+              </w:rPr>
+              <w:t>Alta</w:t>
+            </w:r>
+          </w:p>
+        </w:tc>
+        <w:tc>
+          <w:tcPr>
+            <w:tcW w:type="dxa" w:w="3360"/>
+          </w:tcPr>
+          <w:p>
+            <w:r>
+              <w:rPr>
+                <w:sz w:val="18"/>
+              </w:rPr>
+              <w:t>Datasets de prueba y tests automatizados.</w:t>
+            </w:r>
+          </w:p>
+        </w:tc>
+        <w:tc>
+          <w:tcPr>
+            <w:tcW w:type="dxa" w:w="3360"/>
+          </w:tcPr>
+          <w:p>
+            <w:r>
+              <w:rPr>
+                <w:sz w:val="18"/>
+              </w:rPr>
+              <w:t>Aumenta confianza de entrega.</w:t>
+            </w:r>
+          </w:p>
+        </w:tc>
+      </w:tr>
+      <w:tr>
+        <w:tc>
+          <w:tcPr>
+            <w:tcW w:type="dxa" w:w="3360"/>
+          </w:tcPr>
+          <w:p>
+            <w:r>
+              <w:rPr>
+                <w:sz w:val="18"/>
+              </w:rPr>
+              <w:t>Media</w:t>
+            </w:r>
+          </w:p>
+        </w:tc>
+        <w:tc>
+          <w:tcPr>
+            <w:tcW w:type="dxa" w:w="3360"/>
+          </w:tcPr>
+          <w:p>
+            <w:r>
+              <w:rPr>
+                <w:sz w:val="18"/>
+              </w:rPr>
+              <w:t>Cola persistente para jobs largos.</w:t>
+            </w:r>
+          </w:p>
+        </w:tc>
+        <w:tc>
+          <w:tcPr>
+            <w:tcW w:type="dxa" w:w="3360"/>
+          </w:tcPr>
+          <w:p>
+            <w:r>
+              <w:rPr>
+                <w:sz w:val="18"/>
+              </w:rPr>
+              <w:t>Mejora resiliencia.</w:t>
+            </w:r>
+          </w:p>
+        </w:tc>
+      </w:tr>
+      <w:tr>
+        <w:tc>
+          <w:tcPr>
+            <w:tcW w:type="dxa" w:w="3360"/>
+          </w:tcPr>
+          <w:p>
+            <w:r>
+              <w:rPr>
+                <w:sz w:val="18"/>
+              </w:rPr>
+              <w:t>Media</w:t>
+            </w:r>
+          </w:p>
+        </w:tc>
+        <w:tc>
+          <w:tcPr>
+            <w:tcW w:type="dxa" w:w="3360"/>
+          </w:tcPr>
+          <w:p>
+            <w:r>
+              <w:rPr>
+                <w:sz w:val="18"/>
+              </w:rPr>
+              <w:t>Conexiones directas seguras desde UI.</w:t>
+            </w:r>
+          </w:p>
+        </w:tc>
+        <w:tc>
+          <w:tcPr>
+            <w:tcW w:type="dxa" w:w="3360"/>
+          </w:tcPr>
+          <w:p>
+            <w:r>
+              <w:rPr>
+                <w:sz w:val="18"/>
+              </w:rPr>
+              <w:t>Amplía casos de uso.</w:t>
+            </w:r>
+          </w:p>
+        </w:tc>
+      </w:tr>
+      <w:tr>
+        <w:tc>
+          <w:tcPr>
+            <w:tcW w:type="dxa" w:w="3360"/>
+          </w:tcPr>
+          <w:p>
+            <w:r>
+              <w:rPr>
+                <w:sz w:val="18"/>
+              </w:rPr>
+              <w:t>Media</w:t>
+            </w:r>
+          </w:p>
+        </w:tc>
+        <w:tc>
+          <w:tcPr>
+            <w:tcW w:type="dxa" w:w="3360"/>
+          </w:tcPr>
+          <w:p>
+            <w:r>
+              <w:rPr>
+                <w:sz w:val="18"/>
+              </w:rPr>
+              <w:t>Métricas y alertas externas.</w:t>
+            </w:r>
+          </w:p>
+        </w:tc>
+        <w:tc>
+          <w:tcPr>
+            <w:tcW w:type="dxa" w:w="3360"/>
+          </w:tcPr>
+          <w:p>
+            <w:r>
+              <w:rPr>
+                <w:sz w:val="18"/>
+              </w:rPr>
+              <w:t>Mejora operación.</w:t>
+            </w:r>
+          </w:p>
+        </w:tc>
+      </w:tr>
+      <w:tr>
+        <w:tc>
+          <w:tcPr>
+            <w:tcW w:type="dxa" w:w="3360"/>
+          </w:tcPr>
+          <w:p>
+            <w:r>
+              <w:rPr>
+                <w:sz w:val="18"/>
+              </w:rPr>
+              <w:t>Futura</w:t>
+            </w:r>
+          </w:p>
+        </w:tc>
+        <w:tc>
+          <w:tcPr>
+            <w:tcW w:type="dxa" w:w="3360"/>
+          </w:tcPr>
+          <w:p>
+            <w:r>
+              <w:rPr>
+                <w:sz w:val="18"/>
+              </w:rPr>
+              <w:t>CDC real.</w:t>
+            </w:r>
+          </w:p>
+        </w:tc>
+        <w:tc>
+          <w:tcPr>
+            <w:tcW w:type="dxa" w:w="3360"/>
+          </w:tcPr>
+          <w:p>
+            <w:r>
+              <w:rPr>
+                <w:sz w:val="18"/>
+              </w:rPr>
+              <w:t>Permite sincronización avanzada.</w:t>
+            </w:r>
+          </w:p>
+        </w:tc>
+      </w:tr>
+    </w:tbl>
+    <w:p/>
     <w:sectPr>
       <w:pgSz w:w="12240" w:h="15840"/>
       <w:pgMar w:top="1008" w:right="1080" w:bottom="1008" w:left="1080" w:header="720" w:footer="720" w:gutter="0"/>
@@ -2905,6 +3062,10 @@
     <w:name w:val="Normal"/>
     <w:qFormat/>
     <w:rsid w:val="00FC693F"/>
+    <w:rPr>
+      <w:rFonts w:ascii="Arial" w:hAnsi="Arial" w:eastAsia="Arial"/>
+      <w:sz w:val="20"/>
+    </w:rPr>
   </w:style>
   <w:style w:type="paragraph" w:styleId="Header">
     <w:name w:val="header"/>
@@ -2965,10 +3126,10 @@
       <w:outlineLvl w:val="0"/>
     </w:pPr>
     <w:rPr>
-      <w:rFonts w:asciiTheme="majorHAnsi" w:eastAsiaTheme="majorEastAsia" w:hAnsiTheme="majorHAnsi" w:cstheme="majorBidi"/>
+      <w:rFonts w:asciiTheme="majorHAnsi" w:eastAsiaTheme="majorEastAsia" w:hAnsiTheme="majorHAnsi" w:cstheme="majorBidi" w:ascii="Arial" w:hAnsi="Arial" w:eastAsia="Arial"/>
       <w:b/>
       <w:bCs/>
-      <w:color w:val="365F91" w:themeColor="accent1" w:themeShade="BF"/>
+      <w:color w:val="1D4ED8"/>
       <w:sz w:val="28"/>
       <w:szCs w:val="28"/>
     </w:rPr>
@@ -2989,10 +3150,10 @@
       <w:outlineLvl w:val="1"/>
     </w:pPr>
     <w:rPr>
-      <w:rFonts w:asciiTheme="majorHAnsi" w:eastAsiaTheme="majorEastAsia" w:hAnsiTheme="majorHAnsi" w:cstheme="majorBidi"/>
+      <w:rFonts w:asciiTheme="majorHAnsi" w:eastAsiaTheme="majorEastAsia" w:hAnsiTheme="majorHAnsi" w:cstheme="majorBidi" w:ascii="Arial" w:hAnsi="Arial" w:eastAsia="Arial"/>
       <w:b/>
       <w:bCs/>
-      <w:color w:val="4F81BD" w:themeColor="accent1"/>
+      <w:color w:val="047857"/>
       <w:sz w:val="26"/>
       <w:szCs w:val="26"/>
     </w:rPr>
@@ -3013,7 +3174,7 @@
       <w:outlineLvl w:val="2"/>
     </w:pPr>
     <w:rPr>
-      <w:rFonts w:asciiTheme="majorHAnsi" w:eastAsiaTheme="majorEastAsia" w:hAnsiTheme="majorHAnsi" w:cstheme="majorBidi"/>
+      <w:rFonts w:asciiTheme="majorHAnsi" w:eastAsiaTheme="majorEastAsia" w:hAnsiTheme="majorHAnsi" w:cstheme="majorBidi" w:ascii="Arial" w:hAnsi="Arial" w:eastAsia="Arial"/>
       <w:b/>
       <w:bCs/>
       <w:color w:val="4F81BD" w:themeColor="accent1"/>
@@ -3254,7 +3415,7 @@
       <w:contextualSpacing/>
     </w:pPr>
     <w:rPr>
-      <w:rFonts w:asciiTheme="majorHAnsi" w:eastAsiaTheme="majorEastAsia" w:hAnsiTheme="majorHAnsi" w:cstheme="majorBidi"/>
+      <w:rFonts w:asciiTheme="majorHAnsi" w:eastAsiaTheme="majorEastAsia" w:hAnsiTheme="majorHAnsi" w:cstheme="majorBidi" w:ascii="Arial" w:hAnsi="Arial" w:eastAsia="Arial"/>
       <w:color w:val="17365D" w:themeColor="text2" w:themeShade="BF"/>
       <w:spacing w:val="5"/>
       <w:kern w:val="28"/>

--- a/FD05-EPIS-Informe ProyectoFinal.docx
+++ b/FD05-EPIS-Informe ProyectoFinal.docx
@@ -106,7 +106,7 @@
         <w:jc w:val="center"/>
       </w:pPr>
       <w:r>
-        <w:t>Equipo: CARBAJAL - LLANOS - YUPA - ZAPANA</w:t>
+        <w:t>Equipo: Vincenzo Rafael Llanos Niño y VICTOR JOSEPH PLATERO MARON</w:t>
       </w:r>
     </w:p>
     <w:p>
@@ -262,7 +262,7 @@
                 <w:b w:val="0"/>
                 <w:sz w:val="18"/>
               </w:rPr>
-              <w:t>CARBAJAL - LLANOS - YUPA - ZAPANA</w:t>
+              <w:t>Vincenzo Rafael Llanos Niño y VICTOR JOSEPH PLATERO MARON</w:t>
             </w:r>
           </w:p>
         </w:tc>
@@ -328,7 +328,7 @@
                 <w:b w:val="0"/>
                 <w:sz w:val="18"/>
               </w:rPr>
-              <w:t>CARBAJAL - LLANOS - YUPA - ZAPANA</w:t>
+              <w:t>Vincenzo Rafael Llanos Niño y VICTOR JOSEPH PLATERO MARON</w:t>
             </w:r>
           </w:p>
         </w:tc>

--- a/FD05-EPIS-Informe ProyectoFinal.docx
+++ b/FD05-EPIS-Informe ProyectoFinal.docx
@@ -2689,6 +2689,809 @@
       </w:tr>
     </w:tbl>
     <w:p/>
+    <w:p>
+      <w:r>
+        <w:br w:type="page"/>
+      </w:r>
+    </w:p>
+    <w:p>
+      <w:pPr>
+        <w:pStyle w:val="Heading1"/>
+      </w:pPr>
+      <w:r>
+        <w:t>13. Investigación y validación de entrega</w:t>
+      </w:r>
+    </w:p>
+    <w:p>
+      <w:r>
+        <w:t>La entrega se contrastó con documentación oficial de las tecnologías usadas. Render respalda el uso de render.yaml como blueprint; OWASP respalda controles sobre JWT, acceso, validación y errores; Supabase/PostgreSQL respalda la persistencia relacional; y React/Vite/Fastify sustentan la estructura frontend/backend.</w:t>
+      </w:r>
+    </w:p>
+    <w:p>
+      <w:r>
+        <w:drawing>
+          <wp:inline xmlns:a="http://schemas.openxmlformats.org/drawingml/2006/main" xmlns:pic="http://schemas.openxmlformats.org/drawingml/2006/picture">
+            <wp:extent cx="6126480" cy="3743960"/>
+            <wp:docPr id="5" name="Picture 5"/>
+            <wp:cNvGraphicFramePr>
+              <a:graphicFrameLocks noChangeAspect="1"/>
+            </wp:cNvGraphicFramePr>
+            <a:graphic>
+              <a:graphicData uri="http://schemas.openxmlformats.org/drawingml/2006/picture">
+                <pic:pic>
+                  <pic:nvPicPr>
+                    <pic:cNvPr id="0" name="deploy_pipeline.png"/>
+                    <pic:cNvPicPr/>
+                  </pic:nvPicPr>
+                  <pic:blipFill>
+                    <a:blip r:embed="rId13"/>
+                    <a:stretch>
+                      <a:fillRect/>
+                    </a:stretch>
+                  </pic:blipFill>
+                  <pic:spPr>
+                    <a:xfrm>
+                      <a:off x="0" y="0"/>
+                      <a:ext cx="6126480" cy="3743960"/>
+                    </a:xfrm>
+                    <a:prstGeom prst="rect"/>
+                  </pic:spPr>
+                </pic:pic>
+              </a:graphicData>
+            </a:graphic>
+          </wp:inline>
+        </w:drawing>
+      </w:r>
+    </w:p>
+    <w:p>
+      <w:pPr>
+        <w:jc w:val="center"/>
+      </w:pPr>
+      <w:r>
+        <w:rPr>
+          <w:i/>
+          <w:sz w:val="18"/>
+        </w:rPr>
+        <w:t>Figura 4. Pipeline de despliegue y publicación de artefactos.</w:t>
+      </w:r>
+    </w:p>
+    <w:p>
+      <w:pPr>
+        <w:pStyle w:val="Heading1"/>
+      </w:pPr>
+      <w:r>
+        <w:t>14. Manual resumido de operación</w:t>
+      </w:r>
+    </w:p>
+    <w:tbl>
+      <w:tblPr>
+        <w:tblStyle w:val="TableGrid"/>
+        <w:tblW w:type="auto" w:w="0"/>
+        <w:jc w:val="center"/>
+        <w:tblLook w:firstColumn="1" w:firstRow="1" w:lastColumn="0" w:lastRow="0" w:noHBand="0" w:noVBand="1" w:val="04A0"/>
+      </w:tblPr>
+      <w:tblGrid>
+        <w:gridCol w:w="3360"/>
+        <w:gridCol w:w="3360"/>
+        <w:gridCol w:w="3360"/>
+      </w:tblGrid>
+      <w:tr>
+        <w:tc>
+          <w:tcPr>
+            <w:tcW w:type="dxa" w:w="3360"/>
+          </w:tcPr>
+          <w:p>
+            <w:r>
+              <w:rPr>
+                <w:b/>
+                <w:sz w:val="18"/>
+              </w:rPr>
+              <w:t>Rol</w:t>
+            </w:r>
+          </w:p>
+        </w:tc>
+        <w:tc>
+          <w:tcPr>
+            <w:tcW w:type="dxa" w:w="3360"/>
+          </w:tcPr>
+          <w:p>
+            <w:r>
+              <w:rPr>
+                <w:b/>
+                <w:sz w:val="18"/>
+              </w:rPr>
+              <w:t>Acción</w:t>
+            </w:r>
+          </w:p>
+        </w:tc>
+        <w:tc>
+          <w:tcPr>
+            <w:tcW w:type="dxa" w:w="3360"/>
+          </w:tcPr>
+          <w:p>
+            <w:r>
+              <w:rPr>
+                <w:b/>
+                <w:sz w:val="18"/>
+              </w:rPr>
+              <w:t>Resultado esperado</w:t>
+            </w:r>
+          </w:p>
+        </w:tc>
+      </w:tr>
+      <w:tr>
+        <w:tc>
+          <w:tcPr>
+            <w:tcW w:type="dxa" w:w="3360"/>
+          </w:tcPr>
+          <w:p>
+            <w:r>
+              <w:rPr>
+                <w:sz w:val="18"/>
+              </w:rPr>
+              <w:t>Usuario</w:t>
+            </w:r>
+          </w:p>
+        </w:tc>
+        <w:tc>
+          <w:tcPr>
+            <w:tcW w:type="dxa" w:w="3360"/>
+          </w:tcPr>
+          <w:p>
+            <w:r>
+              <w:rPr>
+                <w:sz w:val="18"/>
+              </w:rPr>
+              <w:t>Registrar/iniciar sesión.</w:t>
+            </w:r>
+          </w:p>
+        </w:tc>
+        <w:tc>
+          <w:tcPr>
+            <w:tcW w:type="dxa" w:w="3360"/>
+          </w:tcPr>
+          <w:p>
+            <w:r>
+              <w:rPr>
+                <w:sz w:val="18"/>
+              </w:rPr>
+              <w:t>Acceso al dashboard.</w:t>
+            </w:r>
+          </w:p>
+        </w:tc>
+      </w:tr>
+      <w:tr>
+        <w:tc>
+          <w:tcPr>
+            <w:tcW w:type="dxa" w:w="3360"/>
+          </w:tcPr>
+          <w:p>
+            <w:r>
+              <w:rPr>
+                <w:sz w:val="18"/>
+              </w:rPr>
+              <w:t>Usuario</w:t>
+            </w:r>
+          </w:p>
+        </w:tc>
+        <w:tc>
+          <w:tcPr>
+            <w:tcW w:type="dxa" w:w="3360"/>
+          </w:tcPr>
+          <w:p>
+            <w:r>
+              <w:rPr>
+                <w:sz w:val="18"/>
+              </w:rPr>
+              <w:t>Subir archivo compatible.</w:t>
+            </w:r>
+          </w:p>
+        </w:tc>
+        <w:tc>
+          <w:tcPr>
+            <w:tcW w:type="dxa" w:w="3360"/>
+          </w:tcPr>
+          <w:p>
+            <w:r>
+              <w:rPr>
+                <w:sz w:val="18"/>
+              </w:rPr>
+              <w:t>Configuración y catálogo.</w:t>
+            </w:r>
+          </w:p>
+        </w:tc>
+      </w:tr>
+      <w:tr>
+        <w:tc>
+          <w:tcPr>
+            <w:tcW w:type="dxa" w:w="3360"/>
+          </w:tcPr>
+          <w:p>
+            <w:r>
+              <w:rPr>
+                <w:sz w:val="18"/>
+              </w:rPr>
+              <w:t>Usuario</w:t>
+            </w:r>
+          </w:p>
+        </w:tc>
+        <w:tc>
+          <w:tcPr>
+            <w:tcW w:type="dxa" w:w="3360"/>
+          </w:tcPr>
+          <w:p>
+            <w:r>
+              <w:rPr>
+                <w:sz w:val="18"/>
+              </w:rPr>
+              <w:t>Configurar replicación.</w:t>
+            </w:r>
+          </w:p>
+        </w:tc>
+        <w:tc>
+          <w:tcPr>
+            <w:tcW w:type="dxa" w:w="3360"/>
+          </w:tcPr>
+          <w:p>
+            <w:r>
+              <w:rPr>
+                <w:sz w:val="18"/>
+              </w:rPr>
+              <w:t>Preview con total de registros y advertencias.</w:t>
+            </w:r>
+          </w:p>
+        </w:tc>
+      </w:tr>
+      <w:tr>
+        <w:tc>
+          <w:tcPr>
+            <w:tcW w:type="dxa" w:w="3360"/>
+          </w:tcPr>
+          <w:p>
+            <w:r>
+              <w:rPr>
+                <w:sz w:val="18"/>
+              </w:rPr>
+              <w:t>Usuario</w:t>
+            </w:r>
+          </w:p>
+        </w:tc>
+        <w:tc>
+          <w:tcPr>
+            <w:tcW w:type="dxa" w:w="3360"/>
+          </w:tcPr>
+          <w:p>
+            <w:r>
+              <w:rPr>
+                <w:sz w:val="18"/>
+              </w:rPr>
+              <w:t>Ejecutar o programar.</w:t>
+            </w:r>
+          </w:p>
+        </w:tc>
+        <w:tc>
+          <w:tcPr>
+            <w:tcW w:type="dxa" w:w="3360"/>
+          </w:tcPr>
+          <w:p>
+            <w:r>
+              <w:rPr>
+                <w:sz w:val="18"/>
+              </w:rPr>
+              <w:t>Job running, completed o scheduled.</w:t>
+            </w:r>
+          </w:p>
+        </w:tc>
+      </w:tr>
+      <w:tr>
+        <w:tc>
+          <w:tcPr>
+            <w:tcW w:type="dxa" w:w="3360"/>
+          </w:tcPr>
+          <w:p>
+            <w:r>
+              <w:rPr>
+                <w:sz w:val="18"/>
+              </w:rPr>
+              <w:t>Usuario</w:t>
+            </w:r>
+          </w:p>
+        </w:tc>
+        <w:tc>
+          <w:tcPr>
+            <w:tcW w:type="dxa" w:w="3360"/>
+          </w:tcPr>
+          <w:p>
+            <w:r>
+              <w:rPr>
+                <w:sz w:val="18"/>
+              </w:rPr>
+              <w:t>Descargar evidencia.</w:t>
+            </w:r>
+          </w:p>
+        </w:tc>
+        <w:tc>
+          <w:tcPr>
+            <w:tcW w:type="dxa" w:w="3360"/>
+          </w:tcPr>
+          <w:p>
+            <w:r>
+              <w:rPr>
+                <w:sz w:val="18"/>
+              </w:rPr>
+              <w:t>Reporte JSON o base modificada.</w:t>
+            </w:r>
+          </w:p>
+        </w:tc>
+      </w:tr>
+      <w:tr>
+        <w:tc>
+          <w:tcPr>
+            <w:tcW w:type="dxa" w:w="3360"/>
+          </w:tcPr>
+          <w:p>
+            <w:r>
+              <w:rPr>
+                <w:sz w:val="18"/>
+              </w:rPr>
+              <w:t>Administrador</w:t>
+            </w:r>
+          </w:p>
+        </w:tc>
+        <w:tc>
+          <w:tcPr>
+            <w:tcW w:type="dxa" w:w="3360"/>
+          </w:tcPr>
+          <w:p>
+            <w:r>
+              <w:rPr>
+                <w:sz w:val="18"/>
+              </w:rPr>
+              <w:t>Gestionar usuarios.</w:t>
+            </w:r>
+          </w:p>
+        </w:tc>
+        <w:tc>
+          <w:tcPr>
+            <w:tcW w:type="dxa" w:w="3360"/>
+          </w:tcPr>
+          <w:p>
+            <w:r>
+              <w:rPr>
+                <w:sz w:val="18"/>
+              </w:rPr>
+              <w:t>Control de estado y métricas.</w:t>
+            </w:r>
+          </w:p>
+        </w:tc>
+      </w:tr>
+      <w:tr>
+        <w:tc>
+          <w:tcPr>
+            <w:tcW w:type="dxa" w:w="3360"/>
+          </w:tcPr>
+          <w:p>
+            <w:r>
+              <w:rPr>
+                <w:sz w:val="18"/>
+              </w:rPr>
+              <w:t>Evaluador</w:t>
+            </w:r>
+          </w:p>
+        </w:tc>
+        <w:tc>
+          <w:tcPr>
+            <w:tcW w:type="dxa" w:w="3360"/>
+          </w:tcPr>
+          <w:p>
+            <w:r>
+              <w:rPr>
+                <w:sz w:val="18"/>
+              </w:rPr>
+              <w:t>Descargar VSIX/skill.</w:t>
+            </w:r>
+          </w:p>
+        </w:tc>
+        <w:tc>
+          <w:tcPr>
+            <w:tcW w:type="dxa" w:w="3360"/>
+          </w:tcPr>
+          <w:p>
+            <w:r>
+              <w:rPr>
+                <w:sz w:val="18"/>
+              </w:rPr>
+              <w:t>Instalación y validación de integración.</w:t>
+            </w:r>
+          </w:p>
+        </w:tc>
+      </w:tr>
+    </w:tbl>
+    <w:p/>
+    <w:p>
+      <w:pPr>
+        <w:pStyle w:val="Heading1"/>
+      </w:pPr>
+      <w:r>
+        <w:t>15. Plan de continuidad y mejora</w:t>
+      </w:r>
+    </w:p>
+    <w:tbl>
+      <w:tblPr>
+        <w:tblStyle w:val="TableGrid"/>
+        <w:tblW w:type="auto" w:w="0"/>
+        <w:jc w:val="center"/>
+        <w:tblLook w:firstColumn="1" w:firstRow="1" w:lastColumn="0" w:lastRow="0" w:noHBand="0" w:noVBand="1" w:val="04A0"/>
+      </w:tblPr>
+      <w:tblGrid>
+        <w:gridCol w:w="3360"/>
+        <w:gridCol w:w="3360"/>
+        <w:gridCol w:w="3360"/>
+      </w:tblGrid>
+      <w:tr>
+        <w:tc>
+          <w:tcPr>
+            <w:tcW w:type="dxa" w:w="3360"/>
+          </w:tcPr>
+          <w:p>
+            <w:r>
+              <w:rPr>
+                <w:b/>
+                <w:sz w:val="18"/>
+              </w:rPr>
+              <w:t>Horizonte</w:t>
+            </w:r>
+          </w:p>
+        </w:tc>
+        <w:tc>
+          <w:tcPr>
+            <w:tcW w:type="dxa" w:w="3360"/>
+          </w:tcPr>
+          <w:p>
+            <w:r>
+              <w:rPr>
+                <w:b/>
+                <w:sz w:val="18"/>
+              </w:rPr>
+              <w:t>Mejora</w:t>
+            </w:r>
+          </w:p>
+        </w:tc>
+        <w:tc>
+          <w:tcPr>
+            <w:tcW w:type="dxa" w:w="3360"/>
+          </w:tcPr>
+          <w:p>
+            <w:r>
+              <w:rPr>
+                <w:b/>
+                <w:sz w:val="18"/>
+              </w:rPr>
+              <w:t>Beneficio</w:t>
+            </w:r>
+          </w:p>
+        </w:tc>
+      </w:tr>
+      <w:tr>
+        <w:tc>
+          <w:tcPr>
+            <w:tcW w:type="dxa" w:w="3360"/>
+          </w:tcPr>
+          <w:p>
+            <w:r>
+              <w:rPr>
+                <w:sz w:val="18"/>
+              </w:rPr>
+              <w:t>Inmediato</w:t>
+            </w:r>
+          </w:p>
+        </w:tc>
+        <w:tc>
+          <w:tcPr>
+            <w:tcW w:type="dxa" w:w="3360"/>
+          </w:tcPr>
+          <w:p>
+            <w:r>
+              <w:rPr>
+                <w:sz w:val="18"/>
+              </w:rPr>
+              <w:t>Agregar datasets de prueba al repositorio.</w:t>
+            </w:r>
+          </w:p>
+        </w:tc>
+        <w:tc>
+          <w:tcPr>
+            <w:tcW w:type="dxa" w:w="3360"/>
+          </w:tcPr>
+          <w:p>
+            <w:r>
+              <w:rPr>
+                <w:sz w:val="18"/>
+              </w:rPr>
+              <w:t>Facilita evaluación reproducible.</w:t>
+            </w:r>
+          </w:p>
+        </w:tc>
+      </w:tr>
+      <w:tr>
+        <w:tc>
+          <w:tcPr>
+            <w:tcW w:type="dxa" w:w="3360"/>
+          </w:tcPr>
+          <w:p>
+            <w:r>
+              <w:rPr>
+                <w:sz w:val="18"/>
+              </w:rPr>
+              <w:t>Inmediato</w:t>
+            </w:r>
+          </w:p>
+        </w:tc>
+        <w:tc>
+          <w:tcPr>
+            <w:tcW w:type="dxa" w:w="3360"/>
+          </w:tcPr>
+          <w:p>
+            <w:r>
+              <w:rPr>
+                <w:sz w:val="18"/>
+              </w:rPr>
+              <w:t>Automatizar pruebas de importación.</w:t>
+            </w:r>
+          </w:p>
+        </w:tc>
+        <w:tc>
+          <w:tcPr>
+            <w:tcW w:type="dxa" w:w="3360"/>
+          </w:tcPr>
+          <w:p>
+            <w:r>
+              <w:rPr>
+                <w:sz w:val="18"/>
+              </w:rPr>
+              <w:t>Reduce regresiones en validadores.</w:t>
+            </w:r>
+          </w:p>
+        </w:tc>
+      </w:tr>
+      <w:tr>
+        <w:tc>
+          <w:tcPr>
+            <w:tcW w:type="dxa" w:w="3360"/>
+          </w:tcPr>
+          <w:p>
+            <w:r>
+              <w:rPr>
+                <w:sz w:val="18"/>
+              </w:rPr>
+              <w:t>Corto plazo</w:t>
+            </w:r>
+          </w:p>
+        </w:tc>
+        <w:tc>
+          <w:tcPr>
+            <w:tcW w:type="dxa" w:w="3360"/>
+          </w:tcPr>
+          <w:p>
+            <w:r>
+              <w:rPr>
+                <w:sz w:val="18"/>
+              </w:rPr>
+              <w:t>Agregar cola persistente para jobs largos.</w:t>
+            </w:r>
+          </w:p>
+        </w:tc>
+        <w:tc>
+          <w:tcPr>
+            <w:tcW w:type="dxa" w:w="3360"/>
+          </w:tcPr>
+          <w:p>
+            <w:r>
+              <w:rPr>
+                <w:sz w:val="18"/>
+              </w:rPr>
+              <w:t>Mejora resiliencia ante reinicios.</w:t>
+            </w:r>
+          </w:p>
+        </w:tc>
+      </w:tr>
+      <w:tr>
+        <w:tc>
+          <w:tcPr>
+            <w:tcW w:type="dxa" w:w="3360"/>
+          </w:tcPr>
+          <w:p>
+            <w:r>
+              <w:rPr>
+                <w:sz w:val="18"/>
+              </w:rPr>
+              <w:t>Corto plazo</w:t>
+            </w:r>
+          </w:p>
+        </w:tc>
+        <w:tc>
+          <w:tcPr>
+            <w:tcW w:type="dxa" w:w="3360"/>
+          </w:tcPr>
+          <w:p>
+            <w:r>
+              <w:rPr>
+                <w:sz w:val="18"/>
+              </w:rPr>
+              <w:t>Panel de métricas de jobs y almacenamiento.</w:t>
+            </w:r>
+          </w:p>
+        </w:tc>
+        <w:tc>
+          <w:tcPr>
+            <w:tcW w:type="dxa" w:w="3360"/>
+          </w:tcPr>
+          <w:p>
+            <w:r>
+              <w:rPr>
+                <w:sz w:val="18"/>
+              </w:rPr>
+              <w:t>Mejora operación.</w:t>
+            </w:r>
+          </w:p>
+        </w:tc>
+      </w:tr>
+      <w:tr>
+        <w:tc>
+          <w:tcPr>
+            <w:tcW w:type="dxa" w:w="3360"/>
+          </w:tcPr>
+          <w:p>
+            <w:r>
+              <w:rPr>
+                <w:sz w:val="18"/>
+              </w:rPr>
+              <w:t>Mediano plazo</w:t>
+            </w:r>
+          </w:p>
+        </w:tc>
+        <w:tc>
+          <w:tcPr>
+            <w:tcW w:type="dxa" w:w="3360"/>
+          </w:tcPr>
+          <w:p>
+            <w:r>
+              <w:rPr>
+                <w:sz w:val="18"/>
+              </w:rPr>
+              <w:t>Conexiones directas seguras desde UI.</w:t>
+            </w:r>
+          </w:p>
+        </w:tc>
+        <w:tc>
+          <w:tcPr>
+            <w:tcW w:type="dxa" w:w="3360"/>
+          </w:tcPr>
+          <w:p>
+            <w:r>
+              <w:rPr>
+                <w:sz w:val="18"/>
+              </w:rPr>
+              <w:t>Amplía casos reales.</w:t>
+            </w:r>
+          </w:p>
+        </w:tc>
+      </w:tr>
+      <w:tr>
+        <w:tc>
+          <w:tcPr>
+            <w:tcW w:type="dxa" w:w="3360"/>
+          </w:tcPr>
+          <w:p>
+            <w:r>
+              <w:rPr>
+                <w:sz w:val="18"/>
+              </w:rPr>
+              <w:t>Futuro</w:t>
+            </w:r>
+          </w:p>
+        </w:tc>
+        <w:tc>
+          <w:tcPr>
+            <w:tcW w:type="dxa" w:w="3360"/>
+          </w:tcPr>
+          <w:p>
+            <w:r>
+              <w:rPr>
+                <w:sz w:val="18"/>
+              </w:rPr>
+              <w:t>CDC real con WAL/binlog/change streams.</w:t>
+            </w:r>
+          </w:p>
+        </w:tc>
+        <w:tc>
+          <w:tcPr>
+            <w:tcW w:type="dxa" w:w="3360"/>
+          </w:tcPr>
+          <w:p>
+            <w:r>
+              <w:rPr>
+                <w:sz w:val="18"/>
+              </w:rPr>
+              <w:t>Sincronización avanzada.</w:t>
+            </w:r>
+          </w:p>
+        </w:tc>
+      </w:tr>
+    </w:tbl>
+    <w:p/>
+    <w:p>
+      <w:pPr>
+        <w:pStyle w:val="Heading1"/>
+      </w:pPr>
+      <w:r>
+        <w:t>16. Evidencia bibliográfica y técnica</w:t>
+      </w:r>
+    </w:p>
+    <w:p>
+      <w:pPr>
+        <w:pStyle w:val="Heading1"/>
+      </w:pPr>
+      <w:r>
+        <w:t>Referencias y fuentes consultadas</w:t>
+      </w:r>
+    </w:p>
+    <w:p>
+      <w:pPr>
+        <w:pStyle w:val="ListBullet"/>
+      </w:pPr>
+      <w:r>
+        <w:t>React Docs. https://react.dev/learn. Uso en el documento: Componentes e interfaces declarativas..</w:t>
+      </w:r>
+    </w:p>
+    <w:p>
+      <w:pPr>
+        <w:pStyle w:val="ListBullet"/>
+      </w:pPr>
+      <w:r>
+        <w:t>Vite Guide. https://vite.dev/guide/. Uso en el documento: Servidor de desarrollo y build frontend..</w:t>
+      </w:r>
+    </w:p>
+    <w:p>
+      <w:pPr>
+        <w:pStyle w:val="ListBullet"/>
+      </w:pPr>
+      <w:r>
+        <w:t>Fastify Docs. https://fastify.dev/docs/latest/. Uso en el documento: API Node modular basada en plugins..</w:t>
+      </w:r>
+    </w:p>
+    <w:p>
+      <w:pPr>
+        <w:pStyle w:val="ListBullet"/>
+      </w:pPr>
+      <w:r>
+        <w:t>Render Blueprint YAML Reference. https://render.com/docs/blueprint-spec. Uso en el documento: Blueprint render.yaml, buildCommand, startCommand, healthCheckPath y autoDeployTrigger..</w:t>
+      </w:r>
+    </w:p>
+    <w:p>
+      <w:pPr>
+        <w:pStyle w:val="ListBullet"/>
+      </w:pPr>
+      <w:r>
+        <w:t>Supabase Database Docs. https://supabase.com/docs/guides/database/overview. Uso en el documento: PostgreSQL administrado para persistencia..</w:t>
+      </w:r>
+    </w:p>
+    <w:p>
+      <w:pPr>
+        <w:pStyle w:val="ListBullet"/>
+      </w:pPr>
+      <w:r>
+        <w:t>OWASP REST Security Cheat Sheet. https://cheatsheetseries.owasp.org/cheatsheets/REST_Security_Cheat_Sheet.html. Uso en el documento: HTTPS, access control, JWT, input validation, CORS y manejo de errores..</w:t>
+      </w:r>
+    </w:p>
+    <w:p>
+      <w:pPr>
+        <w:pStyle w:val="ListBullet"/>
+      </w:pPr>
+      <w:r>
+        <w:t>OWASP Top 10. https://owasp.org/www-project-top-ten/. Uso en el documento: Riesgos web de referencia para seguridad de aplicaciones..</w:t>
+      </w:r>
+    </w:p>
     <w:sectPr>
       <w:pgSz w:w="12240" w:h="15840"/>
       <w:pgMar w:top="1008" w:right="1080" w:bottom="1008" w:left="1080" w:header="720" w:footer="720" w:gutter="0"/>
